--- a/well_tools_1/webapp/data/templates/sample_6_4p5-7-9-13-18.docx
+++ b/well_tools_1/webapp/data/templates/sample_6_4p5-7-9-13-18.docx
@@ -1165,9 +1165,9 @@
       </w:sdtContent>
     </w:sdt>
     <w:bookmarkStart w:id="3" w:name="_Hlk207958089" w:displacedByCustomXml="next"/>
-    <w:bookmarkStart w:id="4" w:name="_Toc436141478" w:displacedByCustomXml="next"/>
+    <w:bookmarkStart w:id="4" w:name="_Toc23528006" w:displacedByCustomXml="next"/>
     <w:bookmarkStart w:id="5" w:name="_Toc5016962" w:displacedByCustomXml="next"/>
-    <w:bookmarkStart w:id="6" w:name="_Toc23528006" w:displacedByCustomXml="next"/>
+    <w:bookmarkStart w:id="6" w:name="_Toc436141478" w:displacedByCustomXml="next"/>
     <w:sdt>
       <w:sdtPr>
         <w:rPr>
@@ -2851,39 +2851,7 @@
                                 <w:sz w:val="16"/>
                                 <w:lang w:val="en-GB"/>
                               </w:rPr>
-                              <w:t xml:space="preserve">This report was prepared by </w:t>
-                            </w:r>
-                            <w:proofErr w:type="spellStart"/>
-                            <w:r>
-                              <w:rPr>
-                                <w:sz w:val="16"/>
-                                <w:lang w:val="en-GB"/>
-                              </w:rPr>
-                              <w:t>GOWell</w:t>
-                            </w:r>
-                            <w:proofErr w:type="spellEnd"/>
-                            <w:r>
-                              <w:rPr>
-                                <w:sz w:val="16"/>
-                                <w:lang w:val="en-GB"/>
-                              </w:rPr>
-                              <w:t xml:space="preserve"> Energy Solutions Inc. or by its affiliates or subsidiaries (“</w:t>
-                            </w:r>
-                            <w:proofErr w:type="spellStart"/>
-                            <w:r>
-                              <w:rPr>
-                                <w:sz w:val="16"/>
-                                <w:lang w:val="en-GB"/>
-                              </w:rPr>
-                              <w:t>GOWell</w:t>
-                            </w:r>
-                            <w:proofErr w:type="spellEnd"/>
-                            <w:r>
-                              <w:rPr>
-                                <w:sz w:val="16"/>
-                                <w:lang w:val="en-GB"/>
-                              </w:rPr>
-                              <w:t xml:space="preserve">”) at the request of </w:t>
+                              <w:t xml:space="preserve">This report was prepared by GOWell Energy Solutions Inc. or by its affiliates or subsidiaries (“GOWell”) at the request of </w:t>
                             </w:r>
                             <w:r>
                               <w:rPr>
@@ -2912,23 +2880,7 @@
                                 <w:sz w:val="16"/>
                                 <w:lang w:val="en-GB"/>
                               </w:rPr>
-                              <w:t xml:space="preserve">This report is </w:t>
-                            </w:r>
-                            <w:proofErr w:type="spellStart"/>
-                            <w:r>
-                              <w:rPr>
-                                <w:sz w:val="16"/>
-                                <w:lang w:val="en-GB"/>
-                              </w:rPr>
-                              <w:t>GOWell’s</w:t>
-                            </w:r>
-                            <w:proofErr w:type="spellEnd"/>
-                            <w:r>
-                              <w:rPr>
-                                <w:sz w:val="16"/>
-                                <w:lang w:val="en-GB"/>
-                              </w:rPr>
-                              <w:t xml:space="preserve"> interpretation of the information provided by You and the interpretation, analysis, recommendations, advise and conclusions contained in the report are opinions based on inferences from measurements, empirical relationships, assumptions and industry practice (the “Interpretations and/or Recommendations”), which inferences, assumptions and practices are not infallible, and with respect to which professional geologists, engineers, drilling consultants, and analysts may differ and there may be a number of possible interpretations and conclusions.</w:t>
+                              <w:t>This report is GOWell’s interpretation of the information provided by You and the interpretation, analysis, recommendations, advise and conclusions contained in the report are opinions based on inferences from measurements, empirical relationships, assumptions and industry practice (the “Interpretations and/or Recommendations”), which inferences, assumptions and practices are not infallible, and with respect to which professional geologists, engineers, drilling consultants, and analysts may differ and there may be a number of possible interpretations and conclusions.</w:t>
                             </w:r>
                           </w:p>
                           <w:p>
@@ -2943,23 +2895,7 @@
                                 <w:sz w:val="16"/>
                                 <w:lang w:val="en-CA"/>
                               </w:rPr>
-                              <w:t xml:space="preserve">Accordingly, </w:t>
-                            </w:r>
-                            <w:proofErr w:type="spellStart"/>
-                            <w:r>
-                              <w:rPr>
-                                <w:sz w:val="16"/>
-                                <w:lang w:val="en-CA"/>
-                              </w:rPr>
-                              <w:t>GOWell</w:t>
-                            </w:r>
-                            <w:proofErr w:type="spellEnd"/>
-                            <w:r>
-                              <w:rPr>
-                                <w:sz w:val="16"/>
-                                <w:lang w:val="en-CA"/>
-                              </w:rPr>
-                              <w:t xml:space="preserve"> does not warrant the accuracy, correctness, or completeness of any such Interpretations and/or Recommendations, or that Your reliance or any third party’s reliance on such Interpretations and/or Recommendations will accomplish any particular results. YOU ASSUME FULL RESPONSIBILITY FOR THE USE OF SUCH INTERPRETATIONS AND/OR RECOMMENDATIONS AND FOR ALL DECISIONS BASED THEREON (INCLUDING WITHOUT LIMITATION DECISIONS BASED ON ANY OIL AND GAS EVALUATIONS, PRODUCTION FORECASTS AND RESERVE ESTIMATES, FURNISHED BY GOWELL TO YOU HEREUNDER), AND YOU HEREBY AGREES TO RELEASE, DEFEND, INDEMNIFY AND HOLD HARMLESS GOWELL FROM ANY CLAIMS ARISING OUT OF THE USE OF SUCH INTERPRETATIONS AND/OR RECOMMENDATIONS.</w:t>
+                              <w:t>Accordingly, GOWell does not warrant the accuracy, correctness, or completeness of any such Interpretations and/or Recommendations, or that Your reliance or any third party’s reliance on such Interpretations and/or Recommendations will accomplish any particular results. YOU ASSUME FULL RESPONSIBILITY FOR THE USE OF SUCH INTERPRETATIONS AND/OR RECOMMENDATIONS AND FOR ALL DECISIONS BASED THEREON (INCLUDING WITHOUT LIMITATION DECISIONS BASED ON ANY OIL AND GAS EVALUATIONS, PRODUCTION FORECASTS AND RESERVE ESTIMATES, FURNISHED BY GOWELL TO YOU HEREUNDER), AND YOU HEREBY AGREES TO RELEASE, DEFEND, INDEMNIFY AND HOLD HARMLESS GOWELL FROM ANY CLAIMS ARISING OUT OF THE USE OF SUCH INTERPRETATIONS AND/OR RECOMMENDATIONS.</w:t>
                             </w:r>
                           </w:p>
                           <w:p>
@@ -5510,7 +5446,6 @@
           <w:lang w:val="en-GB"/>
         </w:rPr>
       </w:pPr>
-      <w:proofErr w:type="spellStart"/>
       <w:r>
         <w:rPr>
           <w:lang w:val="en-GB"/>
@@ -5523,7 +5458,6 @@
         </w:rPr>
         <w:t>less</w:t>
       </w:r>
-      <w:proofErr w:type="spellEnd"/>
       <w:r>
         <w:rPr>
           <w:lang w:val="en-GB"/>
@@ -5554,43 +5488,33 @@
         </w:rPr>
         <w:t xml:space="preserve">logged with </w:t>
       </w:r>
-      <w:proofErr w:type="spellStart"/>
       <w:r>
         <w:rPr>
           <w:lang w:val="en-GB"/>
         </w:rPr>
-        <w:t>GOWell</w:t>
-      </w:r>
-      <w:proofErr w:type="spellEnd"/>
+        <w:t xml:space="preserve">GOWell </w:t>
+      </w:r>
       <w:r>
         <w:rPr>
           <w:lang w:val="en-GB"/>
         </w:rPr>
+        <w:t>ePDT</w:t>
+      </w:r>
+      <w:r>
+        <w:rPr>
+          <w:lang w:val="en-GB"/>
+        </w:rPr>
         <w:t xml:space="preserve"> </w:t>
       </w:r>
       <w:r>
         <w:rPr>
           <w:lang w:val="en-GB"/>
         </w:rPr>
-        <w:t>ePDT</w:t>
-      </w:r>
-      <w:r>
-        <w:rPr>
-          <w:lang w:val="en-GB"/>
-        </w:rPr>
-        <w:t xml:space="preserve"> </w:t>
-      </w:r>
-      <w:r>
-        <w:rPr>
-          <w:lang w:val="en-GB"/>
-        </w:rPr>
         <w:t xml:space="preserve">tool, processed with </w:t>
       </w:r>
-      <w:proofErr w:type="spellStart"/>
       <w:r>
         <w:t>SmartLog</w:t>
       </w:r>
-      <w:proofErr w:type="spellEnd"/>
       <w:r>
         <w:t>.</w:t>
       </w:r>
@@ -12543,22 +12467,8 @@
                 <w:szCs w:val="20"/>
                 <w:lang w:val="en-AE" w:eastAsia="en-AE"/>
               </w:rPr>
-              <w:t>_</w:t>
-            </w:r>
-            <w:proofErr w:type="spellStart"/>
-            <w:r>
-              <w:rPr>
-                <w:rFonts w:asciiTheme="minorHAnsi" w:eastAsia="Times New Roman" w:hAnsiTheme="minorHAnsi" w:cstheme="minorHAnsi"/>
-                <w:b/>
-                <w:bCs/>
-                <w:color w:val="FFFFFF"/>
-                <w:sz w:val="20"/>
-                <w:szCs w:val="20"/>
-                <w:lang w:val="en-AE" w:eastAsia="en-AE"/>
-              </w:rPr>
-              <w:t>firstPipe</w:t>
-            </w:r>
-            <w:proofErr w:type="spellEnd"/>
+              <w:t>_firstPipe</w:t>
+            </w:r>
             <w:r>
               <w:rPr>
                 <w:rFonts w:asciiTheme="minorHAnsi" w:eastAsia="Times New Roman" w:hAnsiTheme="minorHAnsi" w:cstheme="minorHAnsi"/>
@@ -12715,29 +12625,7 @@
                 <w:szCs w:val="20"/>
                 <w:lang w:val="en-AE" w:eastAsia="en-AE"/>
               </w:rPr>
-              <w:t xml:space="preserve">Nom </w:t>
-            </w:r>
-            <w:proofErr w:type="spellStart"/>
-            <w:r>
-              <w:rPr>
-                <w:rFonts w:asciiTheme="minorHAnsi" w:eastAsia="Times New Roman" w:hAnsiTheme="minorHAnsi" w:cstheme="minorHAnsi"/>
-                <w:color w:val="FFFFFF"/>
-                <w:sz w:val="20"/>
-                <w:szCs w:val="20"/>
-                <w:lang w:val="en-AE" w:eastAsia="en-AE"/>
-              </w:rPr>
-              <w:t>Thk</w:t>
-            </w:r>
-            <w:proofErr w:type="spellEnd"/>
-            <w:r>
-              <w:rPr>
-                <w:rFonts w:asciiTheme="minorHAnsi" w:eastAsia="Times New Roman" w:hAnsiTheme="minorHAnsi" w:cstheme="minorHAnsi"/>
-                <w:color w:val="FFFFFF"/>
-                <w:sz w:val="20"/>
-                <w:szCs w:val="20"/>
-                <w:lang w:val="en-AE" w:eastAsia="en-AE"/>
-              </w:rPr>
-              <w:t xml:space="preserve"> (in)</w:t>
+              <w:t>Nom Thk (in)</w:t>
             </w:r>
           </w:p>
         </w:tc>
@@ -12774,29 +12662,7 @@
                 <w:szCs w:val="20"/>
                 <w:lang w:val="en-AE" w:eastAsia="en-AE"/>
               </w:rPr>
-              <w:t xml:space="preserve">Min </w:t>
-            </w:r>
-            <w:proofErr w:type="spellStart"/>
-            <w:r>
-              <w:rPr>
-                <w:rFonts w:asciiTheme="minorHAnsi" w:eastAsia="Times New Roman" w:hAnsiTheme="minorHAnsi" w:cstheme="minorHAnsi"/>
-                <w:color w:val="FFFFFF"/>
-                <w:sz w:val="20"/>
-                <w:szCs w:val="20"/>
-                <w:lang w:val="en-AE" w:eastAsia="en-AE"/>
-              </w:rPr>
-              <w:t>Thk</w:t>
-            </w:r>
-            <w:proofErr w:type="spellEnd"/>
-            <w:r>
-              <w:rPr>
-                <w:rFonts w:asciiTheme="minorHAnsi" w:eastAsia="Times New Roman" w:hAnsiTheme="minorHAnsi" w:cstheme="minorHAnsi"/>
-                <w:color w:val="FFFFFF"/>
-                <w:sz w:val="20"/>
-                <w:szCs w:val="20"/>
-                <w:lang w:val="en-AE" w:eastAsia="en-AE"/>
-              </w:rPr>
-              <w:t xml:space="preserve"> (in)</w:t>
+              <w:t>Min Thk (in)</w:t>
             </w:r>
           </w:p>
         </w:tc>
@@ -13454,22 +13320,8 @@
                 <w:szCs w:val="20"/>
                 <w:lang w:val="en-AE" w:eastAsia="en-AE"/>
               </w:rPr>
-              <w:t>_</w:t>
-            </w:r>
-            <w:proofErr w:type="spellStart"/>
-            <w:r>
-              <w:rPr>
-                <w:rFonts w:asciiTheme="minorHAnsi" w:eastAsia="Times New Roman" w:hAnsiTheme="minorHAnsi" w:cstheme="minorHAnsi"/>
-                <w:b/>
-                <w:bCs/>
-                <w:color w:val="FFFFFF"/>
-                <w:sz w:val="20"/>
-                <w:szCs w:val="20"/>
-                <w:lang w:val="en-AE" w:eastAsia="en-AE"/>
-              </w:rPr>
-              <w:t>secondPipe</w:t>
-            </w:r>
-            <w:proofErr w:type="spellEnd"/>
+              <w:t>_secondPipe</w:t>
+            </w:r>
             <w:r>
               <w:rPr>
                 <w:rFonts w:asciiTheme="minorHAnsi" w:eastAsia="Times New Roman" w:hAnsiTheme="minorHAnsi" w:cstheme="minorHAnsi"/>
@@ -13626,29 +13478,7 @@
                 <w:szCs w:val="20"/>
                 <w:lang w:val="en-AE" w:eastAsia="en-AE"/>
               </w:rPr>
-              <w:t xml:space="preserve">Nom </w:t>
-            </w:r>
-            <w:proofErr w:type="spellStart"/>
-            <w:r>
-              <w:rPr>
-                <w:rFonts w:asciiTheme="minorHAnsi" w:eastAsia="Times New Roman" w:hAnsiTheme="minorHAnsi" w:cstheme="minorHAnsi"/>
-                <w:color w:val="FFFFFF"/>
-                <w:sz w:val="20"/>
-                <w:szCs w:val="20"/>
-                <w:lang w:val="en-AE" w:eastAsia="en-AE"/>
-              </w:rPr>
-              <w:t>Thk</w:t>
-            </w:r>
-            <w:proofErr w:type="spellEnd"/>
-            <w:r>
-              <w:rPr>
-                <w:rFonts w:asciiTheme="minorHAnsi" w:eastAsia="Times New Roman" w:hAnsiTheme="minorHAnsi" w:cstheme="minorHAnsi"/>
-                <w:color w:val="FFFFFF"/>
-                <w:sz w:val="20"/>
-                <w:szCs w:val="20"/>
-                <w:lang w:val="en-AE" w:eastAsia="en-AE"/>
-              </w:rPr>
-              <w:t xml:space="preserve"> (in)</w:t>
+              <w:t>Nom Thk (in)</w:t>
             </w:r>
           </w:p>
         </w:tc>
@@ -13685,29 +13515,7 @@
                 <w:szCs w:val="20"/>
                 <w:lang w:val="en-AE" w:eastAsia="en-AE"/>
               </w:rPr>
-              <w:t xml:space="preserve">Min </w:t>
-            </w:r>
-            <w:proofErr w:type="spellStart"/>
-            <w:r>
-              <w:rPr>
-                <w:rFonts w:asciiTheme="minorHAnsi" w:eastAsia="Times New Roman" w:hAnsiTheme="minorHAnsi" w:cstheme="minorHAnsi"/>
-                <w:color w:val="FFFFFF"/>
-                <w:sz w:val="20"/>
-                <w:szCs w:val="20"/>
-                <w:lang w:val="en-AE" w:eastAsia="en-AE"/>
-              </w:rPr>
-              <w:t>Thk</w:t>
-            </w:r>
-            <w:proofErr w:type="spellEnd"/>
-            <w:r>
-              <w:rPr>
-                <w:rFonts w:asciiTheme="minorHAnsi" w:eastAsia="Times New Roman" w:hAnsiTheme="minorHAnsi" w:cstheme="minorHAnsi"/>
-                <w:color w:val="FFFFFF"/>
-                <w:sz w:val="20"/>
-                <w:szCs w:val="20"/>
-                <w:lang w:val="en-AE" w:eastAsia="en-AE"/>
-              </w:rPr>
-              <w:t xml:space="preserve"> (in)</w:t>
+              <w:t>Min Thk (in)</w:t>
             </w:r>
           </w:p>
         </w:tc>
@@ -14373,22 +14181,8 @@
                 <w:szCs w:val="20"/>
                 <w:lang w:val="en-AE" w:eastAsia="en-AE"/>
               </w:rPr>
-              <w:t>_</w:t>
-            </w:r>
-            <w:proofErr w:type="spellStart"/>
-            <w:r>
-              <w:rPr>
-                <w:rFonts w:asciiTheme="minorHAnsi" w:eastAsia="Times New Roman" w:hAnsiTheme="minorHAnsi" w:cstheme="minorHAnsi"/>
-                <w:b/>
-                <w:bCs/>
-                <w:color w:val="FFFFFF"/>
-                <w:sz w:val="20"/>
-                <w:szCs w:val="20"/>
-                <w:lang w:val="en-AE" w:eastAsia="en-AE"/>
-              </w:rPr>
-              <w:t>thirdPipe</w:t>
-            </w:r>
-            <w:proofErr w:type="spellEnd"/>
+              <w:t>_thirdPipe</w:t>
+            </w:r>
             <w:r>
               <w:rPr>
                 <w:rFonts w:asciiTheme="minorHAnsi" w:eastAsia="Times New Roman" w:hAnsiTheme="minorHAnsi" w:cstheme="minorHAnsi"/>
@@ -14545,29 +14339,7 @@
                 <w:szCs w:val="20"/>
                 <w:lang w:val="en-AE" w:eastAsia="en-AE"/>
               </w:rPr>
-              <w:t xml:space="preserve">Nom </w:t>
-            </w:r>
-            <w:proofErr w:type="spellStart"/>
-            <w:r>
-              <w:rPr>
-                <w:rFonts w:asciiTheme="minorHAnsi" w:eastAsia="Times New Roman" w:hAnsiTheme="minorHAnsi" w:cstheme="minorHAnsi"/>
-                <w:color w:val="FFFFFF"/>
-                <w:sz w:val="20"/>
-                <w:szCs w:val="20"/>
-                <w:lang w:val="en-AE" w:eastAsia="en-AE"/>
-              </w:rPr>
-              <w:t>Thk</w:t>
-            </w:r>
-            <w:proofErr w:type="spellEnd"/>
-            <w:r>
-              <w:rPr>
-                <w:rFonts w:asciiTheme="minorHAnsi" w:eastAsia="Times New Roman" w:hAnsiTheme="minorHAnsi" w:cstheme="minorHAnsi"/>
-                <w:color w:val="FFFFFF"/>
-                <w:sz w:val="20"/>
-                <w:szCs w:val="20"/>
-                <w:lang w:val="en-AE" w:eastAsia="en-AE"/>
-              </w:rPr>
-              <w:t xml:space="preserve"> (in)</w:t>
+              <w:t>Nom Thk (in)</w:t>
             </w:r>
           </w:p>
         </w:tc>
@@ -14604,29 +14376,7 @@
                 <w:szCs w:val="20"/>
                 <w:lang w:val="en-AE" w:eastAsia="en-AE"/>
               </w:rPr>
-              <w:t xml:space="preserve">Min </w:t>
-            </w:r>
-            <w:proofErr w:type="spellStart"/>
-            <w:r>
-              <w:rPr>
-                <w:rFonts w:asciiTheme="minorHAnsi" w:eastAsia="Times New Roman" w:hAnsiTheme="minorHAnsi" w:cstheme="minorHAnsi"/>
-                <w:color w:val="FFFFFF"/>
-                <w:sz w:val="20"/>
-                <w:szCs w:val="20"/>
-                <w:lang w:val="en-AE" w:eastAsia="en-AE"/>
-              </w:rPr>
-              <w:t>Thk</w:t>
-            </w:r>
-            <w:proofErr w:type="spellEnd"/>
-            <w:r>
-              <w:rPr>
-                <w:rFonts w:asciiTheme="minorHAnsi" w:eastAsia="Times New Roman" w:hAnsiTheme="minorHAnsi" w:cstheme="minorHAnsi"/>
-                <w:color w:val="FFFFFF"/>
-                <w:sz w:val="20"/>
-                <w:szCs w:val="20"/>
-                <w:lang w:val="en-AE" w:eastAsia="en-AE"/>
-              </w:rPr>
-              <w:t xml:space="preserve"> (in)</w:t>
+              <w:t>Min Thk (in)</w:t>
             </w:r>
           </w:p>
         </w:tc>
@@ -15308,22 +15058,8 @@
                 <w:szCs w:val="20"/>
                 <w:lang w:val="en-AE" w:eastAsia="en-AE"/>
               </w:rPr>
-              <w:t>_</w:t>
-            </w:r>
-            <w:proofErr w:type="spellStart"/>
-            <w:r>
-              <w:rPr>
-                <w:rFonts w:asciiTheme="minorHAnsi" w:eastAsia="Times New Roman" w:hAnsiTheme="minorHAnsi" w:cstheme="minorHAnsi"/>
-                <w:b/>
-                <w:bCs/>
-                <w:color w:val="FFFFFF"/>
-                <w:sz w:val="20"/>
-                <w:szCs w:val="20"/>
-                <w:lang w:val="en-AE" w:eastAsia="en-AE"/>
-              </w:rPr>
-              <w:t>fourthPipe</w:t>
-            </w:r>
-            <w:proofErr w:type="spellEnd"/>
+              <w:t>_fourthPipe</w:t>
+            </w:r>
             <w:r>
               <w:rPr>
                 <w:rFonts w:asciiTheme="minorHAnsi" w:eastAsia="Times New Roman" w:hAnsiTheme="minorHAnsi" w:cstheme="minorHAnsi"/>
@@ -15480,29 +15216,7 @@
                 <w:szCs w:val="20"/>
                 <w:lang w:val="en-AE" w:eastAsia="en-AE"/>
               </w:rPr>
-              <w:t xml:space="preserve">Nom </w:t>
-            </w:r>
-            <w:proofErr w:type="spellStart"/>
-            <w:r>
-              <w:rPr>
-                <w:rFonts w:asciiTheme="minorHAnsi" w:eastAsia="Times New Roman" w:hAnsiTheme="minorHAnsi" w:cstheme="minorHAnsi"/>
-                <w:color w:val="FFFFFF"/>
-                <w:sz w:val="20"/>
-                <w:szCs w:val="20"/>
-                <w:lang w:val="en-AE" w:eastAsia="en-AE"/>
-              </w:rPr>
-              <w:t>Thk</w:t>
-            </w:r>
-            <w:proofErr w:type="spellEnd"/>
-            <w:r>
-              <w:rPr>
-                <w:rFonts w:asciiTheme="minorHAnsi" w:eastAsia="Times New Roman" w:hAnsiTheme="minorHAnsi" w:cstheme="minorHAnsi"/>
-                <w:color w:val="FFFFFF"/>
-                <w:sz w:val="20"/>
-                <w:szCs w:val="20"/>
-                <w:lang w:val="en-AE" w:eastAsia="en-AE"/>
-              </w:rPr>
-              <w:t xml:space="preserve"> (in)</w:t>
+              <w:t>Nom Thk (in)</w:t>
             </w:r>
           </w:p>
         </w:tc>
@@ -15539,29 +15253,7 @@
                 <w:szCs w:val="20"/>
                 <w:lang w:val="en-AE" w:eastAsia="en-AE"/>
               </w:rPr>
-              <w:t xml:space="preserve">Min </w:t>
-            </w:r>
-            <w:proofErr w:type="spellStart"/>
-            <w:r>
-              <w:rPr>
-                <w:rFonts w:asciiTheme="minorHAnsi" w:eastAsia="Times New Roman" w:hAnsiTheme="minorHAnsi" w:cstheme="minorHAnsi"/>
-                <w:color w:val="FFFFFF"/>
-                <w:sz w:val="20"/>
-                <w:szCs w:val="20"/>
-                <w:lang w:val="en-AE" w:eastAsia="en-AE"/>
-              </w:rPr>
-              <w:t>Thk</w:t>
-            </w:r>
-            <w:proofErr w:type="spellEnd"/>
-            <w:r>
-              <w:rPr>
-                <w:rFonts w:asciiTheme="minorHAnsi" w:eastAsia="Times New Roman" w:hAnsiTheme="minorHAnsi" w:cstheme="minorHAnsi"/>
-                <w:color w:val="FFFFFF"/>
-                <w:sz w:val="20"/>
-                <w:szCs w:val="20"/>
-                <w:lang w:val="en-AE" w:eastAsia="en-AE"/>
-              </w:rPr>
-              <w:t xml:space="preserve"> (in)</w:t>
+              <w:t>Min Thk (in)</w:t>
             </w:r>
           </w:p>
         </w:tc>
@@ -16219,22 +15911,8 @@
                 <w:szCs w:val="20"/>
                 <w:lang w:val="en-AE" w:eastAsia="en-AE"/>
               </w:rPr>
-              <w:t>_</w:t>
-            </w:r>
-            <w:proofErr w:type="spellStart"/>
-            <w:r>
-              <w:rPr>
-                <w:rFonts w:asciiTheme="minorHAnsi" w:eastAsia="Times New Roman" w:hAnsiTheme="minorHAnsi" w:cstheme="minorHAnsi"/>
-                <w:b/>
-                <w:bCs/>
-                <w:color w:val="FFFFFF"/>
-                <w:sz w:val="20"/>
-                <w:szCs w:val="20"/>
-                <w:lang w:val="en-AE" w:eastAsia="en-AE"/>
-              </w:rPr>
-              <w:t>fifthPipe</w:t>
-            </w:r>
-            <w:proofErr w:type="spellEnd"/>
+              <w:t>_fifthPipe</w:t>
+            </w:r>
             <w:r>
               <w:rPr>
                 <w:rFonts w:asciiTheme="minorHAnsi" w:eastAsia="Times New Roman" w:hAnsiTheme="minorHAnsi" w:cstheme="minorHAnsi"/>
@@ -16391,29 +16069,7 @@
                 <w:szCs w:val="20"/>
                 <w:lang w:val="en-AE" w:eastAsia="en-AE"/>
               </w:rPr>
-              <w:t xml:space="preserve">Nom </w:t>
-            </w:r>
-            <w:proofErr w:type="spellStart"/>
-            <w:r>
-              <w:rPr>
-                <w:rFonts w:asciiTheme="minorHAnsi" w:eastAsia="Times New Roman" w:hAnsiTheme="minorHAnsi" w:cstheme="minorHAnsi"/>
-                <w:color w:val="FFFFFF"/>
-                <w:sz w:val="20"/>
-                <w:szCs w:val="20"/>
-                <w:lang w:val="en-AE" w:eastAsia="en-AE"/>
-              </w:rPr>
-              <w:t>Thk</w:t>
-            </w:r>
-            <w:proofErr w:type="spellEnd"/>
-            <w:r>
-              <w:rPr>
-                <w:rFonts w:asciiTheme="minorHAnsi" w:eastAsia="Times New Roman" w:hAnsiTheme="minorHAnsi" w:cstheme="minorHAnsi"/>
-                <w:color w:val="FFFFFF"/>
-                <w:sz w:val="20"/>
-                <w:szCs w:val="20"/>
-                <w:lang w:val="en-AE" w:eastAsia="en-AE"/>
-              </w:rPr>
-              <w:t xml:space="preserve"> (in)</w:t>
+              <w:t>Nom Thk (in)</w:t>
             </w:r>
           </w:p>
         </w:tc>
@@ -16450,29 +16106,7 @@
                 <w:szCs w:val="20"/>
                 <w:lang w:val="en-AE" w:eastAsia="en-AE"/>
               </w:rPr>
-              <w:t xml:space="preserve">Min </w:t>
-            </w:r>
-            <w:proofErr w:type="spellStart"/>
-            <w:r>
-              <w:rPr>
-                <w:rFonts w:asciiTheme="minorHAnsi" w:eastAsia="Times New Roman" w:hAnsiTheme="minorHAnsi" w:cstheme="minorHAnsi"/>
-                <w:color w:val="FFFFFF"/>
-                <w:sz w:val="20"/>
-                <w:szCs w:val="20"/>
-                <w:lang w:val="en-AE" w:eastAsia="en-AE"/>
-              </w:rPr>
-              <w:t>Thk</w:t>
-            </w:r>
-            <w:proofErr w:type="spellEnd"/>
-            <w:r>
-              <w:rPr>
-                <w:rFonts w:asciiTheme="minorHAnsi" w:eastAsia="Times New Roman" w:hAnsiTheme="minorHAnsi" w:cstheme="minorHAnsi"/>
-                <w:color w:val="FFFFFF"/>
-                <w:sz w:val="20"/>
-                <w:szCs w:val="20"/>
-                <w:lang w:val="en-AE" w:eastAsia="en-AE"/>
-              </w:rPr>
-              <w:t xml:space="preserve"> (in)</w:t>
+              <w:t>Min Thk (in)</w:t>
             </w:r>
           </w:p>
         </w:tc>
@@ -17082,22 +16716,8 @@
                 <w:szCs w:val="20"/>
                 <w:lang w:val="en-AE" w:eastAsia="en-AE"/>
               </w:rPr>
-              <w:t>_</w:t>
-            </w:r>
-            <w:proofErr w:type="spellStart"/>
-            <w:r>
-              <w:rPr>
-                <w:rFonts w:asciiTheme="minorHAnsi" w:eastAsia="Times New Roman" w:hAnsiTheme="minorHAnsi" w:cstheme="minorHAnsi"/>
-                <w:b/>
-                <w:bCs/>
-                <w:color w:val="FFFFFF"/>
-                <w:sz w:val="20"/>
-                <w:szCs w:val="20"/>
-                <w:lang w:val="en-AE" w:eastAsia="en-AE"/>
-              </w:rPr>
-              <w:t>sixthPipe</w:t>
-            </w:r>
-            <w:proofErr w:type="spellEnd"/>
+              <w:t>_sixthPipe</w:t>
+            </w:r>
             <w:r>
               <w:rPr>
                 <w:rFonts w:asciiTheme="minorHAnsi" w:eastAsia="Times New Roman" w:hAnsiTheme="minorHAnsi" w:cstheme="minorHAnsi"/>
@@ -17254,29 +16874,7 @@
                 <w:szCs w:val="20"/>
                 <w:lang w:val="en-AE" w:eastAsia="en-AE"/>
               </w:rPr>
-              <w:t xml:space="preserve">Nom </w:t>
-            </w:r>
-            <w:proofErr w:type="spellStart"/>
-            <w:r>
-              <w:rPr>
-                <w:rFonts w:asciiTheme="minorHAnsi" w:eastAsia="Times New Roman" w:hAnsiTheme="minorHAnsi" w:cstheme="minorHAnsi"/>
-                <w:color w:val="FFFFFF"/>
-                <w:sz w:val="20"/>
-                <w:szCs w:val="20"/>
-                <w:lang w:val="en-AE" w:eastAsia="en-AE"/>
-              </w:rPr>
-              <w:t>Thk</w:t>
-            </w:r>
-            <w:proofErr w:type="spellEnd"/>
-            <w:r>
-              <w:rPr>
-                <w:rFonts w:asciiTheme="minorHAnsi" w:eastAsia="Times New Roman" w:hAnsiTheme="minorHAnsi" w:cstheme="minorHAnsi"/>
-                <w:color w:val="FFFFFF"/>
-                <w:sz w:val="20"/>
-                <w:szCs w:val="20"/>
-                <w:lang w:val="en-AE" w:eastAsia="en-AE"/>
-              </w:rPr>
-              <w:t xml:space="preserve"> (in)</w:t>
+              <w:t>Nom Thk (in)</w:t>
             </w:r>
           </w:p>
         </w:tc>
@@ -17313,29 +16911,7 @@
                 <w:szCs w:val="20"/>
                 <w:lang w:val="en-AE" w:eastAsia="en-AE"/>
               </w:rPr>
-              <w:t xml:space="preserve">Min </w:t>
-            </w:r>
-            <w:proofErr w:type="spellStart"/>
-            <w:r>
-              <w:rPr>
-                <w:rFonts w:asciiTheme="minorHAnsi" w:eastAsia="Times New Roman" w:hAnsiTheme="minorHAnsi" w:cstheme="minorHAnsi"/>
-                <w:color w:val="FFFFFF"/>
-                <w:sz w:val="20"/>
-                <w:szCs w:val="20"/>
-                <w:lang w:val="en-AE" w:eastAsia="en-AE"/>
-              </w:rPr>
-              <w:t>Thk</w:t>
-            </w:r>
-            <w:proofErr w:type="spellEnd"/>
-            <w:r>
-              <w:rPr>
-                <w:rFonts w:asciiTheme="minorHAnsi" w:eastAsia="Times New Roman" w:hAnsiTheme="minorHAnsi" w:cstheme="minorHAnsi"/>
-                <w:color w:val="FFFFFF"/>
-                <w:sz w:val="20"/>
-                <w:szCs w:val="20"/>
-                <w:lang w:val="en-AE" w:eastAsia="en-AE"/>
-              </w:rPr>
-              <w:t xml:space="preserve"> (in)</w:t>
+              <w:t>Min Thk (in)</w:t>
             </w:r>
           </w:p>
         </w:tc>
@@ -18879,15 +18455,7 @@
               <w:jc w:val="center"/>
             </w:pPr>
             <w:r>
-              <w:t>{{</w:t>
-            </w:r>
-            <w:proofErr w:type="spellStart"/>
-            <w:r>
-              <w:t>tempgr</w:t>
-            </w:r>
-            <w:proofErr w:type="spellEnd"/>
-            <w:r>
-              <w:t>}}</w:t>
+              <w:t>{{tempgr}}</w:t>
             </w:r>
           </w:p>
         </w:tc>
@@ -18976,15 +18544,7 @@
               <w:jc w:val="center"/>
             </w:pPr>
             <w:r>
-              <w:t>{{</w:t>
-            </w:r>
-            <w:proofErr w:type="spellStart"/>
-            <w:r>
-              <w:t>wh</w:t>
-            </w:r>
-            <w:proofErr w:type="spellEnd"/>
-            <w:r>
-              <w:t>}}</w:t>
+              <w:t>{{wh}}</w:t>
             </w:r>
           </w:p>
         </w:tc>
@@ -19333,29 +18893,7 @@
           <w:sz w:val="20"/>
           <w:szCs w:val="20"/>
         </w:rPr>
-        <w:t>{{</w:t>
-      </w:r>
-      <w:proofErr w:type="spellStart"/>
-      <w:r>
-        <w:rPr>
-          <w:rFonts w:asciiTheme="minorHAnsi" w:hAnsiTheme="minorHAnsi" w:cstheme="minorHAnsi"/>
-          <w:i/>
-          <w:iCs/>
-          <w:sz w:val="20"/>
-          <w:szCs w:val="20"/>
-        </w:rPr>
-        <w:t>damage_block_start</w:t>
-      </w:r>
-      <w:proofErr w:type="spellEnd"/>
-      <w:r>
-        <w:rPr>
-          <w:rFonts w:asciiTheme="minorHAnsi" w:hAnsiTheme="minorHAnsi" w:cstheme="minorHAnsi"/>
-          <w:i/>
-          <w:iCs/>
-          <w:sz w:val="20"/>
-          <w:szCs w:val="20"/>
-        </w:rPr>
-        <w:t>}}</w:t>
+        <w:t>{{damage_block_start}}</w:t>
       </w:r>
     </w:p>
     <w:tbl>
@@ -20169,7 +19707,7 @@
               <w:t>{{</w:t>
             </w:r>
             <w:r>
-              <w:t xml:space="preserve">DMG@N </w:t>
+              <w:t>DMG@N</w:t>
             </w:r>
             <w:r>
               <w:t>_3}}</w:t>
@@ -20466,29 +20004,7 @@
           <w:sz w:val="20"/>
           <w:szCs w:val="20"/>
         </w:rPr>
-        <w:t>{{</w:t>
-      </w:r>
-      <w:proofErr w:type="spellStart"/>
-      <w:r>
-        <w:rPr>
-          <w:rFonts w:asciiTheme="minorHAnsi" w:hAnsiTheme="minorHAnsi" w:cstheme="minorHAnsi"/>
-          <w:i/>
-          <w:iCs/>
-          <w:sz w:val="20"/>
-          <w:szCs w:val="20"/>
-        </w:rPr>
-        <w:t>damage_block_end</w:t>
-      </w:r>
-      <w:proofErr w:type="spellEnd"/>
-      <w:r>
-        <w:rPr>
-          <w:rFonts w:asciiTheme="minorHAnsi" w:hAnsiTheme="minorHAnsi" w:cstheme="minorHAnsi"/>
-          <w:i/>
-          <w:iCs/>
-          <w:sz w:val="20"/>
-          <w:szCs w:val="20"/>
-        </w:rPr>
-        <w:t>}}</w:t>
+        <w:t>{{damage_block_end}}</w:t>
       </w:r>
     </w:p>
     <w:p>
@@ -20661,9 +20177,8 @@
                 <w:szCs w:val="20"/>
                 <w:lang w:val="en-AE" w:eastAsia="en-AE"/>
               </w:rPr>
-              <w:t>{{</w:t>
-            </w:r>
-            <w:proofErr w:type="spellStart"/>
+              <w:t>{{joints_</w:t>
+            </w:r>
             <w:r>
               <w:rPr>
                 <w:rFonts w:asciiTheme="minorHAnsi" w:eastAsia="Times New Roman" w:hAnsiTheme="minorHAnsi" w:cstheme="minorHAnsi"/>
@@ -20672,19 +20187,8 @@
                 <w:szCs w:val="20"/>
                 <w:lang w:val="en-AE" w:eastAsia="en-AE"/>
               </w:rPr>
-              <w:t>joints_</w:t>
-            </w:r>
-            <w:r>
-              <w:rPr>
-                <w:rFonts w:asciiTheme="minorHAnsi" w:eastAsia="Times New Roman" w:hAnsiTheme="minorHAnsi" w:cstheme="minorHAnsi"/>
-                <w:color w:val="FFFFFF"/>
-                <w:sz w:val="20"/>
-                <w:szCs w:val="20"/>
-                <w:lang w:val="en-AE" w:eastAsia="en-AE"/>
-              </w:rPr>
               <w:t>firstPipe</w:t>
             </w:r>
-            <w:proofErr w:type="spellEnd"/>
             <w:r>
               <w:rPr>
                 <w:rFonts w:asciiTheme="minorHAnsi" w:eastAsia="Times New Roman" w:hAnsiTheme="minorHAnsi" w:cstheme="minorHAnsi"/>
@@ -20841,29 +20345,7 @@
                 <w:szCs w:val="20"/>
                 <w:lang w:val="en-AE" w:eastAsia="en-AE"/>
               </w:rPr>
-              <w:t xml:space="preserve">Nom </w:t>
-            </w:r>
-            <w:proofErr w:type="spellStart"/>
-            <w:r>
-              <w:rPr>
-                <w:rFonts w:asciiTheme="minorHAnsi" w:eastAsia="Times New Roman" w:hAnsiTheme="minorHAnsi" w:cstheme="minorHAnsi"/>
-                <w:color w:val="FFFFFF"/>
-                <w:sz w:val="20"/>
-                <w:szCs w:val="20"/>
-                <w:lang w:val="en-AE" w:eastAsia="en-AE"/>
-              </w:rPr>
-              <w:t>Thk</w:t>
-            </w:r>
-            <w:proofErr w:type="spellEnd"/>
-            <w:r>
-              <w:rPr>
-                <w:rFonts w:asciiTheme="minorHAnsi" w:eastAsia="Times New Roman" w:hAnsiTheme="minorHAnsi" w:cstheme="minorHAnsi"/>
-                <w:color w:val="FFFFFF"/>
-                <w:sz w:val="20"/>
-                <w:szCs w:val="20"/>
-                <w:lang w:val="en-AE" w:eastAsia="en-AE"/>
-              </w:rPr>
-              <w:t xml:space="preserve"> (in)</w:t>
+              <w:t>Nom Thk (in)</w:t>
             </w:r>
           </w:p>
         </w:tc>
@@ -20900,29 +20382,7 @@
                 <w:szCs w:val="20"/>
                 <w:lang w:val="en-AE" w:eastAsia="en-AE"/>
               </w:rPr>
-              <w:t xml:space="preserve">Min </w:t>
-            </w:r>
-            <w:proofErr w:type="spellStart"/>
-            <w:r>
-              <w:rPr>
-                <w:rFonts w:asciiTheme="minorHAnsi" w:eastAsia="Times New Roman" w:hAnsiTheme="minorHAnsi" w:cstheme="minorHAnsi"/>
-                <w:color w:val="FFFFFF"/>
-                <w:sz w:val="20"/>
-                <w:szCs w:val="20"/>
-                <w:lang w:val="en-AE" w:eastAsia="en-AE"/>
-              </w:rPr>
-              <w:t>Thk</w:t>
-            </w:r>
-            <w:proofErr w:type="spellEnd"/>
-            <w:r>
-              <w:rPr>
-                <w:rFonts w:asciiTheme="minorHAnsi" w:eastAsia="Times New Roman" w:hAnsiTheme="minorHAnsi" w:cstheme="minorHAnsi"/>
-                <w:color w:val="FFFFFF"/>
-                <w:sz w:val="20"/>
-                <w:szCs w:val="20"/>
-                <w:lang w:val="en-AE" w:eastAsia="en-AE"/>
-              </w:rPr>
-              <w:t xml:space="preserve"> (in)</w:t>
+              <w:t>Min Thk (in)</w:t>
             </w:r>
           </w:p>
         </w:tc>
@@ -21562,29 +21022,7 @@
                 <w:szCs w:val="20"/>
                 <w:lang w:val="en-AE" w:eastAsia="en-AE"/>
               </w:rPr>
-              <w:t>{{</w:t>
-            </w:r>
-            <w:proofErr w:type="spellStart"/>
-            <w:r>
-              <w:rPr>
-                <w:rFonts w:asciiTheme="minorHAnsi" w:eastAsia="Times New Roman" w:hAnsiTheme="minorHAnsi" w:cstheme="minorHAnsi"/>
-                <w:color w:val="FFFFFF"/>
-                <w:sz w:val="20"/>
-                <w:szCs w:val="20"/>
-                <w:lang w:val="en-AE" w:eastAsia="en-AE"/>
-              </w:rPr>
-              <w:t>joints_secondPipe</w:t>
-            </w:r>
-            <w:proofErr w:type="spellEnd"/>
-            <w:r>
-              <w:rPr>
-                <w:rFonts w:asciiTheme="minorHAnsi" w:eastAsia="Times New Roman" w:hAnsiTheme="minorHAnsi" w:cstheme="minorHAnsi"/>
-                <w:color w:val="FFFFFF"/>
-                <w:sz w:val="20"/>
-                <w:szCs w:val="20"/>
-                <w:lang w:val="en-AE" w:eastAsia="en-AE"/>
-              </w:rPr>
-              <w:t>}}</w:t>
+              <w:t>{{joints_secondPipe}}</w:t>
             </w:r>
           </w:p>
         </w:tc>
@@ -21732,29 +21170,7 @@
                 <w:szCs w:val="20"/>
                 <w:lang w:val="en-AE" w:eastAsia="en-AE"/>
               </w:rPr>
-              <w:t xml:space="preserve">Nom </w:t>
-            </w:r>
-            <w:proofErr w:type="spellStart"/>
-            <w:r>
-              <w:rPr>
-                <w:rFonts w:asciiTheme="minorHAnsi" w:eastAsia="Times New Roman" w:hAnsiTheme="minorHAnsi" w:cstheme="minorHAnsi"/>
-                <w:color w:val="FFFFFF"/>
-                <w:sz w:val="20"/>
-                <w:szCs w:val="20"/>
-                <w:lang w:val="en-AE" w:eastAsia="en-AE"/>
-              </w:rPr>
-              <w:t>Thk</w:t>
-            </w:r>
-            <w:proofErr w:type="spellEnd"/>
-            <w:r>
-              <w:rPr>
-                <w:rFonts w:asciiTheme="minorHAnsi" w:eastAsia="Times New Roman" w:hAnsiTheme="minorHAnsi" w:cstheme="minorHAnsi"/>
-                <w:color w:val="FFFFFF"/>
-                <w:sz w:val="20"/>
-                <w:szCs w:val="20"/>
-                <w:lang w:val="en-AE" w:eastAsia="en-AE"/>
-              </w:rPr>
-              <w:t xml:space="preserve"> (in)</w:t>
+              <w:t>Nom Thk (in)</w:t>
             </w:r>
           </w:p>
         </w:tc>
@@ -21791,29 +21207,7 @@
                 <w:szCs w:val="20"/>
                 <w:lang w:val="en-AE" w:eastAsia="en-AE"/>
               </w:rPr>
-              <w:t xml:space="preserve">Min </w:t>
-            </w:r>
-            <w:proofErr w:type="spellStart"/>
-            <w:r>
-              <w:rPr>
-                <w:rFonts w:asciiTheme="minorHAnsi" w:eastAsia="Times New Roman" w:hAnsiTheme="minorHAnsi" w:cstheme="minorHAnsi"/>
-                <w:color w:val="FFFFFF"/>
-                <w:sz w:val="20"/>
-                <w:szCs w:val="20"/>
-                <w:lang w:val="en-AE" w:eastAsia="en-AE"/>
-              </w:rPr>
-              <w:t>Thk</w:t>
-            </w:r>
-            <w:proofErr w:type="spellEnd"/>
-            <w:r>
-              <w:rPr>
-                <w:rFonts w:asciiTheme="minorHAnsi" w:eastAsia="Times New Roman" w:hAnsiTheme="minorHAnsi" w:cstheme="minorHAnsi"/>
-                <w:color w:val="FFFFFF"/>
-                <w:sz w:val="20"/>
-                <w:szCs w:val="20"/>
-                <w:lang w:val="en-AE" w:eastAsia="en-AE"/>
-              </w:rPr>
-              <w:t xml:space="preserve"> (in)</w:t>
+              <w:t>Min Thk (in)</w:t>
             </w:r>
           </w:p>
         </w:tc>
@@ -22473,29 +21867,7 @@
                 <w:szCs w:val="20"/>
                 <w:lang w:val="en-AE" w:eastAsia="en-AE"/>
               </w:rPr>
-              <w:t>{{</w:t>
-            </w:r>
-            <w:proofErr w:type="spellStart"/>
-            <w:r>
-              <w:rPr>
-                <w:rFonts w:asciiTheme="minorHAnsi" w:eastAsia="Times New Roman" w:hAnsiTheme="minorHAnsi" w:cstheme="minorHAnsi"/>
-                <w:color w:val="FFFFFF"/>
-                <w:sz w:val="20"/>
-                <w:szCs w:val="20"/>
-                <w:lang w:val="en-AE" w:eastAsia="en-AE"/>
-              </w:rPr>
-              <w:t>joints_thirdPipe</w:t>
-            </w:r>
-            <w:proofErr w:type="spellEnd"/>
-            <w:r>
-              <w:rPr>
-                <w:rFonts w:asciiTheme="minorHAnsi" w:eastAsia="Times New Roman" w:hAnsiTheme="minorHAnsi" w:cstheme="minorHAnsi"/>
-                <w:color w:val="FFFFFF"/>
-                <w:sz w:val="20"/>
-                <w:szCs w:val="20"/>
-                <w:lang w:val="en-AE" w:eastAsia="en-AE"/>
-              </w:rPr>
-              <w:t>}}</w:t>
+              <w:t>{{joints_thirdPipe}}</w:t>
             </w:r>
           </w:p>
         </w:tc>
@@ -22643,29 +22015,7 @@
                 <w:szCs w:val="20"/>
                 <w:lang w:val="en-AE" w:eastAsia="en-AE"/>
               </w:rPr>
-              <w:t xml:space="preserve">Nom </w:t>
-            </w:r>
-            <w:proofErr w:type="spellStart"/>
-            <w:r>
-              <w:rPr>
-                <w:rFonts w:asciiTheme="minorHAnsi" w:eastAsia="Times New Roman" w:hAnsiTheme="minorHAnsi" w:cstheme="minorHAnsi"/>
-                <w:color w:val="FFFFFF"/>
-                <w:sz w:val="20"/>
-                <w:szCs w:val="20"/>
-                <w:lang w:val="en-AE" w:eastAsia="en-AE"/>
-              </w:rPr>
-              <w:t>Thk</w:t>
-            </w:r>
-            <w:proofErr w:type="spellEnd"/>
-            <w:r>
-              <w:rPr>
-                <w:rFonts w:asciiTheme="minorHAnsi" w:eastAsia="Times New Roman" w:hAnsiTheme="minorHAnsi" w:cstheme="minorHAnsi"/>
-                <w:color w:val="FFFFFF"/>
-                <w:sz w:val="20"/>
-                <w:szCs w:val="20"/>
-                <w:lang w:val="en-AE" w:eastAsia="en-AE"/>
-              </w:rPr>
-              <w:t xml:space="preserve"> (in)</w:t>
+              <w:t>Nom Thk (in)</w:t>
             </w:r>
           </w:p>
         </w:tc>
@@ -22702,29 +22052,7 @@
                 <w:szCs w:val="20"/>
                 <w:lang w:val="en-AE" w:eastAsia="en-AE"/>
               </w:rPr>
-              <w:t xml:space="preserve">Min </w:t>
-            </w:r>
-            <w:proofErr w:type="spellStart"/>
-            <w:r>
-              <w:rPr>
-                <w:rFonts w:asciiTheme="minorHAnsi" w:eastAsia="Times New Roman" w:hAnsiTheme="minorHAnsi" w:cstheme="minorHAnsi"/>
-                <w:color w:val="FFFFFF"/>
-                <w:sz w:val="20"/>
-                <w:szCs w:val="20"/>
-                <w:lang w:val="en-AE" w:eastAsia="en-AE"/>
-              </w:rPr>
-              <w:t>Thk</w:t>
-            </w:r>
-            <w:proofErr w:type="spellEnd"/>
-            <w:r>
-              <w:rPr>
-                <w:rFonts w:asciiTheme="minorHAnsi" w:eastAsia="Times New Roman" w:hAnsiTheme="minorHAnsi" w:cstheme="minorHAnsi"/>
-                <w:color w:val="FFFFFF"/>
-                <w:sz w:val="20"/>
-                <w:szCs w:val="20"/>
-                <w:lang w:val="en-AE" w:eastAsia="en-AE"/>
-              </w:rPr>
-              <w:t xml:space="preserve"> (in)</w:t>
+              <w:t>Min Thk (in)</w:t>
             </w:r>
           </w:p>
         </w:tc>
@@ -23404,29 +22732,7 @@
                 <w:szCs w:val="20"/>
                 <w:lang w:val="en-AE" w:eastAsia="en-AE"/>
               </w:rPr>
-              <w:t>{{</w:t>
-            </w:r>
-            <w:proofErr w:type="spellStart"/>
-            <w:r>
-              <w:rPr>
-                <w:rFonts w:asciiTheme="minorHAnsi" w:eastAsia="Times New Roman" w:hAnsiTheme="minorHAnsi" w:cstheme="minorHAnsi"/>
-                <w:color w:val="FFFFFF"/>
-                <w:sz w:val="20"/>
-                <w:szCs w:val="20"/>
-                <w:lang w:val="en-AE" w:eastAsia="en-AE"/>
-              </w:rPr>
-              <w:t>joints_fourthPipe</w:t>
-            </w:r>
-            <w:proofErr w:type="spellEnd"/>
-            <w:r>
-              <w:rPr>
-                <w:rFonts w:asciiTheme="minorHAnsi" w:eastAsia="Times New Roman" w:hAnsiTheme="minorHAnsi" w:cstheme="minorHAnsi"/>
-                <w:color w:val="FFFFFF"/>
-                <w:sz w:val="20"/>
-                <w:szCs w:val="20"/>
-                <w:lang w:val="en-AE" w:eastAsia="en-AE"/>
-              </w:rPr>
-              <w:t>}}</w:t>
+              <w:t>{{joints_fourthPipe}}</w:t>
             </w:r>
           </w:p>
         </w:tc>
@@ -23574,29 +22880,7 @@
                 <w:szCs w:val="20"/>
                 <w:lang w:val="en-AE" w:eastAsia="en-AE"/>
               </w:rPr>
-              <w:t xml:space="preserve">Nom </w:t>
-            </w:r>
-            <w:proofErr w:type="spellStart"/>
-            <w:r>
-              <w:rPr>
-                <w:rFonts w:asciiTheme="minorHAnsi" w:eastAsia="Times New Roman" w:hAnsiTheme="minorHAnsi" w:cstheme="minorHAnsi"/>
-                <w:color w:val="FFFFFF"/>
-                <w:sz w:val="20"/>
-                <w:szCs w:val="20"/>
-                <w:lang w:val="en-AE" w:eastAsia="en-AE"/>
-              </w:rPr>
-              <w:t>Thk</w:t>
-            </w:r>
-            <w:proofErr w:type="spellEnd"/>
-            <w:r>
-              <w:rPr>
-                <w:rFonts w:asciiTheme="minorHAnsi" w:eastAsia="Times New Roman" w:hAnsiTheme="minorHAnsi" w:cstheme="minorHAnsi"/>
-                <w:color w:val="FFFFFF"/>
-                <w:sz w:val="20"/>
-                <w:szCs w:val="20"/>
-                <w:lang w:val="en-AE" w:eastAsia="en-AE"/>
-              </w:rPr>
-              <w:t xml:space="preserve"> (in)</w:t>
+              <w:t>Nom Thk (in)</w:t>
             </w:r>
           </w:p>
         </w:tc>
@@ -23633,29 +22917,7 @@
                 <w:szCs w:val="20"/>
                 <w:lang w:val="en-AE" w:eastAsia="en-AE"/>
               </w:rPr>
-              <w:t xml:space="preserve">Min </w:t>
-            </w:r>
-            <w:proofErr w:type="spellStart"/>
-            <w:r>
-              <w:rPr>
-                <w:rFonts w:asciiTheme="minorHAnsi" w:eastAsia="Times New Roman" w:hAnsiTheme="minorHAnsi" w:cstheme="minorHAnsi"/>
-                <w:color w:val="FFFFFF"/>
-                <w:sz w:val="20"/>
-                <w:szCs w:val="20"/>
-                <w:lang w:val="en-AE" w:eastAsia="en-AE"/>
-              </w:rPr>
-              <w:t>Thk</w:t>
-            </w:r>
-            <w:proofErr w:type="spellEnd"/>
-            <w:r>
-              <w:rPr>
-                <w:rFonts w:asciiTheme="minorHAnsi" w:eastAsia="Times New Roman" w:hAnsiTheme="minorHAnsi" w:cstheme="minorHAnsi"/>
-                <w:color w:val="FFFFFF"/>
-                <w:sz w:val="20"/>
-                <w:szCs w:val="20"/>
-                <w:lang w:val="en-AE" w:eastAsia="en-AE"/>
-              </w:rPr>
-              <w:t xml:space="preserve"> (in)</w:t>
+              <w:t>Min Thk (in)</w:t>
             </w:r>
           </w:p>
         </w:tc>
@@ -24346,29 +23608,7 @@
                 <w:szCs w:val="20"/>
                 <w:lang w:val="en-AE" w:eastAsia="en-AE"/>
               </w:rPr>
-              <w:t>{{</w:t>
-            </w:r>
-            <w:proofErr w:type="spellStart"/>
-            <w:r>
-              <w:rPr>
-                <w:rFonts w:asciiTheme="minorHAnsi" w:eastAsia="Times New Roman" w:hAnsiTheme="minorHAnsi" w:cstheme="minorHAnsi"/>
-                <w:color w:val="FFFFFF"/>
-                <w:sz w:val="20"/>
-                <w:szCs w:val="20"/>
-                <w:lang w:val="en-AE" w:eastAsia="en-AE"/>
-              </w:rPr>
-              <w:t>joints_fifthPipe</w:t>
-            </w:r>
-            <w:proofErr w:type="spellEnd"/>
-            <w:r>
-              <w:rPr>
-                <w:rFonts w:asciiTheme="minorHAnsi" w:eastAsia="Times New Roman" w:hAnsiTheme="minorHAnsi" w:cstheme="minorHAnsi"/>
-                <w:color w:val="FFFFFF"/>
-                <w:sz w:val="20"/>
-                <w:szCs w:val="20"/>
-                <w:lang w:val="en-AE" w:eastAsia="en-AE"/>
-              </w:rPr>
-              <w:t>}}</w:t>
+              <w:t>{{joints_fifthPipe}}</w:t>
             </w:r>
           </w:p>
         </w:tc>
@@ -24516,29 +23756,7 @@
                 <w:szCs w:val="20"/>
                 <w:lang w:val="en-AE" w:eastAsia="en-AE"/>
               </w:rPr>
-              <w:t xml:space="preserve">Nom </w:t>
-            </w:r>
-            <w:proofErr w:type="spellStart"/>
-            <w:r>
-              <w:rPr>
-                <w:rFonts w:asciiTheme="minorHAnsi" w:eastAsia="Times New Roman" w:hAnsiTheme="minorHAnsi" w:cstheme="minorHAnsi"/>
-                <w:color w:val="FFFFFF"/>
-                <w:sz w:val="20"/>
-                <w:szCs w:val="20"/>
-                <w:lang w:val="en-AE" w:eastAsia="en-AE"/>
-              </w:rPr>
-              <w:t>Thk</w:t>
-            </w:r>
-            <w:proofErr w:type="spellEnd"/>
-            <w:r>
-              <w:rPr>
-                <w:rFonts w:asciiTheme="minorHAnsi" w:eastAsia="Times New Roman" w:hAnsiTheme="minorHAnsi" w:cstheme="minorHAnsi"/>
-                <w:color w:val="FFFFFF"/>
-                <w:sz w:val="20"/>
-                <w:szCs w:val="20"/>
-                <w:lang w:val="en-AE" w:eastAsia="en-AE"/>
-              </w:rPr>
-              <w:t xml:space="preserve"> (in)</w:t>
+              <w:t>Nom Thk (in)</w:t>
             </w:r>
           </w:p>
         </w:tc>
@@ -24575,29 +23793,7 @@
                 <w:szCs w:val="20"/>
                 <w:lang w:val="en-AE" w:eastAsia="en-AE"/>
               </w:rPr>
-              <w:t xml:space="preserve">Min </w:t>
-            </w:r>
-            <w:proofErr w:type="spellStart"/>
-            <w:r>
-              <w:rPr>
-                <w:rFonts w:asciiTheme="minorHAnsi" w:eastAsia="Times New Roman" w:hAnsiTheme="minorHAnsi" w:cstheme="minorHAnsi"/>
-                <w:color w:val="FFFFFF"/>
-                <w:sz w:val="20"/>
-                <w:szCs w:val="20"/>
-                <w:lang w:val="en-AE" w:eastAsia="en-AE"/>
-              </w:rPr>
-              <w:t>Thk</w:t>
-            </w:r>
-            <w:proofErr w:type="spellEnd"/>
-            <w:r>
-              <w:rPr>
-                <w:rFonts w:asciiTheme="minorHAnsi" w:eastAsia="Times New Roman" w:hAnsiTheme="minorHAnsi" w:cstheme="minorHAnsi"/>
-                <w:color w:val="FFFFFF"/>
-                <w:sz w:val="20"/>
-                <w:szCs w:val="20"/>
-                <w:lang w:val="en-AE" w:eastAsia="en-AE"/>
-              </w:rPr>
-              <w:t xml:space="preserve"> (in)</w:t>
+              <w:t>Min Thk (in)</w:t>
             </w:r>
           </w:p>
         </w:tc>
@@ -25175,29 +24371,7 @@
                 <w:szCs w:val="20"/>
                 <w:lang w:val="en-AE" w:eastAsia="en-AE"/>
               </w:rPr>
-              <w:t>{{</w:t>
-            </w:r>
-            <w:proofErr w:type="spellStart"/>
-            <w:r>
-              <w:rPr>
-                <w:rFonts w:asciiTheme="minorHAnsi" w:eastAsia="Times New Roman" w:hAnsiTheme="minorHAnsi" w:cstheme="minorHAnsi"/>
-                <w:color w:val="FFFFFF"/>
-                <w:sz w:val="20"/>
-                <w:szCs w:val="20"/>
-                <w:lang w:val="en-AE" w:eastAsia="en-AE"/>
-              </w:rPr>
-              <w:t>joints_sixthPipe</w:t>
-            </w:r>
-            <w:proofErr w:type="spellEnd"/>
-            <w:r>
-              <w:rPr>
-                <w:rFonts w:asciiTheme="minorHAnsi" w:eastAsia="Times New Roman" w:hAnsiTheme="minorHAnsi" w:cstheme="minorHAnsi"/>
-                <w:color w:val="FFFFFF"/>
-                <w:sz w:val="20"/>
-                <w:szCs w:val="20"/>
-                <w:lang w:val="en-AE" w:eastAsia="en-AE"/>
-              </w:rPr>
-              <w:t>}}</w:t>
+              <w:t>{{joints_sixthPipe}}</w:t>
             </w:r>
           </w:p>
         </w:tc>
@@ -25345,29 +24519,7 @@
                 <w:szCs w:val="20"/>
                 <w:lang w:val="en-AE" w:eastAsia="en-AE"/>
               </w:rPr>
-              <w:t xml:space="preserve">Nom </w:t>
-            </w:r>
-            <w:proofErr w:type="spellStart"/>
-            <w:r>
-              <w:rPr>
-                <w:rFonts w:asciiTheme="minorHAnsi" w:eastAsia="Times New Roman" w:hAnsiTheme="minorHAnsi" w:cstheme="minorHAnsi"/>
-                <w:color w:val="FFFFFF"/>
-                <w:sz w:val="20"/>
-                <w:szCs w:val="20"/>
-                <w:lang w:val="en-AE" w:eastAsia="en-AE"/>
-              </w:rPr>
-              <w:t>Thk</w:t>
-            </w:r>
-            <w:proofErr w:type="spellEnd"/>
-            <w:r>
-              <w:rPr>
-                <w:rFonts w:asciiTheme="minorHAnsi" w:eastAsia="Times New Roman" w:hAnsiTheme="minorHAnsi" w:cstheme="minorHAnsi"/>
-                <w:color w:val="FFFFFF"/>
-                <w:sz w:val="20"/>
-                <w:szCs w:val="20"/>
-                <w:lang w:val="en-AE" w:eastAsia="en-AE"/>
-              </w:rPr>
-              <w:t xml:space="preserve"> (in)</w:t>
+              <w:t>Nom Thk (in)</w:t>
             </w:r>
           </w:p>
         </w:tc>
@@ -25404,29 +24556,7 @@
                 <w:szCs w:val="20"/>
                 <w:lang w:val="en-AE" w:eastAsia="en-AE"/>
               </w:rPr>
-              <w:t xml:space="preserve">Min </w:t>
-            </w:r>
-            <w:proofErr w:type="spellStart"/>
-            <w:r>
-              <w:rPr>
-                <w:rFonts w:asciiTheme="minorHAnsi" w:eastAsia="Times New Roman" w:hAnsiTheme="minorHAnsi" w:cstheme="minorHAnsi"/>
-                <w:color w:val="FFFFFF"/>
-                <w:sz w:val="20"/>
-                <w:szCs w:val="20"/>
-                <w:lang w:val="en-AE" w:eastAsia="en-AE"/>
-              </w:rPr>
-              <w:t>Thk</w:t>
-            </w:r>
-            <w:proofErr w:type="spellEnd"/>
-            <w:r>
-              <w:rPr>
-                <w:rFonts w:asciiTheme="minorHAnsi" w:eastAsia="Times New Roman" w:hAnsiTheme="minorHAnsi" w:cstheme="minorHAnsi"/>
-                <w:color w:val="FFFFFF"/>
-                <w:sz w:val="20"/>
-                <w:szCs w:val="20"/>
-                <w:lang w:val="en-AE" w:eastAsia="en-AE"/>
-              </w:rPr>
-              <w:t xml:space="preserve"> (in)</w:t>
+              <w:t>Min Thk (in)</w:t>
             </w:r>
           </w:p>
         </w:tc>
@@ -27688,7 +26818,7 @@
         </w:rPr>
         <w:lastRenderedPageBreak/>
         <w:drawing>
-          <wp:anchor distT="0" distB="0" distL="114300" distR="114300" simplePos="0" relativeHeight="251649536" behindDoc="0" locked="0" layoutInCell="1" allowOverlap="1" wp14:anchorId="084BCEFC" wp14:editId="2B9AAC40">
+          <wp:anchor distT="0" distB="0" distL="114300" distR="114300" simplePos="0" relativeHeight="251649536" behindDoc="0" locked="0" layoutInCell="1" allowOverlap="1" wp14:anchorId="084BCEFC" wp14:editId="613688C2">
             <wp:simplePos x="0" y="0"/>
             <wp:positionH relativeFrom="column">
               <wp:posOffset>255270</wp:posOffset>
@@ -27979,15 +27109,7 @@
               <w:jc w:val="center"/>
             </w:pPr>
             <w:r>
-              <w:t>{{</w:t>
-            </w:r>
-            <w:proofErr w:type="spellStart"/>
-            <w:r>
-              <w:t>ts</w:t>
-            </w:r>
-            <w:proofErr w:type="spellEnd"/>
-            <w:r>
-              <w:t>}}</w:t>
+              <w:t>{{ts}}</w:t>
             </w:r>
           </w:p>
         </w:tc>
@@ -36063,12 +35185,9 @@
 </file>
 
 <file path=customXml/item2.xml><?xml version="1.0" encoding="utf-8"?>
-<?mso-contentType ?>
-<FormTemplates xmlns="http://schemas.microsoft.com/sharepoint/v3/contenttype/forms">
-  <Display>DocumentLibraryForm</Display>
-  <Edit>DocumentLibraryForm</Edit>
-  <New>DocumentLibraryForm</New>
-</FormTemplates>
+<p:properties xmlns:p="http://schemas.microsoft.com/office/2006/metadata/properties" xmlns:xsi="http://www.w3.org/2001/XMLSchema-instance" xmlns:pc="http://schemas.microsoft.com/office/infopath/2007/PartnerControls">
+  <documentManagement/>
+</p:properties>
 </file>
 
 <file path=customXml/item3.xml><?xml version="1.0" encoding="utf-8"?>
@@ -36076,9 +35195,12 @@
 </file>
 
 <file path=customXml/item4.xml><?xml version="1.0" encoding="utf-8"?>
-<p:properties xmlns:p="http://schemas.microsoft.com/office/2006/metadata/properties" xmlns:xsi="http://www.w3.org/2001/XMLSchema-instance" xmlns:pc="http://schemas.microsoft.com/office/infopath/2007/PartnerControls">
-  <documentManagement/>
-</p:properties>
+<?mso-contentType ?>
+<FormTemplates xmlns="http://schemas.microsoft.com/sharepoint/v3/contenttype/forms">
+  <Display>DocumentLibraryForm</Display>
+  <Edit>DocumentLibraryForm</Edit>
+  <New>DocumentLibraryForm</New>
+</FormTemplates>
 </file>
 
 <file path=customXml/itemProps1.xml><?xml version="1.0" encoding="utf-8"?>
@@ -36100,9 +35222,10 @@
 </file>
 
 <file path=customXml/itemProps2.xml><?xml version="1.0" encoding="utf-8"?>
-<ds:datastoreItem xmlns:ds="http://schemas.openxmlformats.org/officeDocument/2006/customXml" ds:itemID="{79696F61-4EFA-4208-9DA2-098D4828C9DB}">
+<ds:datastoreItem xmlns:ds="http://schemas.openxmlformats.org/officeDocument/2006/customXml" ds:itemID="{74A46DB4-35AB-4E89-AE84-AAE4879E018C}">
   <ds:schemaRefs>
-    <ds:schemaRef ds:uri="http://schemas.microsoft.com/sharepoint/v3/contenttype/forms"/>
+    <ds:schemaRef ds:uri="http://schemas.microsoft.com/office/2006/metadata/properties"/>
+    <ds:schemaRef ds:uri="http://schemas.microsoft.com/office/infopath/2007/PartnerControls"/>
   </ds:schemaRefs>
 </ds:datastoreItem>
 </file>
@@ -36116,10 +35239,9 @@
 </file>
 
 <file path=customXml/itemProps4.xml><?xml version="1.0" encoding="utf-8"?>
-<ds:datastoreItem xmlns:ds="http://schemas.openxmlformats.org/officeDocument/2006/customXml" ds:itemID="{74A46DB4-35AB-4E89-AE84-AAE4879E018C}">
+<ds:datastoreItem xmlns:ds="http://schemas.openxmlformats.org/officeDocument/2006/customXml" ds:itemID="{79696F61-4EFA-4208-9DA2-098D4828C9DB}">
   <ds:schemaRefs>
-    <ds:schemaRef ds:uri="http://schemas.microsoft.com/office/2006/metadata/properties"/>
-    <ds:schemaRef ds:uri="http://schemas.microsoft.com/office/infopath/2007/PartnerControls"/>
+    <ds:schemaRef ds:uri="http://schemas.microsoft.com/sharepoint/v3/contenttype/forms"/>
   </ds:schemaRefs>
 </ds:datastoreItem>
 </file>
--- a/well_tools_1/webapp/data/templates/sample_6_4p5-7-9-13-18.docx
+++ b/well_tools_1/webapp/data/templates/sample_6_4p5-7-9-13-18.docx
@@ -1165,9 +1165,9 @@
       </w:sdtContent>
     </w:sdt>
     <w:bookmarkStart w:id="3" w:name="_Hlk207958089" w:displacedByCustomXml="next"/>
-    <w:bookmarkStart w:id="4" w:name="_Toc23528006" w:displacedByCustomXml="next"/>
+    <w:bookmarkStart w:id="4" w:name="_Toc436141478" w:displacedByCustomXml="next"/>
     <w:bookmarkStart w:id="5" w:name="_Toc5016962" w:displacedByCustomXml="next"/>
-    <w:bookmarkStart w:id="6" w:name="_Toc436141478" w:displacedByCustomXml="next"/>
+    <w:bookmarkStart w:id="6" w:name="_Toc23528006" w:displacedByCustomXml="next"/>
     <w:sdt>
       <w:sdtPr>
         <w:rPr>
@@ -2851,14 +2851,46 @@
                                 <w:sz w:val="16"/>
                                 <w:lang w:val="en-GB"/>
                               </w:rPr>
-                              <w:t xml:space="preserve">This report was prepared by GOWell Energy Solutions Inc. or by its affiliates or subsidiaries (“GOWell”) at the request of </w:t>
+                              <w:t xml:space="preserve">This report was prepared by </w:t>
                             </w:r>
+                            <w:proofErr w:type="spellStart"/>
                             <w:r>
                               <w:rPr>
                                 <w:sz w:val="16"/>
                                 <w:lang w:val="en-GB"/>
                               </w:rPr>
-                              <w:t>Weatherford</w:t>
+                              <w:t>GOWell</w:t>
+                            </w:r>
+                            <w:proofErr w:type="spellEnd"/>
+                            <w:r>
+                              <w:rPr>
+                                <w:sz w:val="16"/>
+                                <w:lang w:val="en-GB"/>
+                              </w:rPr>
+                              <w:t xml:space="preserve"> Energy Solutions Inc. or by its affiliates or subsidiaries (“</w:t>
+                            </w:r>
+                            <w:proofErr w:type="spellStart"/>
+                            <w:r>
+                              <w:rPr>
+                                <w:sz w:val="16"/>
+                                <w:lang w:val="en-GB"/>
+                              </w:rPr>
+                              <w:t>GOWell</w:t>
+                            </w:r>
+                            <w:proofErr w:type="spellEnd"/>
+                            <w:r>
+                              <w:rPr>
+                                <w:sz w:val="16"/>
+                                <w:lang w:val="en-GB"/>
+                              </w:rPr>
+                              <w:t xml:space="preserve">”) at the request of </w:t>
+                            </w:r>
+                            <w:r>
+                              <w:rPr>
+                                <w:sz w:val="16"/>
+                                <w:lang w:val="en-AE"/>
+                              </w:rPr>
+                              <w:t>{{COMPNAME}}</w:t>
                             </w:r>
                             <w:r>
                               <w:rPr>
@@ -2880,7 +2912,23 @@
                                 <w:sz w:val="16"/>
                                 <w:lang w:val="en-GB"/>
                               </w:rPr>
-                              <w:t>This report is GOWell’s interpretation of the information provided by You and the interpretation, analysis, recommendations, advise and conclusions contained in the report are opinions based on inferences from measurements, empirical relationships, assumptions and industry practice (the “Interpretations and/or Recommendations”), which inferences, assumptions and practices are not infallible, and with respect to which professional geologists, engineers, drilling consultants, and analysts may differ and there may be a number of possible interpretations and conclusions.</w:t>
+                              <w:t xml:space="preserve">This report is </w:t>
+                            </w:r>
+                            <w:proofErr w:type="spellStart"/>
+                            <w:r>
+                              <w:rPr>
+                                <w:sz w:val="16"/>
+                                <w:lang w:val="en-GB"/>
+                              </w:rPr>
+                              <w:t>GOWell’s</w:t>
+                            </w:r>
+                            <w:proofErr w:type="spellEnd"/>
+                            <w:r>
+                              <w:rPr>
+                                <w:sz w:val="16"/>
+                                <w:lang w:val="en-GB"/>
+                              </w:rPr>
+                              <w:t xml:space="preserve"> interpretation of the information provided by You and the interpretation, analysis, recommendations, advise and conclusions contained in the report are opinions based on inferences from measurements, empirical relationships, assumptions and industry practice (the “Interpretations and/or Recommendations”), which inferences, assumptions and practices are not infallible, and with respect to which professional geologists, engineers, drilling consultants, and analysts may differ and there may be a number of possible interpretations and conclusions.</w:t>
                             </w:r>
                           </w:p>
                           <w:p>
@@ -2895,7 +2943,23 @@
                                 <w:sz w:val="16"/>
                                 <w:lang w:val="en-CA"/>
                               </w:rPr>
-                              <w:t>Accordingly, GOWell does not warrant the accuracy, correctness, or completeness of any such Interpretations and/or Recommendations, or that Your reliance or any third party’s reliance on such Interpretations and/or Recommendations will accomplish any particular results. YOU ASSUME FULL RESPONSIBILITY FOR THE USE OF SUCH INTERPRETATIONS AND/OR RECOMMENDATIONS AND FOR ALL DECISIONS BASED THEREON (INCLUDING WITHOUT LIMITATION DECISIONS BASED ON ANY OIL AND GAS EVALUATIONS, PRODUCTION FORECASTS AND RESERVE ESTIMATES, FURNISHED BY GOWELL TO YOU HEREUNDER), AND YOU HEREBY AGREES TO RELEASE, DEFEND, INDEMNIFY AND HOLD HARMLESS GOWELL FROM ANY CLAIMS ARISING OUT OF THE USE OF SUCH INTERPRETATIONS AND/OR RECOMMENDATIONS.</w:t>
+                              <w:t xml:space="preserve">Accordingly, </w:t>
+                            </w:r>
+                            <w:proofErr w:type="spellStart"/>
+                            <w:r>
+                              <w:rPr>
+                                <w:sz w:val="16"/>
+                                <w:lang w:val="en-CA"/>
+                              </w:rPr>
+                              <w:t>GOWell</w:t>
+                            </w:r>
+                            <w:proofErr w:type="spellEnd"/>
+                            <w:r>
+                              <w:rPr>
+                                <w:sz w:val="16"/>
+                                <w:lang w:val="en-CA"/>
+                              </w:rPr>
+                              <w:t xml:space="preserve"> does not warrant the accuracy, correctness, or completeness of any such Interpretations and/or Recommendations, or that Your reliance or any third party’s reliance on such Interpretations and/or Recommendations will accomplish any particular results. YOU ASSUME FULL RESPONSIBILITY FOR THE USE OF SUCH INTERPRETATIONS AND/OR RECOMMENDATIONS AND FOR ALL DECISIONS BASED THEREON (INCLUDING WITHOUT LIMITATION DECISIONS BASED ON ANY OIL AND GAS EVALUATIONS, PRODUCTION FORECASTS AND RESERVE ESTIMATES, FURNISHED BY GOWELL TO YOU HEREUNDER), AND YOU HEREBY AGREES TO RELEASE, DEFEND, INDEMNIFY AND HOLD HARMLESS GOWELL FROM ANY CLAIMS ARISING OUT OF THE USE OF SUCH INTERPRETATIONS AND/OR RECOMMENDATIONS.</w:t>
                             </w:r>
                           </w:p>
                           <w:p>
@@ -2965,14 +3029,46 @@
                           <w:sz w:val="16"/>
                           <w:lang w:val="en-GB"/>
                         </w:rPr>
-                        <w:t xml:space="preserve">This report was prepared by GOWell Energy Solutions Inc. or by its affiliates or subsidiaries (“GOWell”) at the request of </w:t>
+                        <w:t xml:space="preserve">This report was prepared by </w:t>
                       </w:r>
+                      <w:proofErr w:type="spellStart"/>
                       <w:r>
                         <w:rPr>
                           <w:sz w:val="16"/>
                           <w:lang w:val="en-GB"/>
                         </w:rPr>
-                        <w:t>Weatherford</w:t>
+                        <w:t>GOWell</w:t>
+                      </w:r>
+                      <w:proofErr w:type="spellEnd"/>
+                      <w:r>
+                        <w:rPr>
+                          <w:sz w:val="16"/>
+                          <w:lang w:val="en-GB"/>
+                        </w:rPr>
+                        <w:t xml:space="preserve"> Energy Solutions Inc. or by its affiliates or subsidiaries (“</w:t>
+                      </w:r>
+                      <w:proofErr w:type="spellStart"/>
+                      <w:r>
+                        <w:rPr>
+                          <w:sz w:val="16"/>
+                          <w:lang w:val="en-GB"/>
+                        </w:rPr>
+                        <w:t>GOWell</w:t>
+                      </w:r>
+                      <w:proofErr w:type="spellEnd"/>
+                      <w:r>
+                        <w:rPr>
+                          <w:sz w:val="16"/>
+                          <w:lang w:val="en-GB"/>
+                        </w:rPr>
+                        <w:t xml:space="preserve">”) at the request of </w:t>
+                      </w:r>
+                      <w:r>
+                        <w:rPr>
+                          <w:sz w:val="16"/>
+                          <w:lang w:val="en-AE"/>
+                        </w:rPr>
+                        <w:t>{{COMPNAME}}</w:t>
                       </w:r>
                       <w:r>
                         <w:rPr>
@@ -2994,7 +3090,23 @@
                           <w:sz w:val="16"/>
                           <w:lang w:val="en-GB"/>
                         </w:rPr>
-                        <w:t>This report is GOWell’s interpretation of the information provided by You and the interpretation, analysis, recommendations, advise and conclusions contained in the report are opinions based on inferences from measurements, empirical relationships, assumptions and industry practice (the “Interpretations and/or Recommendations”), which inferences, assumptions and practices are not infallible, and with respect to which professional geologists, engineers, drilling consultants, and analysts may differ and there may be a number of possible interpretations and conclusions.</w:t>
+                        <w:t xml:space="preserve">This report is </w:t>
+                      </w:r>
+                      <w:proofErr w:type="spellStart"/>
+                      <w:r>
+                        <w:rPr>
+                          <w:sz w:val="16"/>
+                          <w:lang w:val="en-GB"/>
+                        </w:rPr>
+                        <w:t>GOWell’s</w:t>
+                      </w:r>
+                      <w:proofErr w:type="spellEnd"/>
+                      <w:r>
+                        <w:rPr>
+                          <w:sz w:val="16"/>
+                          <w:lang w:val="en-GB"/>
+                        </w:rPr>
+                        <w:t xml:space="preserve"> interpretation of the information provided by You and the interpretation, analysis, recommendations, advise and conclusions contained in the report are opinions based on inferences from measurements, empirical relationships, assumptions and industry practice (the “Interpretations and/or Recommendations”), which inferences, assumptions and practices are not infallible, and with respect to which professional geologists, engineers, drilling consultants, and analysts may differ and there may be a number of possible interpretations and conclusions.</w:t>
                       </w:r>
                     </w:p>
                     <w:p>
@@ -3009,7 +3121,23 @@
                           <w:sz w:val="16"/>
                           <w:lang w:val="en-CA"/>
                         </w:rPr>
-                        <w:t>Accordingly, GOWell does not warrant the accuracy, correctness, or completeness of any such Interpretations and/or Recommendations, or that Your reliance or any third party’s reliance on such Interpretations and/or Recommendations will accomplish any particular results. YOU ASSUME FULL RESPONSIBILITY FOR THE USE OF SUCH INTERPRETATIONS AND/OR RECOMMENDATIONS AND FOR ALL DECISIONS BASED THEREON (INCLUDING WITHOUT LIMITATION DECISIONS BASED ON ANY OIL AND GAS EVALUATIONS, PRODUCTION FORECASTS AND RESERVE ESTIMATES, FURNISHED BY GOWELL TO YOU HEREUNDER), AND YOU HEREBY AGREES TO RELEASE, DEFEND, INDEMNIFY AND HOLD HARMLESS GOWELL FROM ANY CLAIMS ARISING OUT OF THE USE OF SUCH INTERPRETATIONS AND/OR RECOMMENDATIONS.</w:t>
+                        <w:t xml:space="preserve">Accordingly, </w:t>
+                      </w:r>
+                      <w:proofErr w:type="spellStart"/>
+                      <w:r>
+                        <w:rPr>
+                          <w:sz w:val="16"/>
+                          <w:lang w:val="en-CA"/>
+                        </w:rPr>
+                        <w:t>GOWell</w:t>
+                      </w:r>
+                      <w:proofErr w:type="spellEnd"/>
+                      <w:r>
+                        <w:rPr>
+                          <w:sz w:val="16"/>
+                          <w:lang w:val="en-CA"/>
+                        </w:rPr>
+                        <w:t xml:space="preserve"> does not warrant the accuracy, correctness, or completeness of any such Interpretations and/or Recommendations, or that Your reliance or any third party’s reliance on such Interpretations and/or Recommendations will accomplish any particular results. YOU ASSUME FULL RESPONSIBILITY FOR THE USE OF SUCH INTERPRETATIONS AND/OR RECOMMENDATIONS AND FOR ALL DECISIONS BASED THEREON (INCLUDING WITHOUT LIMITATION DECISIONS BASED ON ANY OIL AND GAS EVALUATIONS, PRODUCTION FORECASTS AND RESERVE ESTIMATES, FURNISHED BY GOWELL TO YOU HEREUNDER), AND YOU HEREBY AGREES TO RELEASE, DEFEND, INDEMNIFY AND HOLD HARMLESS GOWELL FROM ANY CLAIMS ARISING OUT OF THE USE OF SUCH INTERPRETATIONS AND/OR RECOMMENDATIONS.</w:t>
                       </w:r>
                     </w:p>
                     <w:p>
@@ -3371,6 +3499,7 @@
         </w:rPr>
         <w:t xml:space="preserve"> </w:t>
       </w:r>
+      <w:proofErr w:type="gramStart"/>
       <w:r>
         <w:rPr>
           <w:b/>
@@ -3394,7 +3523,16 @@
           <w:bCs/>
           <w:lang w:val="en-GB"/>
         </w:rPr>
-        <w:t xml:space="preserve">                  </w:t>
+        <w:t xml:space="preserve">  </w:t>
+      </w:r>
+      <w:proofErr w:type="gramEnd"/>
+      <w:r>
+        <w:rPr>
+          <w:b/>
+          <w:bCs/>
+          <w:lang w:val="en-GB"/>
+        </w:rPr>
+        <w:t xml:space="preserve">                </w:t>
       </w:r>
       <w:r>
         <w:rPr>
@@ -3946,7 +4084,7 @@
                 <w:sz w:val="20"/>
                 <w:szCs w:val="20"/>
               </w:rPr>
-              <w:t>Pipe OD</w:t>
+              <w:t>{{SUMMARY}} Pipe OD</w:t>
             </w:r>
           </w:p>
         </w:tc>
@@ -5446,6 +5584,7 @@
           <w:lang w:val="en-GB"/>
         </w:rPr>
       </w:pPr>
+      <w:proofErr w:type="spellStart"/>
       <w:r>
         <w:rPr>
           <w:lang w:val="en-GB"/>
@@ -5458,6 +5597,7 @@
         </w:rPr>
         <w:t>less</w:t>
       </w:r>
+      <w:proofErr w:type="spellEnd"/>
       <w:r>
         <w:rPr>
           <w:lang w:val="en-GB"/>
@@ -5488,16 +5628,24 @@
         </w:rPr>
         <w:t xml:space="preserve">logged with </w:t>
       </w:r>
+      <w:proofErr w:type="spellStart"/>
       <w:r>
         <w:rPr>
           <w:lang w:val="en-GB"/>
         </w:rPr>
-        <w:t xml:space="preserve">GOWell </w:t>
-      </w:r>
+        <w:t>GOWell</w:t>
+      </w:r>
+      <w:proofErr w:type="spellEnd"/>
       <w:r>
         <w:rPr>
           <w:lang w:val="en-GB"/>
         </w:rPr>
+        <w:t xml:space="preserve"> </w:t>
+      </w:r>
+      <w:r>
+        <w:rPr>
+          <w:lang w:val="en-GB"/>
+        </w:rPr>
         <w:t>ePDT</w:t>
       </w:r>
       <w:r>
@@ -5512,9 +5660,11 @@
         </w:rPr>
         <w:t xml:space="preserve">tool, processed with </w:t>
       </w:r>
+      <w:proofErr w:type="spellStart"/>
       <w:r>
         <w:t>SmartLog</w:t>
       </w:r>
+      <w:proofErr w:type="spellEnd"/>
       <w:r>
         <w:t>.</w:t>
       </w:r>
@@ -12467,8 +12617,22 @@
                 <w:szCs w:val="20"/>
                 <w:lang w:val="en-AE" w:eastAsia="en-AE"/>
               </w:rPr>
-              <w:t>_firstPipe</w:t>
-            </w:r>
+              <w:t>_</w:t>
+            </w:r>
+            <w:proofErr w:type="spellStart"/>
+            <w:r>
+              <w:rPr>
+                <w:rFonts w:asciiTheme="minorHAnsi" w:eastAsia="Times New Roman" w:hAnsiTheme="minorHAnsi" w:cstheme="minorHAnsi"/>
+                <w:b/>
+                <w:bCs/>
+                <w:color w:val="FFFFFF"/>
+                <w:sz w:val="20"/>
+                <w:szCs w:val="20"/>
+                <w:lang w:val="en-AE" w:eastAsia="en-AE"/>
+              </w:rPr>
+              <w:t>firstPipe</w:t>
+            </w:r>
+            <w:proofErr w:type="spellEnd"/>
             <w:r>
               <w:rPr>
                 <w:rFonts w:asciiTheme="minorHAnsi" w:eastAsia="Times New Roman" w:hAnsiTheme="minorHAnsi" w:cstheme="minorHAnsi"/>
@@ -12625,7 +12789,29 @@
                 <w:szCs w:val="20"/>
                 <w:lang w:val="en-AE" w:eastAsia="en-AE"/>
               </w:rPr>
-              <w:t>Nom Thk (in)</w:t>
+              <w:t xml:space="preserve">Nom </w:t>
+            </w:r>
+            <w:proofErr w:type="spellStart"/>
+            <w:r>
+              <w:rPr>
+                <w:rFonts w:asciiTheme="minorHAnsi" w:eastAsia="Times New Roman" w:hAnsiTheme="minorHAnsi" w:cstheme="minorHAnsi"/>
+                <w:color w:val="FFFFFF"/>
+                <w:sz w:val="20"/>
+                <w:szCs w:val="20"/>
+                <w:lang w:val="en-AE" w:eastAsia="en-AE"/>
+              </w:rPr>
+              <w:t>Thk</w:t>
+            </w:r>
+            <w:proofErr w:type="spellEnd"/>
+            <w:r>
+              <w:rPr>
+                <w:rFonts w:asciiTheme="minorHAnsi" w:eastAsia="Times New Roman" w:hAnsiTheme="minorHAnsi" w:cstheme="minorHAnsi"/>
+                <w:color w:val="FFFFFF"/>
+                <w:sz w:val="20"/>
+                <w:szCs w:val="20"/>
+                <w:lang w:val="en-AE" w:eastAsia="en-AE"/>
+              </w:rPr>
+              <w:t xml:space="preserve"> (in)</w:t>
             </w:r>
           </w:p>
         </w:tc>
@@ -12662,7 +12848,29 @@
                 <w:szCs w:val="20"/>
                 <w:lang w:val="en-AE" w:eastAsia="en-AE"/>
               </w:rPr>
-              <w:t>Min Thk (in)</w:t>
+              <w:t xml:space="preserve">Min </w:t>
+            </w:r>
+            <w:proofErr w:type="spellStart"/>
+            <w:r>
+              <w:rPr>
+                <w:rFonts w:asciiTheme="minorHAnsi" w:eastAsia="Times New Roman" w:hAnsiTheme="minorHAnsi" w:cstheme="minorHAnsi"/>
+                <w:color w:val="FFFFFF"/>
+                <w:sz w:val="20"/>
+                <w:szCs w:val="20"/>
+                <w:lang w:val="en-AE" w:eastAsia="en-AE"/>
+              </w:rPr>
+              <w:t>Thk</w:t>
+            </w:r>
+            <w:proofErr w:type="spellEnd"/>
+            <w:r>
+              <w:rPr>
+                <w:rFonts w:asciiTheme="minorHAnsi" w:eastAsia="Times New Roman" w:hAnsiTheme="minorHAnsi" w:cstheme="minorHAnsi"/>
+                <w:color w:val="FFFFFF"/>
+                <w:sz w:val="20"/>
+                <w:szCs w:val="20"/>
+                <w:lang w:val="en-AE" w:eastAsia="en-AE"/>
+              </w:rPr>
+              <w:t xml:space="preserve"> (in)</w:t>
             </w:r>
           </w:p>
         </w:tc>
@@ -13320,8 +13528,22 @@
                 <w:szCs w:val="20"/>
                 <w:lang w:val="en-AE" w:eastAsia="en-AE"/>
               </w:rPr>
-              <w:t>_secondPipe</w:t>
-            </w:r>
+              <w:t>_</w:t>
+            </w:r>
+            <w:proofErr w:type="spellStart"/>
+            <w:r>
+              <w:rPr>
+                <w:rFonts w:asciiTheme="minorHAnsi" w:eastAsia="Times New Roman" w:hAnsiTheme="minorHAnsi" w:cstheme="minorHAnsi"/>
+                <w:b/>
+                <w:bCs/>
+                <w:color w:val="FFFFFF"/>
+                <w:sz w:val="20"/>
+                <w:szCs w:val="20"/>
+                <w:lang w:val="en-AE" w:eastAsia="en-AE"/>
+              </w:rPr>
+              <w:t>secondPipe</w:t>
+            </w:r>
+            <w:proofErr w:type="spellEnd"/>
             <w:r>
               <w:rPr>
                 <w:rFonts w:asciiTheme="minorHAnsi" w:eastAsia="Times New Roman" w:hAnsiTheme="minorHAnsi" w:cstheme="minorHAnsi"/>
@@ -13478,7 +13700,29 @@
                 <w:szCs w:val="20"/>
                 <w:lang w:val="en-AE" w:eastAsia="en-AE"/>
               </w:rPr>
-              <w:t>Nom Thk (in)</w:t>
+              <w:t xml:space="preserve">Nom </w:t>
+            </w:r>
+            <w:proofErr w:type="spellStart"/>
+            <w:r>
+              <w:rPr>
+                <w:rFonts w:asciiTheme="minorHAnsi" w:eastAsia="Times New Roman" w:hAnsiTheme="minorHAnsi" w:cstheme="minorHAnsi"/>
+                <w:color w:val="FFFFFF"/>
+                <w:sz w:val="20"/>
+                <w:szCs w:val="20"/>
+                <w:lang w:val="en-AE" w:eastAsia="en-AE"/>
+              </w:rPr>
+              <w:t>Thk</w:t>
+            </w:r>
+            <w:proofErr w:type="spellEnd"/>
+            <w:r>
+              <w:rPr>
+                <w:rFonts w:asciiTheme="minorHAnsi" w:eastAsia="Times New Roman" w:hAnsiTheme="minorHAnsi" w:cstheme="minorHAnsi"/>
+                <w:color w:val="FFFFFF"/>
+                <w:sz w:val="20"/>
+                <w:szCs w:val="20"/>
+                <w:lang w:val="en-AE" w:eastAsia="en-AE"/>
+              </w:rPr>
+              <w:t xml:space="preserve"> (in)</w:t>
             </w:r>
           </w:p>
         </w:tc>
@@ -13515,7 +13759,29 @@
                 <w:szCs w:val="20"/>
                 <w:lang w:val="en-AE" w:eastAsia="en-AE"/>
               </w:rPr>
-              <w:t>Min Thk (in)</w:t>
+              <w:t xml:space="preserve">Min </w:t>
+            </w:r>
+            <w:proofErr w:type="spellStart"/>
+            <w:r>
+              <w:rPr>
+                <w:rFonts w:asciiTheme="minorHAnsi" w:eastAsia="Times New Roman" w:hAnsiTheme="minorHAnsi" w:cstheme="minorHAnsi"/>
+                <w:color w:val="FFFFFF"/>
+                <w:sz w:val="20"/>
+                <w:szCs w:val="20"/>
+                <w:lang w:val="en-AE" w:eastAsia="en-AE"/>
+              </w:rPr>
+              <w:t>Thk</w:t>
+            </w:r>
+            <w:proofErr w:type="spellEnd"/>
+            <w:r>
+              <w:rPr>
+                <w:rFonts w:asciiTheme="minorHAnsi" w:eastAsia="Times New Roman" w:hAnsiTheme="minorHAnsi" w:cstheme="minorHAnsi"/>
+                <w:color w:val="FFFFFF"/>
+                <w:sz w:val="20"/>
+                <w:szCs w:val="20"/>
+                <w:lang w:val="en-AE" w:eastAsia="en-AE"/>
+              </w:rPr>
+              <w:t xml:space="preserve"> (in)</w:t>
             </w:r>
           </w:p>
         </w:tc>
@@ -14181,8 +14447,22 @@
                 <w:szCs w:val="20"/>
                 <w:lang w:val="en-AE" w:eastAsia="en-AE"/>
               </w:rPr>
-              <w:t>_thirdPipe</w:t>
-            </w:r>
+              <w:t>_</w:t>
+            </w:r>
+            <w:proofErr w:type="spellStart"/>
+            <w:r>
+              <w:rPr>
+                <w:rFonts w:asciiTheme="minorHAnsi" w:eastAsia="Times New Roman" w:hAnsiTheme="minorHAnsi" w:cstheme="minorHAnsi"/>
+                <w:b/>
+                <w:bCs/>
+                <w:color w:val="FFFFFF"/>
+                <w:sz w:val="20"/>
+                <w:szCs w:val="20"/>
+                <w:lang w:val="en-AE" w:eastAsia="en-AE"/>
+              </w:rPr>
+              <w:t>thirdPipe</w:t>
+            </w:r>
+            <w:proofErr w:type="spellEnd"/>
             <w:r>
               <w:rPr>
                 <w:rFonts w:asciiTheme="minorHAnsi" w:eastAsia="Times New Roman" w:hAnsiTheme="minorHAnsi" w:cstheme="minorHAnsi"/>
@@ -14339,7 +14619,29 @@
                 <w:szCs w:val="20"/>
                 <w:lang w:val="en-AE" w:eastAsia="en-AE"/>
               </w:rPr>
-              <w:t>Nom Thk (in)</w:t>
+              <w:t xml:space="preserve">Nom </w:t>
+            </w:r>
+            <w:proofErr w:type="spellStart"/>
+            <w:r>
+              <w:rPr>
+                <w:rFonts w:asciiTheme="minorHAnsi" w:eastAsia="Times New Roman" w:hAnsiTheme="minorHAnsi" w:cstheme="minorHAnsi"/>
+                <w:color w:val="FFFFFF"/>
+                <w:sz w:val="20"/>
+                <w:szCs w:val="20"/>
+                <w:lang w:val="en-AE" w:eastAsia="en-AE"/>
+              </w:rPr>
+              <w:t>Thk</w:t>
+            </w:r>
+            <w:proofErr w:type="spellEnd"/>
+            <w:r>
+              <w:rPr>
+                <w:rFonts w:asciiTheme="minorHAnsi" w:eastAsia="Times New Roman" w:hAnsiTheme="minorHAnsi" w:cstheme="minorHAnsi"/>
+                <w:color w:val="FFFFFF"/>
+                <w:sz w:val="20"/>
+                <w:szCs w:val="20"/>
+                <w:lang w:val="en-AE" w:eastAsia="en-AE"/>
+              </w:rPr>
+              <w:t xml:space="preserve"> (in)</w:t>
             </w:r>
           </w:p>
         </w:tc>
@@ -14376,7 +14678,29 @@
                 <w:szCs w:val="20"/>
                 <w:lang w:val="en-AE" w:eastAsia="en-AE"/>
               </w:rPr>
-              <w:t>Min Thk (in)</w:t>
+              <w:t xml:space="preserve">Min </w:t>
+            </w:r>
+            <w:proofErr w:type="spellStart"/>
+            <w:r>
+              <w:rPr>
+                <w:rFonts w:asciiTheme="minorHAnsi" w:eastAsia="Times New Roman" w:hAnsiTheme="minorHAnsi" w:cstheme="minorHAnsi"/>
+                <w:color w:val="FFFFFF"/>
+                <w:sz w:val="20"/>
+                <w:szCs w:val="20"/>
+                <w:lang w:val="en-AE" w:eastAsia="en-AE"/>
+              </w:rPr>
+              <w:t>Thk</w:t>
+            </w:r>
+            <w:proofErr w:type="spellEnd"/>
+            <w:r>
+              <w:rPr>
+                <w:rFonts w:asciiTheme="minorHAnsi" w:eastAsia="Times New Roman" w:hAnsiTheme="minorHAnsi" w:cstheme="minorHAnsi"/>
+                <w:color w:val="FFFFFF"/>
+                <w:sz w:val="20"/>
+                <w:szCs w:val="20"/>
+                <w:lang w:val="en-AE" w:eastAsia="en-AE"/>
+              </w:rPr>
+              <w:t xml:space="preserve"> (in)</w:t>
             </w:r>
           </w:p>
         </w:tc>
@@ -15058,8 +15382,22 @@
                 <w:szCs w:val="20"/>
                 <w:lang w:val="en-AE" w:eastAsia="en-AE"/>
               </w:rPr>
-              <w:t>_fourthPipe</w:t>
-            </w:r>
+              <w:t>_</w:t>
+            </w:r>
+            <w:proofErr w:type="spellStart"/>
+            <w:r>
+              <w:rPr>
+                <w:rFonts w:asciiTheme="minorHAnsi" w:eastAsia="Times New Roman" w:hAnsiTheme="minorHAnsi" w:cstheme="minorHAnsi"/>
+                <w:b/>
+                <w:bCs/>
+                <w:color w:val="FFFFFF"/>
+                <w:sz w:val="20"/>
+                <w:szCs w:val="20"/>
+                <w:lang w:val="en-AE" w:eastAsia="en-AE"/>
+              </w:rPr>
+              <w:t>fourthPipe</w:t>
+            </w:r>
+            <w:proofErr w:type="spellEnd"/>
             <w:r>
               <w:rPr>
                 <w:rFonts w:asciiTheme="minorHAnsi" w:eastAsia="Times New Roman" w:hAnsiTheme="minorHAnsi" w:cstheme="minorHAnsi"/>
@@ -15216,7 +15554,29 @@
                 <w:szCs w:val="20"/>
                 <w:lang w:val="en-AE" w:eastAsia="en-AE"/>
               </w:rPr>
-              <w:t>Nom Thk (in)</w:t>
+              <w:t xml:space="preserve">Nom </w:t>
+            </w:r>
+            <w:proofErr w:type="spellStart"/>
+            <w:r>
+              <w:rPr>
+                <w:rFonts w:asciiTheme="minorHAnsi" w:eastAsia="Times New Roman" w:hAnsiTheme="minorHAnsi" w:cstheme="minorHAnsi"/>
+                <w:color w:val="FFFFFF"/>
+                <w:sz w:val="20"/>
+                <w:szCs w:val="20"/>
+                <w:lang w:val="en-AE" w:eastAsia="en-AE"/>
+              </w:rPr>
+              <w:t>Thk</w:t>
+            </w:r>
+            <w:proofErr w:type="spellEnd"/>
+            <w:r>
+              <w:rPr>
+                <w:rFonts w:asciiTheme="minorHAnsi" w:eastAsia="Times New Roman" w:hAnsiTheme="minorHAnsi" w:cstheme="minorHAnsi"/>
+                <w:color w:val="FFFFFF"/>
+                <w:sz w:val="20"/>
+                <w:szCs w:val="20"/>
+                <w:lang w:val="en-AE" w:eastAsia="en-AE"/>
+              </w:rPr>
+              <w:t xml:space="preserve"> (in)</w:t>
             </w:r>
           </w:p>
         </w:tc>
@@ -15253,7 +15613,29 @@
                 <w:szCs w:val="20"/>
                 <w:lang w:val="en-AE" w:eastAsia="en-AE"/>
               </w:rPr>
-              <w:t>Min Thk (in)</w:t>
+              <w:t xml:space="preserve">Min </w:t>
+            </w:r>
+            <w:proofErr w:type="spellStart"/>
+            <w:r>
+              <w:rPr>
+                <w:rFonts w:asciiTheme="minorHAnsi" w:eastAsia="Times New Roman" w:hAnsiTheme="minorHAnsi" w:cstheme="minorHAnsi"/>
+                <w:color w:val="FFFFFF"/>
+                <w:sz w:val="20"/>
+                <w:szCs w:val="20"/>
+                <w:lang w:val="en-AE" w:eastAsia="en-AE"/>
+              </w:rPr>
+              <w:t>Thk</w:t>
+            </w:r>
+            <w:proofErr w:type="spellEnd"/>
+            <w:r>
+              <w:rPr>
+                <w:rFonts w:asciiTheme="minorHAnsi" w:eastAsia="Times New Roman" w:hAnsiTheme="minorHAnsi" w:cstheme="minorHAnsi"/>
+                <w:color w:val="FFFFFF"/>
+                <w:sz w:val="20"/>
+                <w:szCs w:val="20"/>
+                <w:lang w:val="en-AE" w:eastAsia="en-AE"/>
+              </w:rPr>
+              <w:t xml:space="preserve"> (in)</w:t>
             </w:r>
           </w:p>
         </w:tc>
@@ -15911,8 +16293,22 @@
                 <w:szCs w:val="20"/>
                 <w:lang w:val="en-AE" w:eastAsia="en-AE"/>
               </w:rPr>
-              <w:t>_fifthPipe</w:t>
-            </w:r>
+              <w:t>_</w:t>
+            </w:r>
+            <w:proofErr w:type="spellStart"/>
+            <w:r>
+              <w:rPr>
+                <w:rFonts w:asciiTheme="minorHAnsi" w:eastAsia="Times New Roman" w:hAnsiTheme="minorHAnsi" w:cstheme="minorHAnsi"/>
+                <w:b/>
+                <w:bCs/>
+                <w:color w:val="FFFFFF"/>
+                <w:sz w:val="20"/>
+                <w:szCs w:val="20"/>
+                <w:lang w:val="en-AE" w:eastAsia="en-AE"/>
+              </w:rPr>
+              <w:t>fifthPipe</w:t>
+            </w:r>
+            <w:proofErr w:type="spellEnd"/>
             <w:r>
               <w:rPr>
                 <w:rFonts w:asciiTheme="minorHAnsi" w:eastAsia="Times New Roman" w:hAnsiTheme="minorHAnsi" w:cstheme="minorHAnsi"/>
@@ -16069,7 +16465,29 @@
                 <w:szCs w:val="20"/>
                 <w:lang w:val="en-AE" w:eastAsia="en-AE"/>
               </w:rPr>
-              <w:t>Nom Thk (in)</w:t>
+              <w:t xml:space="preserve">Nom </w:t>
+            </w:r>
+            <w:proofErr w:type="spellStart"/>
+            <w:r>
+              <w:rPr>
+                <w:rFonts w:asciiTheme="minorHAnsi" w:eastAsia="Times New Roman" w:hAnsiTheme="minorHAnsi" w:cstheme="minorHAnsi"/>
+                <w:color w:val="FFFFFF"/>
+                <w:sz w:val="20"/>
+                <w:szCs w:val="20"/>
+                <w:lang w:val="en-AE" w:eastAsia="en-AE"/>
+              </w:rPr>
+              <w:t>Thk</w:t>
+            </w:r>
+            <w:proofErr w:type="spellEnd"/>
+            <w:r>
+              <w:rPr>
+                <w:rFonts w:asciiTheme="minorHAnsi" w:eastAsia="Times New Roman" w:hAnsiTheme="minorHAnsi" w:cstheme="minorHAnsi"/>
+                <w:color w:val="FFFFFF"/>
+                <w:sz w:val="20"/>
+                <w:szCs w:val="20"/>
+                <w:lang w:val="en-AE" w:eastAsia="en-AE"/>
+              </w:rPr>
+              <w:t xml:space="preserve"> (in)</w:t>
             </w:r>
           </w:p>
         </w:tc>
@@ -16106,7 +16524,29 @@
                 <w:szCs w:val="20"/>
                 <w:lang w:val="en-AE" w:eastAsia="en-AE"/>
               </w:rPr>
-              <w:t>Min Thk (in)</w:t>
+              <w:t xml:space="preserve">Min </w:t>
+            </w:r>
+            <w:proofErr w:type="spellStart"/>
+            <w:r>
+              <w:rPr>
+                <w:rFonts w:asciiTheme="minorHAnsi" w:eastAsia="Times New Roman" w:hAnsiTheme="minorHAnsi" w:cstheme="minorHAnsi"/>
+                <w:color w:val="FFFFFF"/>
+                <w:sz w:val="20"/>
+                <w:szCs w:val="20"/>
+                <w:lang w:val="en-AE" w:eastAsia="en-AE"/>
+              </w:rPr>
+              <w:t>Thk</w:t>
+            </w:r>
+            <w:proofErr w:type="spellEnd"/>
+            <w:r>
+              <w:rPr>
+                <w:rFonts w:asciiTheme="minorHAnsi" w:eastAsia="Times New Roman" w:hAnsiTheme="minorHAnsi" w:cstheme="minorHAnsi"/>
+                <w:color w:val="FFFFFF"/>
+                <w:sz w:val="20"/>
+                <w:szCs w:val="20"/>
+                <w:lang w:val="en-AE" w:eastAsia="en-AE"/>
+              </w:rPr>
+              <w:t xml:space="preserve"> (in)</w:t>
             </w:r>
           </w:p>
         </w:tc>
@@ -16716,8 +17156,22 @@
                 <w:szCs w:val="20"/>
                 <w:lang w:val="en-AE" w:eastAsia="en-AE"/>
               </w:rPr>
-              <w:t>_sixthPipe</w:t>
-            </w:r>
+              <w:t>_</w:t>
+            </w:r>
+            <w:proofErr w:type="spellStart"/>
+            <w:r>
+              <w:rPr>
+                <w:rFonts w:asciiTheme="minorHAnsi" w:eastAsia="Times New Roman" w:hAnsiTheme="minorHAnsi" w:cstheme="minorHAnsi"/>
+                <w:b/>
+                <w:bCs/>
+                <w:color w:val="FFFFFF"/>
+                <w:sz w:val="20"/>
+                <w:szCs w:val="20"/>
+                <w:lang w:val="en-AE" w:eastAsia="en-AE"/>
+              </w:rPr>
+              <w:t>sixthPipe</w:t>
+            </w:r>
+            <w:proofErr w:type="spellEnd"/>
             <w:r>
               <w:rPr>
                 <w:rFonts w:asciiTheme="minorHAnsi" w:eastAsia="Times New Roman" w:hAnsiTheme="minorHAnsi" w:cstheme="minorHAnsi"/>
@@ -16874,7 +17328,29 @@
                 <w:szCs w:val="20"/>
                 <w:lang w:val="en-AE" w:eastAsia="en-AE"/>
               </w:rPr>
-              <w:t>Nom Thk (in)</w:t>
+              <w:t xml:space="preserve">Nom </w:t>
+            </w:r>
+            <w:proofErr w:type="spellStart"/>
+            <w:r>
+              <w:rPr>
+                <w:rFonts w:asciiTheme="minorHAnsi" w:eastAsia="Times New Roman" w:hAnsiTheme="minorHAnsi" w:cstheme="minorHAnsi"/>
+                <w:color w:val="FFFFFF"/>
+                <w:sz w:val="20"/>
+                <w:szCs w:val="20"/>
+                <w:lang w:val="en-AE" w:eastAsia="en-AE"/>
+              </w:rPr>
+              <w:t>Thk</w:t>
+            </w:r>
+            <w:proofErr w:type="spellEnd"/>
+            <w:r>
+              <w:rPr>
+                <w:rFonts w:asciiTheme="minorHAnsi" w:eastAsia="Times New Roman" w:hAnsiTheme="minorHAnsi" w:cstheme="minorHAnsi"/>
+                <w:color w:val="FFFFFF"/>
+                <w:sz w:val="20"/>
+                <w:szCs w:val="20"/>
+                <w:lang w:val="en-AE" w:eastAsia="en-AE"/>
+              </w:rPr>
+              <w:t xml:space="preserve"> (in)</w:t>
             </w:r>
           </w:p>
         </w:tc>
@@ -16911,7 +17387,29 @@
                 <w:szCs w:val="20"/>
                 <w:lang w:val="en-AE" w:eastAsia="en-AE"/>
               </w:rPr>
-              <w:t>Min Thk (in)</w:t>
+              <w:t xml:space="preserve">Min </w:t>
+            </w:r>
+            <w:proofErr w:type="spellStart"/>
+            <w:r>
+              <w:rPr>
+                <w:rFonts w:asciiTheme="minorHAnsi" w:eastAsia="Times New Roman" w:hAnsiTheme="minorHAnsi" w:cstheme="minorHAnsi"/>
+                <w:color w:val="FFFFFF"/>
+                <w:sz w:val="20"/>
+                <w:szCs w:val="20"/>
+                <w:lang w:val="en-AE" w:eastAsia="en-AE"/>
+              </w:rPr>
+              <w:t>Thk</w:t>
+            </w:r>
+            <w:proofErr w:type="spellEnd"/>
+            <w:r>
+              <w:rPr>
+                <w:rFonts w:asciiTheme="minorHAnsi" w:eastAsia="Times New Roman" w:hAnsiTheme="minorHAnsi" w:cstheme="minorHAnsi"/>
+                <w:color w:val="FFFFFF"/>
+                <w:sz w:val="20"/>
+                <w:szCs w:val="20"/>
+                <w:lang w:val="en-AE" w:eastAsia="en-AE"/>
+              </w:rPr>
+              <w:t xml:space="preserve"> (in)</w:t>
             </w:r>
           </w:p>
         </w:tc>
@@ -18455,7 +18953,15 @@
               <w:jc w:val="center"/>
             </w:pPr>
             <w:r>
-              <w:t>{{tempgr}}</w:t>
+              <w:t>{{</w:t>
+            </w:r>
+            <w:proofErr w:type="spellStart"/>
+            <w:r>
+              <w:t>tempgr</w:t>
+            </w:r>
+            <w:proofErr w:type="spellEnd"/>
+            <w:r>
+              <w:t>}}</w:t>
             </w:r>
           </w:p>
         </w:tc>
@@ -18544,7 +19050,15 @@
               <w:jc w:val="center"/>
             </w:pPr>
             <w:r>
-              <w:t>{{wh}}</w:t>
+              <w:t>{{</w:t>
+            </w:r>
+            <w:proofErr w:type="spellStart"/>
+            <w:r>
+              <w:t>wh</w:t>
+            </w:r>
+            <w:proofErr w:type="spellEnd"/>
+            <w:r>
+              <w:t>}}</w:t>
             </w:r>
           </w:p>
         </w:tc>
@@ -18893,7 +19407,29 @@
           <w:sz w:val="20"/>
           <w:szCs w:val="20"/>
         </w:rPr>
-        <w:t>{{damage_block_start}}</w:t>
+        <w:t>{{</w:t>
+      </w:r>
+      <w:proofErr w:type="spellStart"/>
+      <w:r>
+        <w:rPr>
+          <w:rFonts w:asciiTheme="minorHAnsi" w:hAnsiTheme="minorHAnsi" w:cstheme="minorHAnsi"/>
+          <w:i/>
+          <w:iCs/>
+          <w:sz w:val="20"/>
+          <w:szCs w:val="20"/>
+        </w:rPr>
+        <w:t>damage_block_start</w:t>
+      </w:r>
+      <w:proofErr w:type="spellEnd"/>
+      <w:r>
+        <w:rPr>
+          <w:rFonts w:asciiTheme="minorHAnsi" w:hAnsiTheme="minorHAnsi" w:cstheme="minorHAnsi"/>
+          <w:i/>
+          <w:iCs/>
+          <w:sz w:val="20"/>
+          <w:szCs w:val="20"/>
+        </w:rPr>
+        <w:t>}}</w:t>
       </w:r>
     </w:p>
     <w:tbl>
@@ -20004,7 +20540,29 @@
           <w:sz w:val="20"/>
           <w:szCs w:val="20"/>
         </w:rPr>
-        <w:t>{{damage_block_end}}</w:t>
+        <w:t>{{</w:t>
+      </w:r>
+      <w:proofErr w:type="spellStart"/>
+      <w:r>
+        <w:rPr>
+          <w:rFonts w:asciiTheme="minorHAnsi" w:hAnsiTheme="minorHAnsi" w:cstheme="minorHAnsi"/>
+          <w:i/>
+          <w:iCs/>
+          <w:sz w:val="20"/>
+          <w:szCs w:val="20"/>
+        </w:rPr>
+        <w:t>damage_block_end</w:t>
+      </w:r>
+      <w:proofErr w:type="spellEnd"/>
+      <w:r>
+        <w:rPr>
+          <w:rFonts w:asciiTheme="minorHAnsi" w:hAnsiTheme="minorHAnsi" w:cstheme="minorHAnsi"/>
+          <w:i/>
+          <w:iCs/>
+          <w:sz w:val="20"/>
+          <w:szCs w:val="20"/>
+        </w:rPr>
+        <w:t>}}</w:t>
       </w:r>
     </w:p>
     <w:p>
@@ -20177,8 +20735,9 @@
                 <w:szCs w:val="20"/>
                 <w:lang w:val="en-AE" w:eastAsia="en-AE"/>
               </w:rPr>
-              <w:t>{{joints_</w:t>
-            </w:r>
+              <w:t>{{</w:t>
+            </w:r>
+            <w:proofErr w:type="spellStart"/>
             <w:r>
               <w:rPr>
                 <w:rFonts w:asciiTheme="minorHAnsi" w:eastAsia="Times New Roman" w:hAnsiTheme="minorHAnsi" w:cstheme="minorHAnsi"/>
@@ -20187,8 +20746,19 @@
                 <w:szCs w:val="20"/>
                 <w:lang w:val="en-AE" w:eastAsia="en-AE"/>
               </w:rPr>
+              <w:t>joints_</w:t>
+            </w:r>
+            <w:r>
+              <w:rPr>
+                <w:rFonts w:asciiTheme="minorHAnsi" w:eastAsia="Times New Roman" w:hAnsiTheme="minorHAnsi" w:cstheme="minorHAnsi"/>
+                <w:color w:val="FFFFFF"/>
+                <w:sz w:val="20"/>
+                <w:szCs w:val="20"/>
+                <w:lang w:val="en-AE" w:eastAsia="en-AE"/>
+              </w:rPr>
               <w:t>firstPipe</w:t>
             </w:r>
+            <w:proofErr w:type="spellEnd"/>
             <w:r>
               <w:rPr>
                 <w:rFonts w:asciiTheme="minorHAnsi" w:eastAsia="Times New Roman" w:hAnsiTheme="minorHAnsi" w:cstheme="minorHAnsi"/>
@@ -20345,7 +20915,29 @@
                 <w:szCs w:val="20"/>
                 <w:lang w:val="en-AE" w:eastAsia="en-AE"/>
               </w:rPr>
-              <w:t>Nom Thk (in)</w:t>
+              <w:t xml:space="preserve">Nom </w:t>
+            </w:r>
+            <w:proofErr w:type="spellStart"/>
+            <w:r>
+              <w:rPr>
+                <w:rFonts w:asciiTheme="minorHAnsi" w:eastAsia="Times New Roman" w:hAnsiTheme="minorHAnsi" w:cstheme="minorHAnsi"/>
+                <w:color w:val="FFFFFF"/>
+                <w:sz w:val="20"/>
+                <w:szCs w:val="20"/>
+                <w:lang w:val="en-AE" w:eastAsia="en-AE"/>
+              </w:rPr>
+              <w:t>Thk</w:t>
+            </w:r>
+            <w:proofErr w:type="spellEnd"/>
+            <w:r>
+              <w:rPr>
+                <w:rFonts w:asciiTheme="minorHAnsi" w:eastAsia="Times New Roman" w:hAnsiTheme="minorHAnsi" w:cstheme="minorHAnsi"/>
+                <w:color w:val="FFFFFF"/>
+                <w:sz w:val="20"/>
+                <w:szCs w:val="20"/>
+                <w:lang w:val="en-AE" w:eastAsia="en-AE"/>
+              </w:rPr>
+              <w:t xml:space="preserve"> (in)</w:t>
             </w:r>
           </w:p>
         </w:tc>
@@ -20382,7 +20974,29 @@
                 <w:szCs w:val="20"/>
                 <w:lang w:val="en-AE" w:eastAsia="en-AE"/>
               </w:rPr>
-              <w:t>Min Thk (in)</w:t>
+              <w:t xml:space="preserve">Min </w:t>
+            </w:r>
+            <w:proofErr w:type="spellStart"/>
+            <w:r>
+              <w:rPr>
+                <w:rFonts w:asciiTheme="minorHAnsi" w:eastAsia="Times New Roman" w:hAnsiTheme="minorHAnsi" w:cstheme="minorHAnsi"/>
+                <w:color w:val="FFFFFF"/>
+                <w:sz w:val="20"/>
+                <w:szCs w:val="20"/>
+                <w:lang w:val="en-AE" w:eastAsia="en-AE"/>
+              </w:rPr>
+              <w:t>Thk</w:t>
+            </w:r>
+            <w:proofErr w:type="spellEnd"/>
+            <w:r>
+              <w:rPr>
+                <w:rFonts w:asciiTheme="minorHAnsi" w:eastAsia="Times New Roman" w:hAnsiTheme="minorHAnsi" w:cstheme="minorHAnsi"/>
+                <w:color w:val="FFFFFF"/>
+                <w:sz w:val="20"/>
+                <w:szCs w:val="20"/>
+                <w:lang w:val="en-AE" w:eastAsia="en-AE"/>
+              </w:rPr>
+              <w:t xml:space="preserve"> (in)</w:t>
             </w:r>
           </w:p>
         </w:tc>
@@ -21022,7 +21636,29 @@
                 <w:szCs w:val="20"/>
                 <w:lang w:val="en-AE" w:eastAsia="en-AE"/>
               </w:rPr>
-              <w:t>{{joints_secondPipe}}</w:t>
+              <w:t>{{</w:t>
+            </w:r>
+            <w:proofErr w:type="spellStart"/>
+            <w:r>
+              <w:rPr>
+                <w:rFonts w:asciiTheme="minorHAnsi" w:eastAsia="Times New Roman" w:hAnsiTheme="minorHAnsi" w:cstheme="minorHAnsi"/>
+                <w:color w:val="FFFFFF"/>
+                <w:sz w:val="20"/>
+                <w:szCs w:val="20"/>
+                <w:lang w:val="en-AE" w:eastAsia="en-AE"/>
+              </w:rPr>
+              <w:t>joints_secondPipe</w:t>
+            </w:r>
+            <w:proofErr w:type="spellEnd"/>
+            <w:r>
+              <w:rPr>
+                <w:rFonts w:asciiTheme="minorHAnsi" w:eastAsia="Times New Roman" w:hAnsiTheme="minorHAnsi" w:cstheme="minorHAnsi"/>
+                <w:color w:val="FFFFFF"/>
+                <w:sz w:val="20"/>
+                <w:szCs w:val="20"/>
+                <w:lang w:val="en-AE" w:eastAsia="en-AE"/>
+              </w:rPr>
+              <w:t>}}</w:t>
             </w:r>
           </w:p>
         </w:tc>
@@ -21170,7 +21806,29 @@
                 <w:szCs w:val="20"/>
                 <w:lang w:val="en-AE" w:eastAsia="en-AE"/>
               </w:rPr>
-              <w:t>Nom Thk (in)</w:t>
+              <w:t xml:space="preserve">Nom </w:t>
+            </w:r>
+            <w:proofErr w:type="spellStart"/>
+            <w:r>
+              <w:rPr>
+                <w:rFonts w:asciiTheme="minorHAnsi" w:eastAsia="Times New Roman" w:hAnsiTheme="minorHAnsi" w:cstheme="minorHAnsi"/>
+                <w:color w:val="FFFFFF"/>
+                <w:sz w:val="20"/>
+                <w:szCs w:val="20"/>
+                <w:lang w:val="en-AE" w:eastAsia="en-AE"/>
+              </w:rPr>
+              <w:t>Thk</w:t>
+            </w:r>
+            <w:proofErr w:type="spellEnd"/>
+            <w:r>
+              <w:rPr>
+                <w:rFonts w:asciiTheme="minorHAnsi" w:eastAsia="Times New Roman" w:hAnsiTheme="minorHAnsi" w:cstheme="minorHAnsi"/>
+                <w:color w:val="FFFFFF"/>
+                <w:sz w:val="20"/>
+                <w:szCs w:val="20"/>
+                <w:lang w:val="en-AE" w:eastAsia="en-AE"/>
+              </w:rPr>
+              <w:t xml:space="preserve"> (in)</w:t>
             </w:r>
           </w:p>
         </w:tc>
@@ -21207,7 +21865,29 @@
                 <w:szCs w:val="20"/>
                 <w:lang w:val="en-AE" w:eastAsia="en-AE"/>
               </w:rPr>
-              <w:t>Min Thk (in)</w:t>
+              <w:t xml:space="preserve">Min </w:t>
+            </w:r>
+            <w:proofErr w:type="spellStart"/>
+            <w:r>
+              <w:rPr>
+                <w:rFonts w:asciiTheme="minorHAnsi" w:eastAsia="Times New Roman" w:hAnsiTheme="minorHAnsi" w:cstheme="minorHAnsi"/>
+                <w:color w:val="FFFFFF"/>
+                <w:sz w:val="20"/>
+                <w:szCs w:val="20"/>
+                <w:lang w:val="en-AE" w:eastAsia="en-AE"/>
+              </w:rPr>
+              <w:t>Thk</w:t>
+            </w:r>
+            <w:proofErr w:type="spellEnd"/>
+            <w:r>
+              <w:rPr>
+                <w:rFonts w:asciiTheme="minorHAnsi" w:eastAsia="Times New Roman" w:hAnsiTheme="minorHAnsi" w:cstheme="minorHAnsi"/>
+                <w:color w:val="FFFFFF"/>
+                <w:sz w:val="20"/>
+                <w:szCs w:val="20"/>
+                <w:lang w:val="en-AE" w:eastAsia="en-AE"/>
+              </w:rPr>
+              <w:t xml:space="preserve"> (in)</w:t>
             </w:r>
           </w:p>
         </w:tc>
@@ -21867,7 +22547,29 @@
                 <w:szCs w:val="20"/>
                 <w:lang w:val="en-AE" w:eastAsia="en-AE"/>
               </w:rPr>
-              <w:t>{{joints_thirdPipe}}</w:t>
+              <w:t>{{</w:t>
+            </w:r>
+            <w:proofErr w:type="spellStart"/>
+            <w:r>
+              <w:rPr>
+                <w:rFonts w:asciiTheme="minorHAnsi" w:eastAsia="Times New Roman" w:hAnsiTheme="minorHAnsi" w:cstheme="minorHAnsi"/>
+                <w:color w:val="FFFFFF"/>
+                <w:sz w:val="20"/>
+                <w:szCs w:val="20"/>
+                <w:lang w:val="en-AE" w:eastAsia="en-AE"/>
+              </w:rPr>
+              <w:t>joints_thirdPipe</w:t>
+            </w:r>
+            <w:proofErr w:type="spellEnd"/>
+            <w:r>
+              <w:rPr>
+                <w:rFonts w:asciiTheme="minorHAnsi" w:eastAsia="Times New Roman" w:hAnsiTheme="minorHAnsi" w:cstheme="minorHAnsi"/>
+                <w:color w:val="FFFFFF"/>
+                <w:sz w:val="20"/>
+                <w:szCs w:val="20"/>
+                <w:lang w:val="en-AE" w:eastAsia="en-AE"/>
+              </w:rPr>
+              <w:t>}}</w:t>
             </w:r>
           </w:p>
         </w:tc>
@@ -22015,7 +22717,29 @@
                 <w:szCs w:val="20"/>
                 <w:lang w:val="en-AE" w:eastAsia="en-AE"/>
               </w:rPr>
-              <w:t>Nom Thk (in)</w:t>
+              <w:t xml:space="preserve">Nom </w:t>
+            </w:r>
+            <w:proofErr w:type="spellStart"/>
+            <w:r>
+              <w:rPr>
+                <w:rFonts w:asciiTheme="minorHAnsi" w:eastAsia="Times New Roman" w:hAnsiTheme="minorHAnsi" w:cstheme="minorHAnsi"/>
+                <w:color w:val="FFFFFF"/>
+                <w:sz w:val="20"/>
+                <w:szCs w:val="20"/>
+                <w:lang w:val="en-AE" w:eastAsia="en-AE"/>
+              </w:rPr>
+              <w:t>Thk</w:t>
+            </w:r>
+            <w:proofErr w:type="spellEnd"/>
+            <w:r>
+              <w:rPr>
+                <w:rFonts w:asciiTheme="minorHAnsi" w:eastAsia="Times New Roman" w:hAnsiTheme="minorHAnsi" w:cstheme="minorHAnsi"/>
+                <w:color w:val="FFFFFF"/>
+                <w:sz w:val="20"/>
+                <w:szCs w:val="20"/>
+                <w:lang w:val="en-AE" w:eastAsia="en-AE"/>
+              </w:rPr>
+              <w:t xml:space="preserve"> (in)</w:t>
             </w:r>
           </w:p>
         </w:tc>
@@ -22052,7 +22776,29 @@
                 <w:szCs w:val="20"/>
                 <w:lang w:val="en-AE" w:eastAsia="en-AE"/>
               </w:rPr>
-              <w:t>Min Thk (in)</w:t>
+              <w:t xml:space="preserve">Min </w:t>
+            </w:r>
+            <w:proofErr w:type="spellStart"/>
+            <w:r>
+              <w:rPr>
+                <w:rFonts w:asciiTheme="minorHAnsi" w:eastAsia="Times New Roman" w:hAnsiTheme="minorHAnsi" w:cstheme="minorHAnsi"/>
+                <w:color w:val="FFFFFF"/>
+                <w:sz w:val="20"/>
+                <w:szCs w:val="20"/>
+                <w:lang w:val="en-AE" w:eastAsia="en-AE"/>
+              </w:rPr>
+              <w:t>Thk</w:t>
+            </w:r>
+            <w:proofErr w:type="spellEnd"/>
+            <w:r>
+              <w:rPr>
+                <w:rFonts w:asciiTheme="minorHAnsi" w:eastAsia="Times New Roman" w:hAnsiTheme="minorHAnsi" w:cstheme="minorHAnsi"/>
+                <w:color w:val="FFFFFF"/>
+                <w:sz w:val="20"/>
+                <w:szCs w:val="20"/>
+                <w:lang w:val="en-AE" w:eastAsia="en-AE"/>
+              </w:rPr>
+              <w:t xml:space="preserve"> (in)</w:t>
             </w:r>
           </w:p>
         </w:tc>
@@ -22732,7 +23478,29 @@
                 <w:szCs w:val="20"/>
                 <w:lang w:val="en-AE" w:eastAsia="en-AE"/>
               </w:rPr>
-              <w:t>{{joints_fourthPipe}}</w:t>
+              <w:t>{{</w:t>
+            </w:r>
+            <w:proofErr w:type="spellStart"/>
+            <w:r>
+              <w:rPr>
+                <w:rFonts w:asciiTheme="minorHAnsi" w:eastAsia="Times New Roman" w:hAnsiTheme="minorHAnsi" w:cstheme="minorHAnsi"/>
+                <w:color w:val="FFFFFF"/>
+                <w:sz w:val="20"/>
+                <w:szCs w:val="20"/>
+                <w:lang w:val="en-AE" w:eastAsia="en-AE"/>
+              </w:rPr>
+              <w:t>joints_fourthPipe</w:t>
+            </w:r>
+            <w:proofErr w:type="spellEnd"/>
+            <w:r>
+              <w:rPr>
+                <w:rFonts w:asciiTheme="minorHAnsi" w:eastAsia="Times New Roman" w:hAnsiTheme="minorHAnsi" w:cstheme="minorHAnsi"/>
+                <w:color w:val="FFFFFF"/>
+                <w:sz w:val="20"/>
+                <w:szCs w:val="20"/>
+                <w:lang w:val="en-AE" w:eastAsia="en-AE"/>
+              </w:rPr>
+              <w:t>}}</w:t>
             </w:r>
           </w:p>
         </w:tc>
@@ -22880,7 +23648,29 @@
                 <w:szCs w:val="20"/>
                 <w:lang w:val="en-AE" w:eastAsia="en-AE"/>
               </w:rPr>
-              <w:t>Nom Thk (in)</w:t>
+              <w:t xml:space="preserve">Nom </w:t>
+            </w:r>
+            <w:proofErr w:type="spellStart"/>
+            <w:r>
+              <w:rPr>
+                <w:rFonts w:asciiTheme="minorHAnsi" w:eastAsia="Times New Roman" w:hAnsiTheme="minorHAnsi" w:cstheme="minorHAnsi"/>
+                <w:color w:val="FFFFFF"/>
+                <w:sz w:val="20"/>
+                <w:szCs w:val="20"/>
+                <w:lang w:val="en-AE" w:eastAsia="en-AE"/>
+              </w:rPr>
+              <w:t>Thk</w:t>
+            </w:r>
+            <w:proofErr w:type="spellEnd"/>
+            <w:r>
+              <w:rPr>
+                <w:rFonts w:asciiTheme="minorHAnsi" w:eastAsia="Times New Roman" w:hAnsiTheme="minorHAnsi" w:cstheme="minorHAnsi"/>
+                <w:color w:val="FFFFFF"/>
+                <w:sz w:val="20"/>
+                <w:szCs w:val="20"/>
+                <w:lang w:val="en-AE" w:eastAsia="en-AE"/>
+              </w:rPr>
+              <w:t xml:space="preserve"> (in)</w:t>
             </w:r>
           </w:p>
         </w:tc>
@@ -22917,7 +23707,29 @@
                 <w:szCs w:val="20"/>
                 <w:lang w:val="en-AE" w:eastAsia="en-AE"/>
               </w:rPr>
-              <w:t>Min Thk (in)</w:t>
+              <w:t xml:space="preserve">Min </w:t>
+            </w:r>
+            <w:proofErr w:type="spellStart"/>
+            <w:r>
+              <w:rPr>
+                <w:rFonts w:asciiTheme="minorHAnsi" w:eastAsia="Times New Roman" w:hAnsiTheme="minorHAnsi" w:cstheme="minorHAnsi"/>
+                <w:color w:val="FFFFFF"/>
+                <w:sz w:val="20"/>
+                <w:szCs w:val="20"/>
+                <w:lang w:val="en-AE" w:eastAsia="en-AE"/>
+              </w:rPr>
+              <w:t>Thk</w:t>
+            </w:r>
+            <w:proofErr w:type="spellEnd"/>
+            <w:r>
+              <w:rPr>
+                <w:rFonts w:asciiTheme="minorHAnsi" w:eastAsia="Times New Roman" w:hAnsiTheme="minorHAnsi" w:cstheme="minorHAnsi"/>
+                <w:color w:val="FFFFFF"/>
+                <w:sz w:val="20"/>
+                <w:szCs w:val="20"/>
+                <w:lang w:val="en-AE" w:eastAsia="en-AE"/>
+              </w:rPr>
+              <w:t xml:space="preserve"> (in)</w:t>
             </w:r>
           </w:p>
         </w:tc>
@@ -23608,7 +24420,29 @@
                 <w:szCs w:val="20"/>
                 <w:lang w:val="en-AE" w:eastAsia="en-AE"/>
               </w:rPr>
-              <w:t>{{joints_fifthPipe}}</w:t>
+              <w:t>{{</w:t>
+            </w:r>
+            <w:proofErr w:type="spellStart"/>
+            <w:r>
+              <w:rPr>
+                <w:rFonts w:asciiTheme="minorHAnsi" w:eastAsia="Times New Roman" w:hAnsiTheme="minorHAnsi" w:cstheme="minorHAnsi"/>
+                <w:color w:val="FFFFFF"/>
+                <w:sz w:val="20"/>
+                <w:szCs w:val="20"/>
+                <w:lang w:val="en-AE" w:eastAsia="en-AE"/>
+              </w:rPr>
+              <w:t>joints_fifthPipe</w:t>
+            </w:r>
+            <w:proofErr w:type="spellEnd"/>
+            <w:r>
+              <w:rPr>
+                <w:rFonts w:asciiTheme="minorHAnsi" w:eastAsia="Times New Roman" w:hAnsiTheme="minorHAnsi" w:cstheme="minorHAnsi"/>
+                <w:color w:val="FFFFFF"/>
+                <w:sz w:val="20"/>
+                <w:szCs w:val="20"/>
+                <w:lang w:val="en-AE" w:eastAsia="en-AE"/>
+              </w:rPr>
+              <w:t>}}</w:t>
             </w:r>
           </w:p>
         </w:tc>
@@ -23756,7 +24590,29 @@
                 <w:szCs w:val="20"/>
                 <w:lang w:val="en-AE" w:eastAsia="en-AE"/>
               </w:rPr>
-              <w:t>Nom Thk (in)</w:t>
+              <w:t xml:space="preserve">Nom </w:t>
+            </w:r>
+            <w:proofErr w:type="spellStart"/>
+            <w:r>
+              <w:rPr>
+                <w:rFonts w:asciiTheme="minorHAnsi" w:eastAsia="Times New Roman" w:hAnsiTheme="minorHAnsi" w:cstheme="minorHAnsi"/>
+                <w:color w:val="FFFFFF"/>
+                <w:sz w:val="20"/>
+                <w:szCs w:val="20"/>
+                <w:lang w:val="en-AE" w:eastAsia="en-AE"/>
+              </w:rPr>
+              <w:t>Thk</w:t>
+            </w:r>
+            <w:proofErr w:type="spellEnd"/>
+            <w:r>
+              <w:rPr>
+                <w:rFonts w:asciiTheme="minorHAnsi" w:eastAsia="Times New Roman" w:hAnsiTheme="minorHAnsi" w:cstheme="minorHAnsi"/>
+                <w:color w:val="FFFFFF"/>
+                <w:sz w:val="20"/>
+                <w:szCs w:val="20"/>
+                <w:lang w:val="en-AE" w:eastAsia="en-AE"/>
+              </w:rPr>
+              <w:t xml:space="preserve"> (in)</w:t>
             </w:r>
           </w:p>
         </w:tc>
@@ -23793,7 +24649,29 @@
                 <w:szCs w:val="20"/>
                 <w:lang w:val="en-AE" w:eastAsia="en-AE"/>
               </w:rPr>
-              <w:t>Min Thk (in)</w:t>
+              <w:t xml:space="preserve">Min </w:t>
+            </w:r>
+            <w:proofErr w:type="spellStart"/>
+            <w:r>
+              <w:rPr>
+                <w:rFonts w:asciiTheme="minorHAnsi" w:eastAsia="Times New Roman" w:hAnsiTheme="minorHAnsi" w:cstheme="minorHAnsi"/>
+                <w:color w:val="FFFFFF"/>
+                <w:sz w:val="20"/>
+                <w:szCs w:val="20"/>
+                <w:lang w:val="en-AE" w:eastAsia="en-AE"/>
+              </w:rPr>
+              <w:t>Thk</w:t>
+            </w:r>
+            <w:proofErr w:type="spellEnd"/>
+            <w:r>
+              <w:rPr>
+                <w:rFonts w:asciiTheme="minorHAnsi" w:eastAsia="Times New Roman" w:hAnsiTheme="minorHAnsi" w:cstheme="minorHAnsi"/>
+                <w:color w:val="FFFFFF"/>
+                <w:sz w:val="20"/>
+                <w:szCs w:val="20"/>
+                <w:lang w:val="en-AE" w:eastAsia="en-AE"/>
+              </w:rPr>
+              <w:t xml:space="preserve"> (in)</w:t>
             </w:r>
           </w:p>
         </w:tc>
@@ -24371,7 +25249,29 @@
                 <w:szCs w:val="20"/>
                 <w:lang w:val="en-AE" w:eastAsia="en-AE"/>
               </w:rPr>
-              <w:t>{{joints_sixthPipe}}</w:t>
+              <w:t>{{</w:t>
+            </w:r>
+            <w:proofErr w:type="spellStart"/>
+            <w:r>
+              <w:rPr>
+                <w:rFonts w:asciiTheme="minorHAnsi" w:eastAsia="Times New Roman" w:hAnsiTheme="minorHAnsi" w:cstheme="minorHAnsi"/>
+                <w:color w:val="FFFFFF"/>
+                <w:sz w:val="20"/>
+                <w:szCs w:val="20"/>
+                <w:lang w:val="en-AE" w:eastAsia="en-AE"/>
+              </w:rPr>
+              <w:t>joints_sixthPipe</w:t>
+            </w:r>
+            <w:proofErr w:type="spellEnd"/>
+            <w:r>
+              <w:rPr>
+                <w:rFonts w:asciiTheme="minorHAnsi" w:eastAsia="Times New Roman" w:hAnsiTheme="minorHAnsi" w:cstheme="minorHAnsi"/>
+                <w:color w:val="FFFFFF"/>
+                <w:sz w:val="20"/>
+                <w:szCs w:val="20"/>
+                <w:lang w:val="en-AE" w:eastAsia="en-AE"/>
+              </w:rPr>
+              <w:t>}}</w:t>
             </w:r>
           </w:p>
         </w:tc>
@@ -24519,7 +25419,29 @@
                 <w:szCs w:val="20"/>
                 <w:lang w:val="en-AE" w:eastAsia="en-AE"/>
               </w:rPr>
-              <w:t>Nom Thk (in)</w:t>
+              <w:t xml:space="preserve">Nom </w:t>
+            </w:r>
+            <w:proofErr w:type="spellStart"/>
+            <w:r>
+              <w:rPr>
+                <w:rFonts w:asciiTheme="minorHAnsi" w:eastAsia="Times New Roman" w:hAnsiTheme="minorHAnsi" w:cstheme="minorHAnsi"/>
+                <w:color w:val="FFFFFF"/>
+                <w:sz w:val="20"/>
+                <w:szCs w:val="20"/>
+                <w:lang w:val="en-AE" w:eastAsia="en-AE"/>
+              </w:rPr>
+              <w:t>Thk</w:t>
+            </w:r>
+            <w:proofErr w:type="spellEnd"/>
+            <w:r>
+              <w:rPr>
+                <w:rFonts w:asciiTheme="minorHAnsi" w:eastAsia="Times New Roman" w:hAnsiTheme="minorHAnsi" w:cstheme="minorHAnsi"/>
+                <w:color w:val="FFFFFF"/>
+                <w:sz w:val="20"/>
+                <w:szCs w:val="20"/>
+                <w:lang w:val="en-AE" w:eastAsia="en-AE"/>
+              </w:rPr>
+              <w:t xml:space="preserve"> (in)</w:t>
             </w:r>
           </w:p>
         </w:tc>
@@ -24556,7 +25478,29 @@
                 <w:szCs w:val="20"/>
                 <w:lang w:val="en-AE" w:eastAsia="en-AE"/>
               </w:rPr>
-              <w:t>Min Thk (in)</w:t>
+              <w:t xml:space="preserve">Min </w:t>
+            </w:r>
+            <w:proofErr w:type="spellStart"/>
+            <w:r>
+              <w:rPr>
+                <w:rFonts w:asciiTheme="minorHAnsi" w:eastAsia="Times New Roman" w:hAnsiTheme="minorHAnsi" w:cstheme="minorHAnsi"/>
+                <w:color w:val="FFFFFF"/>
+                <w:sz w:val="20"/>
+                <w:szCs w:val="20"/>
+                <w:lang w:val="en-AE" w:eastAsia="en-AE"/>
+              </w:rPr>
+              <w:t>Thk</w:t>
+            </w:r>
+            <w:proofErr w:type="spellEnd"/>
+            <w:r>
+              <w:rPr>
+                <w:rFonts w:asciiTheme="minorHAnsi" w:eastAsia="Times New Roman" w:hAnsiTheme="minorHAnsi" w:cstheme="minorHAnsi"/>
+                <w:color w:val="FFFFFF"/>
+                <w:sz w:val="20"/>
+                <w:szCs w:val="20"/>
+                <w:lang w:val="en-AE" w:eastAsia="en-AE"/>
+              </w:rPr>
+              <w:t xml:space="preserve"> (in)</w:t>
             </w:r>
           </w:p>
         </w:tc>
@@ -26818,7 +27762,7 @@
         </w:rPr>
         <w:lastRenderedPageBreak/>
         <w:drawing>
-          <wp:anchor distT="0" distB="0" distL="114300" distR="114300" simplePos="0" relativeHeight="251649536" behindDoc="0" locked="0" layoutInCell="1" allowOverlap="1" wp14:anchorId="084BCEFC" wp14:editId="613688C2">
+          <wp:anchor distT="0" distB="0" distL="114300" distR="114300" simplePos="0" relativeHeight="251649536" behindDoc="0" locked="0" layoutInCell="1" allowOverlap="1" wp14:anchorId="084BCEFC" wp14:editId="10695677">
             <wp:simplePos x="0" y="0"/>
             <wp:positionH relativeFrom="column">
               <wp:posOffset>255270</wp:posOffset>
@@ -26908,7 +27852,23 @@
           <w:b/>
           <w:bCs/>
         </w:rPr>
-        <w:t xml:space="preserve">Quality control guidelines across the main pass is shown in the figure below. </w:t>
+        <w:t xml:space="preserve">Quality control guidelines across the main pass </w:t>
+      </w:r>
+      <w:proofErr w:type="gramStart"/>
+      <w:r>
+        <w:rPr>
+          <w:b/>
+          <w:bCs/>
+        </w:rPr>
+        <w:t>is</w:t>
+      </w:r>
+      <w:proofErr w:type="gramEnd"/>
+      <w:r>
+        <w:rPr>
+          <w:b/>
+          <w:bCs/>
+        </w:rPr>
+        <w:t xml:space="preserve"> shown in the figure below. </w:t>
       </w:r>
     </w:p>
     <w:p>
@@ -27052,7 +28012,6 @@
       <w:bookmarkEnd w:id="42"/>
       <w:bookmarkEnd w:id="43"/>
     </w:p>
-    <w:p/>
     <w:p>
       <w:pPr>
         <w:pStyle w:val="Heading1"/>
@@ -27109,7 +28068,15 @@
               <w:jc w:val="center"/>
             </w:pPr>
             <w:r>
-              <w:t>{{ts}}</w:t>
+              <w:t>{{</w:t>
+            </w:r>
+            <w:proofErr w:type="spellStart"/>
+            <w:r>
+              <w:t>ts</w:t>
+            </w:r>
+            <w:proofErr w:type="spellEnd"/>
+            <w:r>
+              <w:t>}}</w:t>
             </w:r>
           </w:p>
         </w:tc>
@@ -27176,12 +28143,6 @@
         </w:rPr>
         <w:t>Diagram</w:t>
       </w:r>
-    </w:p>
-    <w:p>
-      <w:pPr>
-        <w:spacing w:before="0" w:after="200"/>
-        <w:jc w:val="left"/>
-      </w:pPr>
     </w:p>
     <w:sectPr>
       <w:headerReference w:type="default" r:id="rId22"/>
@@ -27255,7 +28216,7 @@
             <w:rPr>
               <w:lang w:val="en-AE"/>
             </w:rPr>
-            <w:t>Weatherford</w:t>
+            <w:t>{{COMPNAME}}</w:t>
           </w:r>
         </w:p>
       </w:tc>
@@ -27358,7 +28319,7 @@
             <w:rPr>
               <w:lang w:val="en-AE"/>
             </w:rPr>
-            <w:t>Weatherford</w:t>
+            <w:t>{{COMPNAME}}</w:t>
           </w:r>
         </w:p>
       </w:tc>
@@ -27501,7 +28462,7 @@
         <w:noProof/>
       </w:rPr>
       <w:drawing>
-        <wp:anchor distT="0" distB="0" distL="114300" distR="114300" simplePos="0" relativeHeight="251675136" behindDoc="0" locked="0" layoutInCell="1" allowOverlap="1" wp14:anchorId="35957A83" wp14:editId="67B3CA70">
+        <wp:anchor distT="0" distB="0" distL="114300" distR="114300" simplePos="0" relativeHeight="251675136" behindDoc="0" locked="0" layoutInCell="1" allowOverlap="1" wp14:anchorId="35957A83" wp14:editId="382F8465">
           <wp:simplePos x="0" y="0"/>
           <wp:positionH relativeFrom="column">
             <wp:posOffset>-495300</wp:posOffset>
@@ -27512,7 +28473,7 @@
           <wp:extent cx="1224895" cy="542925"/>
           <wp:effectExtent l="0" t="0" r="0" b="0"/>
           <wp:wrapNone/>
-          <wp:docPr id="1716236988" name="Picture 1716236988"/>
+          <wp:docPr id="1716236988" name="Picture 1716236988" descr="{{COMP}}"/>
           <wp:cNvGraphicFramePr>
             <a:graphicFrameLocks xmlns:a="http://schemas.openxmlformats.org/drawingml/2006/main" noChangeAspect="1"/>
           </wp:cNvGraphicFramePr>
@@ -27520,7 +28481,7 @@
             <a:graphicData uri="http://schemas.openxmlformats.org/drawingml/2006/picture">
               <pic:pic xmlns:pic="http://schemas.openxmlformats.org/drawingml/2006/picture">
                 <pic:nvPicPr>
-                  <pic:cNvPr id="1716236988" name="Picture 1716236988"/>
+                  <pic:cNvPr id="1716236988" name="Picture 1716236988" descr="{{COMP}}"/>
                   <pic:cNvPicPr/>
                 </pic:nvPicPr>
                 <pic:blipFill>
@@ -27756,7 +28717,7 @@
         <w:noProof/>
       </w:rPr>
       <w:drawing>
-        <wp:anchor distT="0" distB="0" distL="114300" distR="114300" simplePos="0" relativeHeight="251676160" behindDoc="0" locked="0" layoutInCell="1" allowOverlap="1" wp14:anchorId="652836A8" wp14:editId="4E5C7723">
+        <wp:anchor distT="0" distB="0" distL="114300" distR="114300" simplePos="0" relativeHeight="251676160" behindDoc="0" locked="0" layoutInCell="1" allowOverlap="1" wp14:anchorId="652836A8" wp14:editId="71D7C813">
           <wp:simplePos x="0" y="0"/>
           <wp:positionH relativeFrom="column">
             <wp:posOffset>-495300</wp:posOffset>
@@ -27767,7 +28728,7 @@
           <wp:extent cx="1246382" cy="552450"/>
           <wp:effectExtent l="0" t="0" r="0" b="0"/>
           <wp:wrapNone/>
-          <wp:docPr id="2139573877" name="Picture 2139573877"/>
+          <wp:docPr id="2139573877" name="Picture 2139573877" descr="{{COMPNAME}}"/>
           <wp:cNvGraphicFramePr>
             <a:graphicFrameLocks xmlns:a="http://schemas.openxmlformats.org/drawingml/2006/main" noChangeAspect="1"/>
           </wp:cNvGraphicFramePr>
@@ -27775,7 +28736,7 @@
             <a:graphicData uri="http://schemas.openxmlformats.org/drawingml/2006/picture">
               <pic:pic xmlns:pic="http://schemas.openxmlformats.org/drawingml/2006/picture">
                 <pic:nvPicPr>
-                  <pic:cNvPr id="2139573877" name="Picture 2139573877"/>
+                  <pic:cNvPr id="2139573877" name="Picture 2139573877" descr="{{COMPNAME}}"/>
                   <pic:cNvPicPr/>
                 </pic:nvPicPr>
                 <pic:blipFill>
@@ -30799,7 +31760,6 @@
   <w:style w:type="character" w:default="1" w:styleId="DefaultParagraphFont">
     <w:name w:val="Default Paragraph Font"/>
     <w:uiPriority w:val="1"/>
-    <w:semiHidden/>
     <w:unhideWhenUsed/>
   </w:style>
   <w:style w:type="table" w:default="1" w:styleId="TableNormal">
@@ -35185,9 +36145,12 @@
 </file>
 
 <file path=customXml/item2.xml><?xml version="1.0" encoding="utf-8"?>
-<p:properties xmlns:p="http://schemas.microsoft.com/office/2006/metadata/properties" xmlns:xsi="http://www.w3.org/2001/XMLSchema-instance" xmlns:pc="http://schemas.microsoft.com/office/infopath/2007/PartnerControls">
-  <documentManagement/>
-</p:properties>
+<?mso-contentType ?>
+<FormTemplates xmlns="http://schemas.microsoft.com/sharepoint/v3/contenttype/forms">
+  <Display>DocumentLibraryForm</Display>
+  <Edit>DocumentLibraryForm</Edit>
+  <New>DocumentLibraryForm</New>
+</FormTemplates>
 </file>
 
 <file path=customXml/item3.xml><?xml version="1.0" encoding="utf-8"?>
@@ -35195,12 +36158,9 @@
 </file>
 
 <file path=customXml/item4.xml><?xml version="1.0" encoding="utf-8"?>
-<?mso-contentType ?>
-<FormTemplates xmlns="http://schemas.microsoft.com/sharepoint/v3/contenttype/forms">
-  <Display>DocumentLibraryForm</Display>
-  <Edit>DocumentLibraryForm</Edit>
-  <New>DocumentLibraryForm</New>
-</FormTemplates>
+<p:properties xmlns:p="http://schemas.microsoft.com/office/2006/metadata/properties" xmlns:xsi="http://www.w3.org/2001/XMLSchema-instance" xmlns:pc="http://schemas.microsoft.com/office/infopath/2007/PartnerControls">
+  <documentManagement/>
+</p:properties>
 </file>
 
 <file path=customXml/itemProps1.xml><?xml version="1.0" encoding="utf-8"?>
@@ -35222,10 +36182,9 @@
 </file>
 
 <file path=customXml/itemProps2.xml><?xml version="1.0" encoding="utf-8"?>
-<ds:datastoreItem xmlns:ds="http://schemas.openxmlformats.org/officeDocument/2006/customXml" ds:itemID="{74A46DB4-35AB-4E89-AE84-AAE4879E018C}">
+<ds:datastoreItem xmlns:ds="http://schemas.openxmlformats.org/officeDocument/2006/customXml" ds:itemID="{79696F61-4EFA-4208-9DA2-098D4828C9DB}">
   <ds:schemaRefs>
-    <ds:schemaRef ds:uri="http://schemas.microsoft.com/office/2006/metadata/properties"/>
-    <ds:schemaRef ds:uri="http://schemas.microsoft.com/office/infopath/2007/PartnerControls"/>
+    <ds:schemaRef ds:uri="http://schemas.microsoft.com/sharepoint/v3/contenttype/forms"/>
   </ds:schemaRefs>
 </ds:datastoreItem>
 </file>
@@ -35239,9 +36198,10 @@
 </file>
 
 <file path=customXml/itemProps4.xml><?xml version="1.0" encoding="utf-8"?>
-<ds:datastoreItem xmlns:ds="http://schemas.openxmlformats.org/officeDocument/2006/customXml" ds:itemID="{79696F61-4EFA-4208-9DA2-098D4828C9DB}">
+<ds:datastoreItem xmlns:ds="http://schemas.openxmlformats.org/officeDocument/2006/customXml" ds:itemID="{74A46DB4-35AB-4E89-AE84-AAE4879E018C}">
   <ds:schemaRefs>
-    <ds:schemaRef ds:uri="http://schemas.microsoft.com/sharepoint/v3/contenttype/forms"/>
+    <ds:schemaRef ds:uri="http://schemas.microsoft.com/office/2006/metadata/properties"/>
+    <ds:schemaRef ds:uri="http://schemas.microsoft.com/office/infopath/2007/PartnerControls"/>
   </ds:schemaRefs>
 </ds:datastoreItem>
 </file>
--- a/well_tools_1/webapp/data/templates/sample_6_4p5-7-9-13-18.docx
+++ b/well_tools_1/webapp/data/templates/sample_6_4p5-7-9-13-18.docx
@@ -268,7 +268,7 @@
                                           <w:sz w:val="28"/>
                                           <w:szCs w:val="28"/>
                                         </w:rPr>
-                                        <w:t>HRDH_1702_1</w:t>
+                                        <w:t>{{well_name}}</w:t>
                                       </w:r>
                                     </w:p>
                                   </w:tc>
@@ -454,42 +454,12 @@
                                           <w:szCs w:val="28"/>
                                         </w:rPr>
                                       </w:pPr>
-                                      <w:bookmarkStart w:id="0" w:name="_Hlk197739381"/>
                                       <w:r>
                                         <w:rPr>
                                           <w:sz w:val="28"/>
                                           <w:szCs w:val="28"/>
                                         </w:rPr>
-                                        <w:t>15</w:t>
-                                      </w:r>
-                                      <w:r>
-                                        <w:rPr>
-                                          <w:sz w:val="28"/>
-                                          <w:szCs w:val="28"/>
-                                        </w:rPr>
-                                        <w:t>-</w:t>
-                                      </w:r>
-                                      <w:r>
-                                        <w:rPr>
-                                          <w:sz w:val="28"/>
-                                          <w:szCs w:val="28"/>
-                                        </w:rPr>
-                                        <w:t>May</w:t>
-                                      </w:r>
-                                      <w:r>
-                                        <w:rPr>
-                                          <w:sz w:val="28"/>
-                                          <w:szCs w:val="28"/>
-                                        </w:rPr>
-                                        <w:t>-202</w:t>
-                                      </w:r>
-                                      <w:bookmarkEnd w:id="0"/>
-                                      <w:r>
-                                        <w:rPr>
-                                          <w:sz w:val="28"/>
-                                          <w:szCs w:val="28"/>
-                                        </w:rPr>
-                                        <w:t>6</w:t>
+                                        <w:t>{{log_date}}</w:t>
                                       </w:r>
                                     </w:p>
                                   </w:tc>
@@ -800,7 +770,7 @@
                                     <w:sz w:val="28"/>
                                     <w:szCs w:val="28"/>
                                   </w:rPr>
-                                  <w:t>HRDH_1702_1</w:t>
+                                  <w:t>{{well_name}}</w:t>
                                 </w:r>
                               </w:p>
                             </w:tc>
@@ -986,42 +956,12 @@
                                     <w:szCs w:val="28"/>
                                   </w:rPr>
                                 </w:pPr>
-                                <w:bookmarkStart w:id="1" w:name="_Hlk197739381"/>
                                 <w:r>
                                   <w:rPr>
                                     <w:sz w:val="28"/>
                                     <w:szCs w:val="28"/>
                                   </w:rPr>
-                                  <w:t>15</w:t>
-                                </w:r>
-                                <w:r>
-                                  <w:rPr>
-                                    <w:sz w:val="28"/>
-                                    <w:szCs w:val="28"/>
-                                  </w:rPr>
-                                  <w:t>-</w:t>
-                                </w:r>
-                                <w:r>
-                                  <w:rPr>
-                                    <w:sz w:val="28"/>
-                                    <w:szCs w:val="28"/>
-                                  </w:rPr>
-                                  <w:t>May</w:t>
-                                </w:r>
-                                <w:r>
-                                  <w:rPr>
-                                    <w:sz w:val="28"/>
-                                    <w:szCs w:val="28"/>
-                                  </w:rPr>
-                                  <w:t>-202</w:t>
-                                </w:r>
-                                <w:bookmarkEnd w:id="1"/>
-                                <w:r>
-                                  <w:rPr>
-                                    <w:sz w:val="28"/>
-                                    <w:szCs w:val="28"/>
-                                  </w:rPr>
-                                  <w:t>6</w:t>
+                                  <w:t>{{log_date}}</w:t>
                                 </w:r>
                               </w:p>
                             </w:tc>
@@ -1164,10 +1104,10 @@
         </w:p>
       </w:sdtContent>
     </w:sdt>
-    <w:bookmarkStart w:id="3" w:name="_Hlk207958089" w:displacedByCustomXml="next"/>
+    <w:bookmarkStart w:id="1" w:name="_Hlk207958089" w:displacedByCustomXml="next"/>
+    <w:bookmarkStart w:id="2" w:name="_Toc23528006" w:displacedByCustomXml="next"/>
+    <w:bookmarkStart w:id="3" w:name="_Toc5016962" w:displacedByCustomXml="next"/>
     <w:bookmarkStart w:id="4" w:name="_Toc436141478" w:displacedByCustomXml="next"/>
-    <w:bookmarkStart w:id="5" w:name="_Toc5016962" w:displacedByCustomXml="next"/>
-    <w:bookmarkStart w:id="6" w:name="_Toc23528006" w:displacedByCustomXml="next"/>
     <w:sdt>
       <w:sdtPr>
         <w:rPr>
@@ -2651,7 +2591,7 @@
         </w:p>
       </w:sdtContent>
     </w:sdt>
-    <w:bookmarkEnd w:id="3" w:displacedByCustomXml="prev"/>
+    <w:bookmarkEnd w:id="1" w:displacedByCustomXml="prev"/>
     <w:p>
       <w:pPr>
         <w:spacing w:before="0" w:after="200"/>
@@ -2676,8 +2616,8 @@
           <w:szCs w:val="32"/>
         </w:rPr>
       </w:pPr>
-      <w:bookmarkStart w:id="7" w:name="_Toc23527977"/>
-      <w:bookmarkStart w:id="8" w:name="_Toc24971660"/>
+      <w:bookmarkStart w:id="5" w:name="_Toc23527977"/>
+      <w:bookmarkStart w:id="6" w:name="_Toc24971660"/>
     </w:p>
     <w:p>
       <w:pPr>
@@ -2851,39 +2791,7 @@
                                 <w:sz w:val="16"/>
                                 <w:lang w:val="en-GB"/>
                               </w:rPr>
-                              <w:t xml:space="preserve">This report was prepared by </w:t>
-                            </w:r>
-                            <w:proofErr w:type="spellStart"/>
-                            <w:r>
-                              <w:rPr>
-                                <w:sz w:val="16"/>
-                                <w:lang w:val="en-GB"/>
-                              </w:rPr>
-                              <w:t>GOWell</w:t>
-                            </w:r>
-                            <w:proofErr w:type="spellEnd"/>
-                            <w:r>
-                              <w:rPr>
-                                <w:sz w:val="16"/>
-                                <w:lang w:val="en-GB"/>
-                              </w:rPr>
-                              <w:t xml:space="preserve"> Energy Solutions Inc. or by its affiliates or subsidiaries (“</w:t>
-                            </w:r>
-                            <w:proofErr w:type="spellStart"/>
-                            <w:r>
-                              <w:rPr>
-                                <w:sz w:val="16"/>
-                                <w:lang w:val="en-GB"/>
-                              </w:rPr>
-                              <w:t>GOWell</w:t>
-                            </w:r>
-                            <w:proofErr w:type="spellEnd"/>
-                            <w:r>
-                              <w:rPr>
-                                <w:sz w:val="16"/>
-                                <w:lang w:val="en-GB"/>
-                              </w:rPr>
-                              <w:t xml:space="preserve">”) at the request of </w:t>
+                              <w:t xml:space="preserve">This report was prepared by GOWell Energy Solutions Inc. or by its affiliates or subsidiaries (“GOWell”) at the request of </w:t>
                             </w:r>
                             <w:r>
                               <w:rPr>
@@ -2912,23 +2820,7 @@
                                 <w:sz w:val="16"/>
                                 <w:lang w:val="en-GB"/>
                               </w:rPr>
-                              <w:t xml:space="preserve">This report is </w:t>
-                            </w:r>
-                            <w:proofErr w:type="spellStart"/>
-                            <w:r>
-                              <w:rPr>
-                                <w:sz w:val="16"/>
-                                <w:lang w:val="en-GB"/>
-                              </w:rPr>
-                              <w:t>GOWell’s</w:t>
-                            </w:r>
-                            <w:proofErr w:type="spellEnd"/>
-                            <w:r>
-                              <w:rPr>
-                                <w:sz w:val="16"/>
-                                <w:lang w:val="en-GB"/>
-                              </w:rPr>
-                              <w:t xml:space="preserve"> interpretation of the information provided by You and the interpretation, analysis, recommendations, advise and conclusions contained in the report are opinions based on inferences from measurements, empirical relationships, assumptions and industry practice (the “Interpretations and/or Recommendations”), which inferences, assumptions and practices are not infallible, and with respect to which professional geologists, engineers, drilling consultants, and analysts may differ and there may be a number of possible interpretations and conclusions.</w:t>
+                              <w:t>This report is GOWell’s interpretation of the information provided by You and the interpretation, analysis, recommendations, advise and conclusions contained in the report are opinions based on inferences from measurements, empirical relationships, assumptions and industry practice (the “Interpretations and/or Recommendations”), which inferences, assumptions and practices are not infallible, and with respect to which professional geologists, engineers, drilling consultants, and analysts may differ and there may be a number of possible interpretations and conclusions.</w:t>
                             </w:r>
                           </w:p>
                           <w:p>
@@ -2943,23 +2835,7 @@
                                 <w:sz w:val="16"/>
                                 <w:lang w:val="en-CA"/>
                               </w:rPr>
-                              <w:t xml:space="preserve">Accordingly, </w:t>
-                            </w:r>
-                            <w:proofErr w:type="spellStart"/>
-                            <w:r>
-                              <w:rPr>
-                                <w:sz w:val="16"/>
-                                <w:lang w:val="en-CA"/>
-                              </w:rPr>
-                              <w:t>GOWell</w:t>
-                            </w:r>
-                            <w:proofErr w:type="spellEnd"/>
-                            <w:r>
-                              <w:rPr>
-                                <w:sz w:val="16"/>
-                                <w:lang w:val="en-CA"/>
-                              </w:rPr>
-                              <w:t xml:space="preserve"> does not warrant the accuracy, correctness, or completeness of any such Interpretations and/or Recommendations, or that Your reliance or any third party’s reliance on such Interpretations and/or Recommendations will accomplish any particular results. YOU ASSUME FULL RESPONSIBILITY FOR THE USE OF SUCH INTERPRETATIONS AND/OR RECOMMENDATIONS AND FOR ALL DECISIONS BASED THEREON (INCLUDING WITHOUT LIMITATION DECISIONS BASED ON ANY OIL AND GAS EVALUATIONS, PRODUCTION FORECASTS AND RESERVE ESTIMATES, FURNISHED BY GOWELL TO YOU HEREUNDER), AND YOU HEREBY AGREES TO RELEASE, DEFEND, INDEMNIFY AND HOLD HARMLESS GOWELL FROM ANY CLAIMS ARISING OUT OF THE USE OF SUCH INTERPRETATIONS AND/OR RECOMMENDATIONS.</w:t>
+                              <w:t>Accordingly, GOWell does not warrant the accuracy, correctness, or completeness of any such Interpretations and/or Recommendations, or that Your reliance or any third party’s reliance on such Interpretations and/or Recommendations will accomplish any particular results. YOU ASSUME FULL RESPONSIBILITY FOR THE USE OF SUCH INTERPRETATIONS AND/OR RECOMMENDATIONS AND FOR ALL DECISIONS BASED THEREON (INCLUDING WITHOUT LIMITATION DECISIONS BASED ON ANY OIL AND GAS EVALUATIONS, PRODUCTION FORECASTS AND RESERVE ESTIMATES, FURNISHED BY GOWELL TO YOU HEREUNDER), AND YOU HEREBY AGREES TO RELEASE, DEFEND, INDEMNIFY AND HOLD HARMLESS GOWELL FROM ANY CLAIMS ARISING OUT OF THE USE OF SUCH INTERPRETATIONS AND/OR RECOMMENDATIONS.</w:t>
                             </w:r>
                           </w:p>
                           <w:p>
@@ -3200,8 +3076,8 @@
             <w:pPr>
               <w:jc w:val="center"/>
             </w:pPr>
-            <w:bookmarkStart w:id="9" w:name="_Toc230535082"/>
-            <w:bookmarkStart w:id="10" w:name="_Toc230601022"/>
+            <w:bookmarkStart w:id="7" w:name="_Toc230535082"/>
+            <w:bookmarkStart w:id="8" w:name="_Toc230601022"/>
             <w:r>
               <w:rPr>
                 <w:b/>
@@ -3243,21 +3119,21 @@
           <w:color w:val="000000" w:themeColor="text1"/>
         </w:rPr>
       </w:pPr>
-      <w:bookmarkStart w:id="11" w:name="_Toc230601023"/>
-      <w:bookmarkEnd w:id="9"/>
-      <w:bookmarkEnd w:id="10"/>
-      <w:r>
-        <w:rPr>
-          <w:color w:val="000000" w:themeColor="text1"/>
-        </w:rPr>
-        <w:t>Objectives</w:t>
-      </w:r>
-      <w:bookmarkStart w:id="12" w:name="_Hlk207958117"/>
+      <w:bookmarkStart w:id="9" w:name="_Toc230601023"/>
       <w:bookmarkEnd w:id="7"/>
       <w:bookmarkEnd w:id="8"/>
-      <w:bookmarkEnd w:id="11"/>
+      <w:r>
+        <w:rPr>
+          <w:color w:val="000000" w:themeColor="text1"/>
+        </w:rPr>
+        <w:t>Objectives</w:t>
+      </w:r>
+      <w:bookmarkStart w:id="10" w:name="_Hlk207958117"/>
+      <w:bookmarkEnd w:id="5"/>
+      <w:bookmarkEnd w:id="6"/>
+      <w:bookmarkEnd w:id="9"/>
     </w:p>
-    <w:bookmarkEnd w:id="12"/>
+    <w:bookmarkEnd w:id="10"/>
     <w:p>
       <w:pPr>
         <w:numPr>
@@ -3300,7 +3176,7 @@
           <w:bCs/>
           <w:lang w:val="en-GB"/>
         </w:rPr>
-        <w:t>HRDH</w:t>
+        <w:t>{{well_name}}</w:t>
       </w:r>
       <w:r>
         <w:rPr>
@@ -3308,31 +3184,7 @@
           <w:bCs/>
           <w:lang w:val="en-GB"/>
         </w:rPr>
-        <w:t>_</w:t>
-      </w:r>
-      <w:r>
-        <w:rPr>
-          <w:b/>
-          <w:bCs/>
-          <w:lang w:val="en-GB"/>
-        </w:rPr>
-        <w:t>1702</w:t>
-      </w:r>
-      <w:r>
-        <w:rPr>
-          <w:b/>
-          <w:bCs/>
-          <w:lang w:val="en-GB"/>
-        </w:rPr>
-        <w:t>_</w:t>
-      </w:r>
-      <w:r>
-        <w:rPr>
-          <w:b/>
-          <w:bCs/>
-          <w:lang w:val="en-GB"/>
-        </w:rPr>
-        <w:t xml:space="preserve">1 </w:t>
+        <w:t xml:space="preserve"> </w:t>
       </w:r>
       <w:r>
         <w:rPr>
@@ -3499,7 +3351,6 @@
         </w:rPr>
         <w:t xml:space="preserve"> </w:t>
       </w:r>
-      <w:proofErr w:type="gramStart"/>
       <w:r>
         <w:rPr>
           <w:b/>
@@ -3508,7 +3359,7 @@
         </w:rPr>
         <w:t>strings,</w:t>
       </w:r>
-      <w:bookmarkStart w:id="13" w:name="_Hlk48542637"/>
+      <w:bookmarkStart w:id="11" w:name="_Hlk48542637"/>
       <w:r>
         <w:rPr>
           <w:b/>
@@ -3523,16 +3374,15 @@
           <w:bCs/>
           <w:lang w:val="en-GB"/>
         </w:rPr>
-        <w:t xml:space="preserve">  </w:t>
-      </w:r>
-      <w:proofErr w:type="gramEnd"/>
+        <w:t xml:space="preserve">                  </w:t>
+      </w:r>
       <w:r>
         <w:rPr>
           <w:b/>
           <w:bCs/>
           <w:lang w:val="en-GB"/>
         </w:rPr>
-        <w:t xml:space="preserve">                </w:t>
+        <w:t xml:space="preserve"> </w:t>
       </w:r>
       <w:r>
         <w:rPr>
@@ -3540,7 +3390,7 @@
           <w:bCs/>
           <w:lang w:val="en-GB"/>
         </w:rPr>
-        <w:t xml:space="preserve"> </w:t>
+        <w:t xml:space="preserve">7” liner string </w:t>
       </w:r>
       <w:r>
         <w:rPr>
@@ -3548,7 +3398,7 @@
           <w:bCs/>
           <w:lang w:val="en-GB"/>
         </w:rPr>
-        <w:t xml:space="preserve">7” liner string </w:t>
+        <w:t xml:space="preserve">and </w:t>
       </w:r>
       <w:r>
         <w:rPr>
@@ -3556,7 +3406,7 @@
           <w:bCs/>
           <w:lang w:val="en-GB"/>
         </w:rPr>
-        <w:t xml:space="preserve">and </w:t>
+        <w:t>4 1/2</w:t>
       </w:r>
       <w:r>
         <w:rPr>
@@ -3564,7 +3414,7 @@
           <w:bCs/>
           <w:lang w:val="en-GB"/>
         </w:rPr>
-        <w:t>4 1/2</w:t>
+        <w:t>"</w:t>
       </w:r>
       <w:r>
         <w:rPr>
@@ -3572,7 +3422,7 @@
           <w:bCs/>
           <w:lang w:val="en-GB"/>
         </w:rPr>
-        <w:t>"</w:t>
+        <w:t xml:space="preserve"> </w:t>
       </w:r>
       <w:r>
         <w:rPr>
@@ -3580,7 +3430,7 @@
           <w:bCs/>
           <w:lang w:val="en-GB"/>
         </w:rPr>
-        <w:t xml:space="preserve"> </w:t>
+        <w:t>tubing</w:t>
       </w:r>
       <w:r>
         <w:rPr>
@@ -3588,42 +3438,34 @@
           <w:bCs/>
           <w:lang w:val="en-GB"/>
         </w:rPr>
-        <w:t>tubing</w:t>
-      </w:r>
+        <w:t xml:space="preserve"> string </w:t>
+      </w:r>
+      <w:r>
+        <w:rPr>
+          <w:lang w:val="en-GB"/>
+        </w:rPr>
+        <w:t xml:space="preserve">from </w:t>
+      </w:r>
+      <w:r>
+        <w:rPr>
+          <w:lang w:val="en-GB"/>
+        </w:rPr>
+        <w:t xml:space="preserve">the </w:t>
+      </w:r>
+      <w:r>
+        <w:rPr>
+          <w:lang w:val="en-GB"/>
+        </w:rPr>
+        <w:t xml:space="preserve">specified bottom log interval at </w:t>
+      </w:r>
+      <w:bookmarkEnd w:id="11"/>
       <w:r>
         <w:rPr>
           <w:b/>
           <w:bCs/>
           <w:lang w:val="en-GB"/>
         </w:rPr>
-        <w:t xml:space="preserve"> string </w:t>
-      </w:r>
-      <w:r>
-        <w:rPr>
-          <w:lang w:val="en-GB"/>
-        </w:rPr>
-        <w:t xml:space="preserve">from </w:t>
-      </w:r>
-      <w:r>
-        <w:rPr>
-          <w:lang w:val="en-GB"/>
-        </w:rPr>
-        <w:t xml:space="preserve">the </w:t>
-      </w:r>
-      <w:r>
-        <w:rPr>
-          <w:lang w:val="en-GB"/>
-        </w:rPr>
-        <w:t xml:space="preserve">specified bottom log interval at </w:t>
-      </w:r>
-      <w:bookmarkEnd w:id="13"/>
-      <w:r>
-        <w:rPr>
-          <w:b/>
-          <w:bCs/>
-          <w:lang w:val="en-GB"/>
-        </w:rPr>
-        <w:t>7233</w:t>
+        <w:t>{{btm_depth}}</w:t>
       </w:r>
       <w:r>
         <w:rPr>
@@ -3697,15 +3539,15 @@
           <w:color w:val="000000" w:themeColor="text1"/>
         </w:rPr>
       </w:pPr>
-      <w:bookmarkStart w:id="14" w:name="_Toc230601024"/>
+      <w:bookmarkStart w:id="12" w:name="_Toc230601024"/>
       <w:r>
         <w:rPr>
           <w:color w:val="000000" w:themeColor="text1"/>
         </w:rPr>
         <w:t>Conclusions</w:t>
       </w:r>
-      <w:bookmarkStart w:id="15" w:name="_Hlk32479667"/>
-      <w:bookmarkEnd w:id="14"/>
+      <w:bookmarkStart w:id="13" w:name="_Hlk32479667"/>
+      <w:bookmarkEnd w:id="12"/>
     </w:p>
     <w:p>
       <w:pPr>
@@ -4035,7 +3877,7 @@
         </w:rPr>
         <w:t>Excellent data quality &amp; repeatability.</w:t>
       </w:r>
-      <w:bookmarkEnd w:id="15"/>
+      <w:bookmarkEnd w:id="13"/>
     </w:p>
     <w:tbl>
       <w:tblPr>
@@ -5315,7 +5157,7 @@
           <w:color w:val="auto"/>
         </w:rPr>
       </w:pPr>
-      <w:bookmarkStart w:id="16" w:name="_Toc230601025"/>
+      <w:bookmarkStart w:id="14" w:name="_Toc230601025"/>
       <w:r>
         <w:rPr>
           <w:color w:val="auto"/>
@@ -5328,7 +5170,7 @@
         </w:rPr>
         <w:t xml:space="preserve"> and Other Remarks</w:t>
       </w:r>
-      <w:bookmarkEnd w:id="16"/>
+      <w:bookmarkEnd w:id="14"/>
       <w:r>
         <w:rPr>
           <w:color w:val="auto"/>
@@ -5384,45 +5226,10 @@
           <w:bCs/>
           <w:lang w:val="en-GB"/>
         </w:rPr>
-        <w:t>HRDH</w:t>
-      </w:r>
-      <w:r>
-        <w:rPr>
-          <w:b/>
-          <w:bCs/>
-          <w:lang w:val="en-GB"/>
-        </w:rPr>
-        <w:t>_</w:t>
-      </w:r>
-      <w:r>
-        <w:rPr>
-          <w:b/>
-          <w:bCs/>
-          <w:lang w:val="en-GB"/>
-        </w:rPr>
-        <w:t>1702</w:t>
-      </w:r>
-      <w:r>
-        <w:rPr>
-          <w:b/>
-          <w:bCs/>
-          <w:lang w:val="en-GB"/>
-        </w:rPr>
-        <w:t>_</w:t>
-      </w:r>
-      <w:r>
-        <w:rPr>
-          <w:b/>
-          <w:bCs/>
-          <w:lang w:val="en-GB"/>
-        </w:rPr>
-        <w:t xml:space="preserve">1 </w:t>
-      </w:r>
-      <w:r>
-        <w:t>ARBD OIL OBSERVATION</w:t>
-      </w:r>
-      <w:r>
-        <w:t>.</w:t>
+        <w:t xml:space="preserve">{{well_name}} </w:t>
+      </w:r>
+      <w:r>
+        <w:t>{{well_type}}.</w:t>
       </w:r>
     </w:p>
     <w:p>
@@ -5437,7 +5244,7 @@
           <w:lang w:val="en-GB"/>
         </w:rPr>
       </w:pPr>
-      <w:bookmarkStart w:id="17" w:name="_Hlk36015740"/>
+      <w:bookmarkStart w:id="15" w:name="_Hlk36015740"/>
       <w:r>
         <w:rPr>
           <w:lang w:val="en-GB"/>
@@ -5462,18 +5269,12 @@
         </w:rPr>
         <w:tab/>
       </w:r>
-      <w:bookmarkEnd w:id="17"/>
+      <w:bookmarkEnd w:id="15"/>
       <w:r>
         <w:rPr>
           <w:lang w:val="en-GB"/>
         </w:rPr>
-        <w:t>07-Mar-2020</w:t>
-      </w:r>
-      <w:r>
-        <w:rPr>
-          <w:lang w:val="en-GB"/>
-        </w:rPr>
-        <w:t>.</w:t>
+        <w:t>{{orig_comp}}.</w:t>
       </w:r>
     </w:p>
     <w:p>
@@ -5504,13 +5305,7 @@
         <w:rPr>
           <w:lang w:val="en-GB"/>
         </w:rPr>
-        <w:t>07-Mar-2020 #1</w:t>
-      </w:r>
-      <w:r>
-        <w:rPr>
-          <w:lang w:val="en-GB"/>
-        </w:rPr>
-        <w:t>.</w:t>
+        <w:t>{{last_wko}}.</w:t>
       </w:r>
     </w:p>
     <w:p>
@@ -5547,7 +5342,7 @@
         <w:rPr>
           <w:lang w:val="en-GB"/>
         </w:rPr>
-        <w:t>07-Mar-2020</w:t>
+        <w:t>{{log_date}}.</w:t>
       </w:r>
     </w:p>
     <w:p>
@@ -5584,7 +5379,6 @@
           <w:lang w:val="en-GB"/>
         </w:rPr>
       </w:pPr>
-      <w:proofErr w:type="spellStart"/>
       <w:r>
         <w:rPr>
           <w:lang w:val="en-GB"/>
@@ -5597,7 +5391,6 @@
         </w:rPr>
         <w:t>less</w:t>
       </w:r>
-      <w:proofErr w:type="spellEnd"/>
       <w:r>
         <w:rPr>
           <w:lang w:val="en-GB"/>
@@ -5628,43 +5421,33 @@
         </w:rPr>
         <w:t xml:space="preserve">logged with </w:t>
       </w:r>
-      <w:proofErr w:type="spellStart"/>
       <w:r>
         <w:rPr>
           <w:lang w:val="en-GB"/>
         </w:rPr>
-        <w:t>GOWell</w:t>
-      </w:r>
-      <w:proofErr w:type="spellEnd"/>
+        <w:t xml:space="preserve">GOWell </w:t>
+      </w:r>
       <w:r>
         <w:rPr>
           <w:lang w:val="en-GB"/>
         </w:rPr>
+        <w:t>ePDT</w:t>
+      </w:r>
+      <w:r>
+        <w:rPr>
+          <w:lang w:val="en-GB"/>
+        </w:rPr>
         <w:t xml:space="preserve"> </w:t>
       </w:r>
       <w:r>
         <w:rPr>
           <w:lang w:val="en-GB"/>
         </w:rPr>
-        <w:t>ePDT</w:t>
-      </w:r>
-      <w:r>
-        <w:rPr>
-          <w:lang w:val="en-GB"/>
-        </w:rPr>
-        <w:t xml:space="preserve"> </w:t>
-      </w:r>
-      <w:r>
-        <w:rPr>
-          <w:lang w:val="en-GB"/>
-        </w:rPr>
         <w:t xml:space="preserve">tool, processed with </w:t>
       </w:r>
-      <w:proofErr w:type="spellStart"/>
       <w:r>
         <w:t>SmartLog</w:t>
       </w:r>
-      <w:proofErr w:type="spellEnd"/>
       <w:r>
         <w:t>.</w:t>
       </w:r>
@@ -5709,7 +5492,7 @@
           <w:noProof/>
         </w:rPr>
       </w:pPr>
-      <w:bookmarkStart w:id="18" w:name="_Toc230601026"/>
+      <w:bookmarkStart w:id="16" w:name="_Toc230601026"/>
       <w:r>
         <w:rPr>
           <w:noProof/>
@@ -5783,7 +5566,7 @@
         </w:rPr>
         <w:t>One Page Summary</w:t>
       </w:r>
-      <w:bookmarkEnd w:id="18"/>
+      <w:bookmarkEnd w:id="16"/>
       <w:r>
         <w:rPr>
           <w:noProof/>
@@ -5798,7 +5581,7 @@
           <w:color w:val="auto"/>
         </w:rPr>
       </w:pPr>
-      <w:bookmarkStart w:id="19" w:name="_Toc230601027"/>
+      <w:bookmarkStart w:id="17" w:name="_Toc230601027"/>
       <w:r>
         <w:rPr>
           <w:color w:val="auto"/>
@@ -5806,7 +5589,7 @@
         <w:lastRenderedPageBreak/>
         <w:t>Saudi Aramco Metal Loss Classification</w:t>
       </w:r>
-      <w:bookmarkEnd w:id="19"/>
+      <w:bookmarkEnd w:id="17"/>
       <w:r>
         <w:rPr>
           <w:color w:val="auto"/>
@@ -5909,7 +5692,7 @@
                 <w:szCs w:val="20"/>
               </w:rPr>
             </w:pPr>
-            <w:bookmarkStart w:id="20" w:name="_Hlk26266937"/>
+            <w:bookmarkStart w:id="18" w:name="_Hlk26266937"/>
             <w:r>
               <w:rPr>
                 <w:rFonts w:cs="Arial"/>
@@ -6680,7 +6463,7 @@
           </w:p>
         </w:tc>
       </w:tr>
-      <w:bookmarkEnd w:id="20"/>
+      <w:bookmarkEnd w:id="18"/>
     </w:tbl>
     <w:p>
       <w:pPr>
@@ -6761,14 +6544,14 @@
           <w:color w:val="auto"/>
         </w:rPr>
       </w:pPr>
-      <w:bookmarkStart w:id="21" w:name="_Toc230601028"/>
+      <w:bookmarkStart w:id="19" w:name="_Toc230601028"/>
       <w:r>
         <w:rPr>
           <w:color w:val="auto"/>
         </w:rPr>
         <w:t>ePDT processing workflow</w:t>
       </w:r>
-      <w:bookmarkEnd w:id="21"/>
+      <w:bookmarkEnd w:id="19"/>
     </w:p>
     <w:p>
       <w:pPr>
@@ -7042,7 +6825,7 @@
         </w:rPr>
         <w:t xml:space="preserve">Identify intervals </w:t>
       </w:r>
-      <w:bookmarkStart w:id="22" w:name="_Hlk207958404"/>
+      <w:bookmarkStart w:id="20" w:name="_Hlk207958404"/>
       <w:r>
         <w:rPr>
           <w:sz w:val="20"/>
@@ -7064,7 +6847,7 @@
         </w:rPr>
         <w:t xml:space="preserve"> may be added to elaborate on the anomalies seen).</w:t>
       </w:r>
-      <w:bookmarkEnd w:id="22"/>
+      <w:bookmarkEnd w:id="20"/>
     </w:p>
     <w:p>
       <w:pPr>
@@ -12455,7 +12238,7 @@
           <w:color w:val="auto"/>
         </w:rPr>
       </w:pPr>
-      <w:bookmarkStart w:id="23" w:name="_Toc230601029"/>
+      <w:bookmarkStart w:id="21" w:name="_Toc230601029"/>
       <w:r>
         <w:rPr>
           <w:color w:val="auto"/>
@@ -12469,8 +12252,8 @@
         </w:rPr>
         <w:t xml:space="preserve"> Joints with Highest Metal Loss</w:t>
       </w:r>
-      <w:bookmarkStart w:id="24" w:name="_Toc26179966"/>
-      <w:bookmarkEnd w:id="23"/>
+      <w:bookmarkStart w:id="22" w:name="_Toc26179966"/>
+      <w:bookmarkEnd w:id="21"/>
     </w:p>
     <w:p>
       <w:pPr>
@@ -12617,22 +12400,8 @@
                 <w:szCs w:val="20"/>
                 <w:lang w:val="en-AE" w:eastAsia="en-AE"/>
               </w:rPr>
-              <w:t>_</w:t>
-            </w:r>
-            <w:proofErr w:type="spellStart"/>
-            <w:r>
-              <w:rPr>
-                <w:rFonts w:asciiTheme="minorHAnsi" w:eastAsia="Times New Roman" w:hAnsiTheme="minorHAnsi" w:cstheme="minorHAnsi"/>
-                <w:b/>
-                <w:bCs/>
-                <w:color w:val="FFFFFF"/>
-                <w:sz w:val="20"/>
-                <w:szCs w:val="20"/>
-                <w:lang w:val="en-AE" w:eastAsia="en-AE"/>
-              </w:rPr>
-              <w:t>firstPipe</w:t>
-            </w:r>
-            <w:proofErr w:type="spellEnd"/>
+              <w:t>_firstPipe</w:t>
+            </w:r>
             <w:r>
               <w:rPr>
                 <w:rFonts w:asciiTheme="minorHAnsi" w:eastAsia="Times New Roman" w:hAnsiTheme="minorHAnsi" w:cstheme="minorHAnsi"/>
@@ -12789,29 +12558,7 @@
                 <w:szCs w:val="20"/>
                 <w:lang w:val="en-AE" w:eastAsia="en-AE"/>
               </w:rPr>
-              <w:t xml:space="preserve">Nom </w:t>
-            </w:r>
-            <w:proofErr w:type="spellStart"/>
-            <w:r>
-              <w:rPr>
-                <w:rFonts w:asciiTheme="minorHAnsi" w:eastAsia="Times New Roman" w:hAnsiTheme="minorHAnsi" w:cstheme="minorHAnsi"/>
-                <w:color w:val="FFFFFF"/>
-                <w:sz w:val="20"/>
-                <w:szCs w:val="20"/>
-                <w:lang w:val="en-AE" w:eastAsia="en-AE"/>
-              </w:rPr>
-              <w:t>Thk</w:t>
-            </w:r>
-            <w:proofErr w:type="spellEnd"/>
-            <w:r>
-              <w:rPr>
-                <w:rFonts w:asciiTheme="minorHAnsi" w:eastAsia="Times New Roman" w:hAnsiTheme="minorHAnsi" w:cstheme="minorHAnsi"/>
-                <w:color w:val="FFFFFF"/>
-                <w:sz w:val="20"/>
-                <w:szCs w:val="20"/>
-                <w:lang w:val="en-AE" w:eastAsia="en-AE"/>
-              </w:rPr>
-              <w:t xml:space="preserve"> (in)</w:t>
+              <w:t>Nom Thk (in)</w:t>
             </w:r>
           </w:p>
         </w:tc>
@@ -12848,29 +12595,7 @@
                 <w:szCs w:val="20"/>
                 <w:lang w:val="en-AE" w:eastAsia="en-AE"/>
               </w:rPr>
-              <w:t xml:space="preserve">Min </w:t>
-            </w:r>
-            <w:proofErr w:type="spellStart"/>
-            <w:r>
-              <w:rPr>
-                <w:rFonts w:asciiTheme="minorHAnsi" w:eastAsia="Times New Roman" w:hAnsiTheme="minorHAnsi" w:cstheme="minorHAnsi"/>
-                <w:color w:val="FFFFFF"/>
-                <w:sz w:val="20"/>
-                <w:szCs w:val="20"/>
-                <w:lang w:val="en-AE" w:eastAsia="en-AE"/>
-              </w:rPr>
-              <w:t>Thk</w:t>
-            </w:r>
-            <w:proofErr w:type="spellEnd"/>
-            <w:r>
-              <w:rPr>
-                <w:rFonts w:asciiTheme="minorHAnsi" w:eastAsia="Times New Roman" w:hAnsiTheme="minorHAnsi" w:cstheme="minorHAnsi"/>
-                <w:color w:val="FFFFFF"/>
-                <w:sz w:val="20"/>
-                <w:szCs w:val="20"/>
-                <w:lang w:val="en-AE" w:eastAsia="en-AE"/>
-              </w:rPr>
-              <w:t xml:space="preserve"> (in)</w:t>
+              <w:t>Min Thk (in)</w:t>
             </w:r>
           </w:p>
         </w:tc>
@@ -13528,22 +13253,8 @@
                 <w:szCs w:val="20"/>
                 <w:lang w:val="en-AE" w:eastAsia="en-AE"/>
               </w:rPr>
-              <w:t>_</w:t>
-            </w:r>
-            <w:proofErr w:type="spellStart"/>
-            <w:r>
-              <w:rPr>
-                <w:rFonts w:asciiTheme="minorHAnsi" w:eastAsia="Times New Roman" w:hAnsiTheme="minorHAnsi" w:cstheme="minorHAnsi"/>
-                <w:b/>
-                <w:bCs/>
-                <w:color w:val="FFFFFF"/>
-                <w:sz w:val="20"/>
-                <w:szCs w:val="20"/>
-                <w:lang w:val="en-AE" w:eastAsia="en-AE"/>
-              </w:rPr>
-              <w:t>secondPipe</w:t>
-            </w:r>
-            <w:proofErr w:type="spellEnd"/>
+              <w:t>_secondPipe</w:t>
+            </w:r>
             <w:r>
               <w:rPr>
                 <w:rFonts w:asciiTheme="minorHAnsi" w:eastAsia="Times New Roman" w:hAnsiTheme="minorHAnsi" w:cstheme="minorHAnsi"/>
@@ -13700,29 +13411,7 @@
                 <w:szCs w:val="20"/>
                 <w:lang w:val="en-AE" w:eastAsia="en-AE"/>
               </w:rPr>
-              <w:t xml:space="preserve">Nom </w:t>
-            </w:r>
-            <w:proofErr w:type="spellStart"/>
-            <w:r>
-              <w:rPr>
-                <w:rFonts w:asciiTheme="minorHAnsi" w:eastAsia="Times New Roman" w:hAnsiTheme="minorHAnsi" w:cstheme="minorHAnsi"/>
-                <w:color w:val="FFFFFF"/>
-                <w:sz w:val="20"/>
-                <w:szCs w:val="20"/>
-                <w:lang w:val="en-AE" w:eastAsia="en-AE"/>
-              </w:rPr>
-              <w:t>Thk</w:t>
-            </w:r>
-            <w:proofErr w:type="spellEnd"/>
-            <w:r>
-              <w:rPr>
-                <w:rFonts w:asciiTheme="minorHAnsi" w:eastAsia="Times New Roman" w:hAnsiTheme="minorHAnsi" w:cstheme="minorHAnsi"/>
-                <w:color w:val="FFFFFF"/>
-                <w:sz w:val="20"/>
-                <w:szCs w:val="20"/>
-                <w:lang w:val="en-AE" w:eastAsia="en-AE"/>
-              </w:rPr>
-              <w:t xml:space="preserve"> (in)</w:t>
+              <w:t>Nom Thk (in)</w:t>
             </w:r>
           </w:p>
         </w:tc>
@@ -13759,29 +13448,7 @@
                 <w:szCs w:val="20"/>
                 <w:lang w:val="en-AE" w:eastAsia="en-AE"/>
               </w:rPr>
-              <w:t xml:space="preserve">Min </w:t>
-            </w:r>
-            <w:proofErr w:type="spellStart"/>
-            <w:r>
-              <w:rPr>
-                <w:rFonts w:asciiTheme="minorHAnsi" w:eastAsia="Times New Roman" w:hAnsiTheme="minorHAnsi" w:cstheme="minorHAnsi"/>
-                <w:color w:val="FFFFFF"/>
-                <w:sz w:val="20"/>
-                <w:szCs w:val="20"/>
-                <w:lang w:val="en-AE" w:eastAsia="en-AE"/>
-              </w:rPr>
-              <w:t>Thk</w:t>
-            </w:r>
-            <w:proofErr w:type="spellEnd"/>
-            <w:r>
-              <w:rPr>
-                <w:rFonts w:asciiTheme="minorHAnsi" w:eastAsia="Times New Roman" w:hAnsiTheme="minorHAnsi" w:cstheme="minorHAnsi"/>
-                <w:color w:val="FFFFFF"/>
-                <w:sz w:val="20"/>
-                <w:szCs w:val="20"/>
-                <w:lang w:val="en-AE" w:eastAsia="en-AE"/>
-              </w:rPr>
-              <w:t xml:space="preserve"> (in)</w:t>
+              <w:t>Min Thk (in)</w:t>
             </w:r>
           </w:p>
         </w:tc>
@@ -14447,22 +14114,8 @@
                 <w:szCs w:val="20"/>
                 <w:lang w:val="en-AE" w:eastAsia="en-AE"/>
               </w:rPr>
-              <w:t>_</w:t>
-            </w:r>
-            <w:proofErr w:type="spellStart"/>
-            <w:r>
-              <w:rPr>
-                <w:rFonts w:asciiTheme="minorHAnsi" w:eastAsia="Times New Roman" w:hAnsiTheme="minorHAnsi" w:cstheme="minorHAnsi"/>
-                <w:b/>
-                <w:bCs/>
-                <w:color w:val="FFFFFF"/>
-                <w:sz w:val="20"/>
-                <w:szCs w:val="20"/>
-                <w:lang w:val="en-AE" w:eastAsia="en-AE"/>
-              </w:rPr>
-              <w:t>thirdPipe</w:t>
-            </w:r>
-            <w:proofErr w:type="spellEnd"/>
+              <w:t>_thirdPipe</w:t>
+            </w:r>
             <w:r>
               <w:rPr>
                 <w:rFonts w:asciiTheme="minorHAnsi" w:eastAsia="Times New Roman" w:hAnsiTheme="minorHAnsi" w:cstheme="minorHAnsi"/>
@@ -14619,29 +14272,7 @@
                 <w:szCs w:val="20"/>
                 <w:lang w:val="en-AE" w:eastAsia="en-AE"/>
               </w:rPr>
-              <w:t xml:space="preserve">Nom </w:t>
-            </w:r>
-            <w:proofErr w:type="spellStart"/>
-            <w:r>
-              <w:rPr>
-                <w:rFonts w:asciiTheme="minorHAnsi" w:eastAsia="Times New Roman" w:hAnsiTheme="minorHAnsi" w:cstheme="minorHAnsi"/>
-                <w:color w:val="FFFFFF"/>
-                <w:sz w:val="20"/>
-                <w:szCs w:val="20"/>
-                <w:lang w:val="en-AE" w:eastAsia="en-AE"/>
-              </w:rPr>
-              <w:t>Thk</w:t>
-            </w:r>
-            <w:proofErr w:type="spellEnd"/>
-            <w:r>
-              <w:rPr>
-                <w:rFonts w:asciiTheme="minorHAnsi" w:eastAsia="Times New Roman" w:hAnsiTheme="minorHAnsi" w:cstheme="minorHAnsi"/>
-                <w:color w:val="FFFFFF"/>
-                <w:sz w:val="20"/>
-                <w:szCs w:val="20"/>
-                <w:lang w:val="en-AE" w:eastAsia="en-AE"/>
-              </w:rPr>
-              <w:t xml:space="preserve"> (in)</w:t>
+              <w:t>Nom Thk (in)</w:t>
             </w:r>
           </w:p>
         </w:tc>
@@ -14678,29 +14309,7 @@
                 <w:szCs w:val="20"/>
                 <w:lang w:val="en-AE" w:eastAsia="en-AE"/>
               </w:rPr>
-              <w:t xml:space="preserve">Min </w:t>
-            </w:r>
-            <w:proofErr w:type="spellStart"/>
-            <w:r>
-              <w:rPr>
-                <w:rFonts w:asciiTheme="minorHAnsi" w:eastAsia="Times New Roman" w:hAnsiTheme="minorHAnsi" w:cstheme="minorHAnsi"/>
-                <w:color w:val="FFFFFF"/>
-                <w:sz w:val="20"/>
-                <w:szCs w:val="20"/>
-                <w:lang w:val="en-AE" w:eastAsia="en-AE"/>
-              </w:rPr>
-              <w:t>Thk</w:t>
-            </w:r>
-            <w:proofErr w:type="spellEnd"/>
-            <w:r>
-              <w:rPr>
-                <w:rFonts w:asciiTheme="minorHAnsi" w:eastAsia="Times New Roman" w:hAnsiTheme="minorHAnsi" w:cstheme="minorHAnsi"/>
-                <w:color w:val="FFFFFF"/>
-                <w:sz w:val="20"/>
-                <w:szCs w:val="20"/>
-                <w:lang w:val="en-AE" w:eastAsia="en-AE"/>
-              </w:rPr>
-              <w:t xml:space="preserve"> (in)</w:t>
+              <w:t>Min Thk (in)</w:t>
             </w:r>
           </w:p>
         </w:tc>
@@ -15382,22 +14991,8 @@
                 <w:szCs w:val="20"/>
                 <w:lang w:val="en-AE" w:eastAsia="en-AE"/>
               </w:rPr>
-              <w:t>_</w:t>
-            </w:r>
-            <w:proofErr w:type="spellStart"/>
-            <w:r>
-              <w:rPr>
-                <w:rFonts w:asciiTheme="minorHAnsi" w:eastAsia="Times New Roman" w:hAnsiTheme="minorHAnsi" w:cstheme="minorHAnsi"/>
-                <w:b/>
-                <w:bCs/>
-                <w:color w:val="FFFFFF"/>
-                <w:sz w:val="20"/>
-                <w:szCs w:val="20"/>
-                <w:lang w:val="en-AE" w:eastAsia="en-AE"/>
-              </w:rPr>
-              <w:t>fourthPipe</w:t>
-            </w:r>
-            <w:proofErr w:type="spellEnd"/>
+              <w:t>_fourthPipe</w:t>
+            </w:r>
             <w:r>
               <w:rPr>
                 <w:rFonts w:asciiTheme="minorHAnsi" w:eastAsia="Times New Roman" w:hAnsiTheme="minorHAnsi" w:cstheme="minorHAnsi"/>
@@ -15554,29 +15149,7 @@
                 <w:szCs w:val="20"/>
                 <w:lang w:val="en-AE" w:eastAsia="en-AE"/>
               </w:rPr>
-              <w:t xml:space="preserve">Nom </w:t>
-            </w:r>
-            <w:proofErr w:type="spellStart"/>
-            <w:r>
-              <w:rPr>
-                <w:rFonts w:asciiTheme="minorHAnsi" w:eastAsia="Times New Roman" w:hAnsiTheme="minorHAnsi" w:cstheme="minorHAnsi"/>
-                <w:color w:val="FFFFFF"/>
-                <w:sz w:val="20"/>
-                <w:szCs w:val="20"/>
-                <w:lang w:val="en-AE" w:eastAsia="en-AE"/>
-              </w:rPr>
-              <w:t>Thk</w:t>
-            </w:r>
-            <w:proofErr w:type="spellEnd"/>
-            <w:r>
-              <w:rPr>
-                <w:rFonts w:asciiTheme="minorHAnsi" w:eastAsia="Times New Roman" w:hAnsiTheme="minorHAnsi" w:cstheme="minorHAnsi"/>
-                <w:color w:val="FFFFFF"/>
-                <w:sz w:val="20"/>
-                <w:szCs w:val="20"/>
-                <w:lang w:val="en-AE" w:eastAsia="en-AE"/>
-              </w:rPr>
-              <w:t xml:space="preserve"> (in)</w:t>
+              <w:t>Nom Thk (in)</w:t>
             </w:r>
           </w:p>
         </w:tc>
@@ -15613,29 +15186,7 @@
                 <w:szCs w:val="20"/>
                 <w:lang w:val="en-AE" w:eastAsia="en-AE"/>
               </w:rPr>
-              <w:t xml:space="preserve">Min </w:t>
-            </w:r>
-            <w:proofErr w:type="spellStart"/>
-            <w:r>
-              <w:rPr>
-                <w:rFonts w:asciiTheme="minorHAnsi" w:eastAsia="Times New Roman" w:hAnsiTheme="minorHAnsi" w:cstheme="minorHAnsi"/>
-                <w:color w:val="FFFFFF"/>
-                <w:sz w:val="20"/>
-                <w:szCs w:val="20"/>
-                <w:lang w:val="en-AE" w:eastAsia="en-AE"/>
-              </w:rPr>
-              <w:t>Thk</w:t>
-            </w:r>
-            <w:proofErr w:type="spellEnd"/>
-            <w:r>
-              <w:rPr>
-                <w:rFonts w:asciiTheme="minorHAnsi" w:eastAsia="Times New Roman" w:hAnsiTheme="minorHAnsi" w:cstheme="minorHAnsi"/>
-                <w:color w:val="FFFFFF"/>
-                <w:sz w:val="20"/>
-                <w:szCs w:val="20"/>
-                <w:lang w:val="en-AE" w:eastAsia="en-AE"/>
-              </w:rPr>
-              <w:t xml:space="preserve"> (in)</w:t>
+              <w:t>Min Thk (in)</w:t>
             </w:r>
           </w:p>
         </w:tc>
@@ -16293,22 +15844,8 @@
                 <w:szCs w:val="20"/>
                 <w:lang w:val="en-AE" w:eastAsia="en-AE"/>
               </w:rPr>
-              <w:t>_</w:t>
-            </w:r>
-            <w:proofErr w:type="spellStart"/>
-            <w:r>
-              <w:rPr>
-                <w:rFonts w:asciiTheme="minorHAnsi" w:eastAsia="Times New Roman" w:hAnsiTheme="minorHAnsi" w:cstheme="minorHAnsi"/>
-                <w:b/>
-                <w:bCs/>
-                <w:color w:val="FFFFFF"/>
-                <w:sz w:val="20"/>
-                <w:szCs w:val="20"/>
-                <w:lang w:val="en-AE" w:eastAsia="en-AE"/>
-              </w:rPr>
-              <w:t>fifthPipe</w:t>
-            </w:r>
-            <w:proofErr w:type="spellEnd"/>
+              <w:t>_fifthPipe</w:t>
+            </w:r>
             <w:r>
               <w:rPr>
                 <w:rFonts w:asciiTheme="minorHAnsi" w:eastAsia="Times New Roman" w:hAnsiTheme="minorHAnsi" w:cstheme="minorHAnsi"/>
@@ -16465,29 +16002,7 @@
                 <w:szCs w:val="20"/>
                 <w:lang w:val="en-AE" w:eastAsia="en-AE"/>
               </w:rPr>
-              <w:t xml:space="preserve">Nom </w:t>
-            </w:r>
-            <w:proofErr w:type="spellStart"/>
-            <w:r>
-              <w:rPr>
-                <w:rFonts w:asciiTheme="minorHAnsi" w:eastAsia="Times New Roman" w:hAnsiTheme="minorHAnsi" w:cstheme="minorHAnsi"/>
-                <w:color w:val="FFFFFF"/>
-                <w:sz w:val="20"/>
-                <w:szCs w:val="20"/>
-                <w:lang w:val="en-AE" w:eastAsia="en-AE"/>
-              </w:rPr>
-              <w:t>Thk</w:t>
-            </w:r>
-            <w:proofErr w:type="spellEnd"/>
-            <w:r>
-              <w:rPr>
-                <w:rFonts w:asciiTheme="minorHAnsi" w:eastAsia="Times New Roman" w:hAnsiTheme="minorHAnsi" w:cstheme="minorHAnsi"/>
-                <w:color w:val="FFFFFF"/>
-                <w:sz w:val="20"/>
-                <w:szCs w:val="20"/>
-                <w:lang w:val="en-AE" w:eastAsia="en-AE"/>
-              </w:rPr>
-              <w:t xml:space="preserve"> (in)</w:t>
+              <w:t>Nom Thk (in)</w:t>
             </w:r>
           </w:p>
         </w:tc>
@@ -16524,29 +16039,7 @@
                 <w:szCs w:val="20"/>
                 <w:lang w:val="en-AE" w:eastAsia="en-AE"/>
               </w:rPr>
-              <w:t xml:space="preserve">Min </w:t>
-            </w:r>
-            <w:proofErr w:type="spellStart"/>
-            <w:r>
-              <w:rPr>
-                <w:rFonts w:asciiTheme="minorHAnsi" w:eastAsia="Times New Roman" w:hAnsiTheme="minorHAnsi" w:cstheme="minorHAnsi"/>
-                <w:color w:val="FFFFFF"/>
-                <w:sz w:val="20"/>
-                <w:szCs w:val="20"/>
-                <w:lang w:val="en-AE" w:eastAsia="en-AE"/>
-              </w:rPr>
-              <w:t>Thk</w:t>
-            </w:r>
-            <w:proofErr w:type="spellEnd"/>
-            <w:r>
-              <w:rPr>
-                <w:rFonts w:asciiTheme="minorHAnsi" w:eastAsia="Times New Roman" w:hAnsiTheme="minorHAnsi" w:cstheme="minorHAnsi"/>
-                <w:color w:val="FFFFFF"/>
-                <w:sz w:val="20"/>
-                <w:szCs w:val="20"/>
-                <w:lang w:val="en-AE" w:eastAsia="en-AE"/>
-              </w:rPr>
-              <w:t xml:space="preserve"> (in)</w:t>
+              <w:t>Min Thk (in)</w:t>
             </w:r>
           </w:p>
         </w:tc>
@@ -17156,22 +16649,8 @@
                 <w:szCs w:val="20"/>
                 <w:lang w:val="en-AE" w:eastAsia="en-AE"/>
               </w:rPr>
-              <w:t>_</w:t>
-            </w:r>
-            <w:proofErr w:type="spellStart"/>
-            <w:r>
-              <w:rPr>
-                <w:rFonts w:asciiTheme="minorHAnsi" w:eastAsia="Times New Roman" w:hAnsiTheme="minorHAnsi" w:cstheme="minorHAnsi"/>
-                <w:b/>
-                <w:bCs/>
-                <w:color w:val="FFFFFF"/>
-                <w:sz w:val="20"/>
-                <w:szCs w:val="20"/>
-                <w:lang w:val="en-AE" w:eastAsia="en-AE"/>
-              </w:rPr>
-              <w:t>sixthPipe</w:t>
-            </w:r>
-            <w:proofErr w:type="spellEnd"/>
+              <w:t>_sixthPipe</w:t>
+            </w:r>
             <w:r>
               <w:rPr>
                 <w:rFonts w:asciiTheme="minorHAnsi" w:eastAsia="Times New Roman" w:hAnsiTheme="minorHAnsi" w:cstheme="minorHAnsi"/>
@@ -17328,29 +16807,7 @@
                 <w:szCs w:val="20"/>
                 <w:lang w:val="en-AE" w:eastAsia="en-AE"/>
               </w:rPr>
-              <w:t xml:space="preserve">Nom </w:t>
-            </w:r>
-            <w:proofErr w:type="spellStart"/>
-            <w:r>
-              <w:rPr>
-                <w:rFonts w:asciiTheme="minorHAnsi" w:eastAsia="Times New Roman" w:hAnsiTheme="minorHAnsi" w:cstheme="minorHAnsi"/>
-                <w:color w:val="FFFFFF"/>
-                <w:sz w:val="20"/>
-                <w:szCs w:val="20"/>
-                <w:lang w:val="en-AE" w:eastAsia="en-AE"/>
-              </w:rPr>
-              <w:t>Thk</w:t>
-            </w:r>
-            <w:proofErr w:type="spellEnd"/>
-            <w:r>
-              <w:rPr>
-                <w:rFonts w:asciiTheme="minorHAnsi" w:eastAsia="Times New Roman" w:hAnsiTheme="minorHAnsi" w:cstheme="minorHAnsi"/>
-                <w:color w:val="FFFFFF"/>
-                <w:sz w:val="20"/>
-                <w:szCs w:val="20"/>
-                <w:lang w:val="en-AE" w:eastAsia="en-AE"/>
-              </w:rPr>
-              <w:t xml:space="preserve"> (in)</w:t>
+              <w:t>Nom Thk (in)</w:t>
             </w:r>
           </w:p>
         </w:tc>
@@ -17387,29 +16844,7 @@
                 <w:szCs w:val="20"/>
                 <w:lang w:val="en-AE" w:eastAsia="en-AE"/>
               </w:rPr>
-              <w:t xml:space="preserve">Min </w:t>
-            </w:r>
-            <w:proofErr w:type="spellStart"/>
-            <w:r>
-              <w:rPr>
-                <w:rFonts w:asciiTheme="minorHAnsi" w:eastAsia="Times New Roman" w:hAnsiTheme="minorHAnsi" w:cstheme="minorHAnsi"/>
-                <w:color w:val="FFFFFF"/>
-                <w:sz w:val="20"/>
-                <w:szCs w:val="20"/>
-                <w:lang w:val="en-AE" w:eastAsia="en-AE"/>
-              </w:rPr>
-              <w:t>Thk</w:t>
-            </w:r>
-            <w:proofErr w:type="spellEnd"/>
-            <w:r>
-              <w:rPr>
-                <w:rFonts w:asciiTheme="minorHAnsi" w:eastAsia="Times New Roman" w:hAnsiTheme="minorHAnsi" w:cstheme="minorHAnsi"/>
-                <w:color w:val="FFFFFF"/>
-                <w:sz w:val="20"/>
-                <w:szCs w:val="20"/>
-                <w:lang w:val="en-AE" w:eastAsia="en-AE"/>
-              </w:rPr>
-              <w:t xml:space="preserve"> (in)</w:t>
+              <w:t>Min Thk (in)</w:t>
             </w:r>
           </w:p>
         </w:tc>
@@ -17934,8 +17369,8 @@
           <w:color w:val="auto"/>
         </w:rPr>
       </w:pPr>
-      <w:bookmarkStart w:id="25" w:name="_Toc230601030"/>
-      <w:bookmarkEnd w:id="24"/>
+      <w:bookmarkStart w:id="23" w:name="_Toc230601030"/>
+      <w:bookmarkEnd w:id="22"/>
       <w:r>
         <w:rPr>
           <w:color w:val="auto"/>
@@ -17961,14 +17396,14 @@
         </w:rPr>
         <w:t>Display</w:t>
       </w:r>
-      <w:bookmarkEnd w:id="25"/>
+      <w:bookmarkEnd w:id="23"/>
       <w:r>
         <w:rPr>
           <w:color w:val="auto"/>
         </w:rPr>
         <w:t xml:space="preserve"> </w:t>
       </w:r>
-      <w:bookmarkStart w:id="26" w:name="_Hlk35944342"/>
+      <w:bookmarkStart w:id="24" w:name="_Hlk35944342"/>
     </w:p>
     <w:tbl>
       <w:tblPr>
@@ -18734,8 +18169,8 @@
         </w:rPr>
         <w:t xml:space="preserve"> - Raw Data</w:t>
       </w:r>
-      <w:bookmarkStart w:id="27" w:name="_Hlk48378957"/>
-      <w:bookmarkEnd w:id="26"/>
+      <w:bookmarkStart w:id="25" w:name="_Hlk48378957"/>
+      <w:bookmarkEnd w:id="24"/>
       <w:r>
         <w:rPr>
           <w:color w:val="auto"/>
@@ -18750,7 +18185,7 @@
           <w:color w:val="auto"/>
         </w:rPr>
       </w:pPr>
-      <w:bookmarkStart w:id="28" w:name="_Toc230601031"/>
+      <w:bookmarkStart w:id="26" w:name="_Toc230601031"/>
       <w:r>
         <w:rPr>
           <w:color w:val="auto"/>
@@ -18770,15 +18205,15 @@
         </w:rPr>
         <w:t>Display</w:t>
       </w:r>
-      <w:bookmarkEnd w:id="28"/>
+      <w:bookmarkEnd w:id="26"/>
       <w:r>
         <w:rPr>
           <w:color w:val="auto"/>
         </w:rPr>
         <w:t xml:space="preserve"> </w:t>
       </w:r>
-      <w:bookmarkStart w:id="29" w:name="_Hlk35944407"/>
-      <w:bookmarkEnd w:id="27"/>
+      <w:bookmarkStart w:id="27" w:name="_Hlk35944407"/>
+      <w:bookmarkEnd w:id="25"/>
     </w:p>
     <w:tbl>
       <w:tblPr>
@@ -18901,7 +18336,7 @@
         </w:rPr>
         <w:t xml:space="preserve"> Evaluation Results</w:t>
       </w:r>
-      <w:bookmarkEnd w:id="29"/>
+      <w:bookmarkEnd w:id="27"/>
     </w:p>
     <w:p>
       <w:pPr>
@@ -18910,14 +18345,14 @@
           <w:color w:val="auto"/>
         </w:rPr>
       </w:pPr>
-      <w:bookmarkStart w:id="30" w:name="_Toc230601032"/>
+      <w:bookmarkStart w:id="28" w:name="_Toc230601032"/>
       <w:r>
         <w:rPr>
           <w:color w:val="auto"/>
         </w:rPr>
         <w:t>Temperature Data and GR Log Display</w:t>
       </w:r>
-      <w:bookmarkEnd w:id="30"/>
+      <w:bookmarkEnd w:id="28"/>
     </w:p>
     <w:tbl>
       <w:tblPr>
@@ -18953,15 +18388,7 @@
               <w:jc w:val="center"/>
             </w:pPr>
             <w:r>
-              <w:t>{{</w:t>
-            </w:r>
-            <w:proofErr w:type="spellStart"/>
-            <w:r>
-              <w:t>tempgr</w:t>
-            </w:r>
-            <w:proofErr w:type="spellEnd"/>
-            <w:r>
-              <w:t>}}</w:t>
+              <w:t>{{tempgr}}</w:t>
             </w:r>
           </w:p>
         </w:tc>
@@ -19001,7 +18428,7 @@
           <w:color w:val="auto"/>
         </w:rPr>
       </w:pPr>
-      <w:bookmarkStart w:id="31" w:name="_Toc230601033"/>
+      <w:bookmarkStart w:id="29" w:name="_Toc230601033"/>
       <w:r>
         <w:rPr>
           <w:color w:val="auto"/>
@@ -19014,7 +18441,7 @@
         </w:rPr>
         <w:t xml:space="preserve"> and Hotspots</w:t>
       </w:r>
-      <w:bookmarkEnd w:id="31"/>
+      <w:bookmarkEnd w:id="29"/>
     </w:p>
     <w:tbl>
       <w:tblPr>
@@ -19050,15 +18477,7 @@
               <w:jc w:val="center"/>
             </w:pPr>
             <w:r>
-              <w:t>{{</w:t>
-            </w:r>
-            <w:proofErr w:type="spellStart"/>
-            <w:r>
-              <w:t>wh</w:t>
-            </w:r>
-            <w:proofErr w:type="spellEnd"/>
-            <w:r>
-              <w:t>}}</w:t>
+              <w:t>{{wh}}</w:t>
             </w:r>
           </w:p>
         </w:tc>
@@ -19407,29 +18826,7 @@
           <w:sz w:val="20"/>
           <w:szCs w:val="20"/>
         </w:rPr>
-        <w:t>{{</w:t>
-      </w:r>
-      <w:proofErr w:type="spellStart"/>
-      <w:r>
-        <w:rPr>
-          <w:rFonts w:asciiTheme="minorHAnsi" w:hAnsiTheme="minorHAnsi" w:cstheme="minorHAnsi"/>
-          <w:i/>
-          <w:iCs/>
-          <w:sz w:val="20"/>
-          <w:szCs w:val="20"/>
-        </w:rPr>
-        <w:t>damage_block_start</w:t>
-      </w:r>
-      <w:proofErr w:type="spellEnd"/>
-      <w:r>
-        <w:rPr>
-          <w:rFonts w:asciiTheme="minorHAnsi" w:hAnsiTheme="minorHAnsi" w:cstheme="minorHAnsi"/>
-          <w:i/>
-          <w:iCs/>
-          <w:sz w:val="20"/>
-          <w:szCs w:val="20"/>
-        </w:rPr>
-        <w:t>}}</w:t>
+        <w:t>{{damage_block_start}}</w:t>
       </w:r>
     </w:p>
     <w:tbl>
@@ -20540,10 +19937,13 @@
           <w:sz w:val="20"/>
           <w:szCs w:val="20"/>
         </w:rPr>
-        <w:t>{{</w:t>
-      </w:r>
-      <w:proofErr w:type="spellStart"/>
-      <w:r>
+        <w:t>{{damage_block_end}}</w:t>
+      </w:r>
+    </w:p>
+    <w:p>
+      <w:pPr>
+        <w:spacing w:before="0" w:after="200"/>
+        <w:jc w:val="center"/>
         <w:rPr>
           <w:rFonts w:asciiTheme="minorHAnsi" w:hAnsiTheme="minorHAnsi" w:cstheme="minorHAnsi"/>
           <w:i/>
@@ -20551,9 +19951,7 @@
           <w:sz w:val="20"/>
           <w:szCs w:val="20"/>
         </w:rPr>
-        <w:t>damage_block_end</w:t>
-      </w:r>
-      <w:proofErr w:type="spellEnd"/>
+      </w:pPr>
       <w:r>
         <w:rPr>
           <w:rFonts w:asciiTheme="minorHAnsi" w:hAnsiTheme="minorHAnsi" w:cstheme="minorHAnsi"/>
@@ -20562,29 +19960,6 @@
           <w:sz w:val="20"/>
           <w:szCs w:val="20"/>
         </w:rPr>
-        <w:t>}}</w:t>
-      </w:r>
-    </w:p>
-    <w:p>
-      <w:pPr>
-        <w:spacing w:before="0" w:after="200"/>
-        <w:jc w:val="center"/>
-        <w:rPr>
-          <w:rFonts w:asciiTheme="minorHAnsi" w:hAnsiTheme="minorHAnsi" w:cstheme="minorHAnsi"/>
-          <w:i/>
-          <w:iCs/>
-          <w:sz w:val="20"/>
-          <w:szCs w:val="20"/>
-        </w:rPr>
-      </w:pPr>
-      <w:r>
-        <w:rPr>
-          <w:rFonts w:asciiTheme="minorHAnsi" w:hAnsiTheme="minorHAnsi" w:cstheme="minorHAnsi"/>
-          <w:i/>
-          <w:iCs/>
-          <w:sz w:val="20"/>
-          <w:szCs w:val="20"/>
-        </w:rPr>
         <w:br w:type="page"/>
       </w:r>
     </w:p>
@@ -20595,7 +19970,7 @@
           <w:color w:val="auto"/>
         </w:rPr>
       </w:pPr>
-      <w:bookmarkStart w:id="32" w:name="_Toc230601034"/>
+      <w:bookmarkStart w:id="30" w:name="_Toc230601034"/>
       <w:r>
         <w:rPr>
           <w:color w:val="auto"/>
@@ -20603,8 +19978,8 @@
         <w:lastRenderedPageBreak/>
         <w:t>Tabulated Joints Metal Loss</w:t>
       </w:r>
-      <w:bookmarkStart w:id="33" w:name="_Toc26179971"/>
-      <w:bookmarkEnd w:id="32"/>
+      <w:bookmarkStart w:id="31" w:name="_Toc26179971"/>
+      <w:bookmarkEnd w:id="30"/>
     </w:p>
     <w:p>
       <w:pPr>
@@ -20735,9 +20110,8 @@
                 <w:szCs w:val="20"/>
                 <w:lang w:val="en-AE" w:eastAsia="en-AE"/>
               </w:rPr>
-              <w:t>{{</w:t>
-            </w:r>
-            <w:proofErr w:type="spellStart"/>
+              <w:t>{{joints_</w:t>
+            </w:r>
             <w:r>
               <w:rPr>
                 <w:rFonts w:asciiTheme="minorHAnsi" w:eastAsia="Times New Roman" w:hAnsiTheme="minorHAnsi" w:cstheme="minorHAnsi"/>
@@ -20746,19 +20120,8 @@
                 <w:szCs w:val="20"/>
                 <w:lang w:val="en-AE" w:eastAsia="en-AE"/>
               </w:rPr>
-              <w:t>joints_</w:t>
-            </w:r>
-            <w:r>
-              <w:rPr>
-                <w:rFonts w:asciiTheme="minorHAnsi" w:eastAsia="Times New Roman" w:hAnsiTheme="minorHAnsi" w:cstheme="minorHAnsi"/>
-                <w:color w:val="FFFFFF"/>
-                <w:sz w:val="20"/>
-                <w:szCs w:val="20"/>
-                <w:lang w:val="en-AE" w:eastAsia="en-AE"/>
-              </w:rPr>
               <w:t>firstPipe</w:t>
             </w:r>
-            <w:proofErr w:type="spellEnd"/>
             <w:r>
               <w:rPr>
                 <w:rFonts w:asciiTheme="minorHAnsi" w:eastAsia="Times New Roman" w:hAnsiTheme="minorHAnsi" w:cstheme="minorHAnsi"/>
@@ -20915,29 +20278,7 @@
                 <w:szCs w:val="20"/>
                 <w:lang w:val="en-AE" w:eastAsia="en-AE"/>
               </w:rPr>
-              <w:t xml:space="preserve">Nom </w:t>
-            </w:r>
-            <w:proofErr w:type="spellStart"/>
-            <w:r>
-              <w:rPr>
-                <w:rFonts w:asciiTheme="minorHAnsi" w:eastAsia="Times New Roman" w:hAnsiTheme="minorHAnsi" w:cstheme="minorHAnsi"/>
-                <w:color w:val="FFFFFF"/>
-                <w:sz w:val="20"/>
-                <w:szCs w:val="20"/>
-                <w:lang w:val="en-AE" w:eastAsia="en-AE"/>
-              </w:rPr>
-              <w:t>Thk</w:t>
-            </w:r>
-            <w:proofErr w:type="spellEnd"/>
-            <w:r>
-              <w:rPr>
-                <w:rFonts w:asciiTheme="minorHAnsi" w:eastAsia="Times New Roman" w:hAnsiTheme="minorHAnsi" w:cstheme="minorHAnsi"/>
-                <w:color w:val="FFFFFF"/>
-                <w:sz w:val="20"/>
-                <w:szCs w:val="20"/>
-                <w:lang w:val="en-AE" w:eastAsia="en-AE"/>
-              </w:rPr>
-              <w:t xml:space="preserve"> (in)</w:t>
+              <w:t>Nom Thk (in)</w:t>
             </w:r>
           </w:p>
         </w:tc>
@@ -20974,29 +20315,7 @@
                 <w:szCs w:val="20"/>
                 <w:lang w:val="en-AE" w:eastAsia="en-AE"/>
               </w:rPr>
-              <w:t xml:space="preserve">Min </w:t>
-            </w:r>
-            <w:proofErr w:type="spellStart"/>
-            <w:r>
-              <w:rPr>
-                <w:rFonts w:asciiTheme="minorHAnsi" w:eastAsia="Times New Roman" w:hAnsiTheme="minorHAnsi" w:cstheme="minorHAnsi"/>
-                <w:color w:val="FFFFFF"/>
-                <w:sz w:val="20"/>
-                <w:szCs w:val="20"/>
-                <w:lang w:val="en-AE" w:eastAsia="en-AE"/>
-              </w:rPr>
-              <w:t>Thk</w:t>
-            </w:r>
-            <w:proofErr w:type="spellEnd"/>
-            <w:r>
-              <w:rPr>
-                <w:rFonts w:asciiTheme="minorHAnsi" w:eastAsia="Times New Roman" w:hAnsiTheme="minorHAnsi" w:cstheme="minorHAnsi"/>
-                <w:color w:val="FFFFFF"/>
-                <w:sz w:val="20"/>
-                <w:szCs w:val="20"/>
-                <w:lang w:val="en-AE" w:eastAsia="en-AE"/>
-              </w:rPr>
-              <w:t xml:space="preserve"> (in)</w:t>
+              <w:t>Min Thk (in)</w:t>
             </w:r>
           </w:p>
         </w:tc>
@@ -21636,29 +20955,7 @@
                 <w:szCs w:val="20"/>
                 <w:lang w:val="en-AE" w:eastAsia="en-AE"/>
               </w:rPr>
-              <w:t>{{</w:t>
-            </w:r>
-            <w:proofErr w:type="spellStart"/>
-            <w:r>
-              <w:rPr>
-                <w:rFonts w:asciiTheme="minorHAnsi" w:eastAsia="Times New Roman" w:hAnsiTheme="minorHAnsi" w:cstheme="minorHAnsi"/>
-                <w:color w:val="FFFFFF"/>
-                <w:sz w:val="20"/>
-                <w:szCs w:val="20"/>
-                <w:lang w:val="en-AE" w:eastAsia="en-AE"/>
-              </w:rPr>
-              <w:t>joints_secondPipe</w:t>
-            </w:r>
-            <w:proofErr w:type="spellEnd"/>
-            <w:r>
-              <w:rPr>
-                <w:rFonts w:asciiTheme="minorHAnsi" w:eastAsia="Times New Roman" w:hAnsiTheme="minorHAnsi" w:cstheme="minorHAnsi"/>
-                <w:color w:val="FFFFFF"/>
-                <w:sz w:val="20"/>
-                <w:szCs w:val="20"/>
-                <w:lang w:val="en-AE" w:eastAsia="en-AE"/>
-              </w:rPr>
-              <w:t>}}</w:t>
+              <w:t>{{joints_secondPipe}}</w:t>
             </w:r>
           </w:p>
         </w:tc>
@@ -21806,29 +21103,7 @@
                 <w:szCs w:val="20"/>
                 <w:lang w:val="en-AE" w:eastAsia="en-AE"/>
               </w:rPr>
-              <w:t xml:space="preserve">Nom </w:t>
-            </w:r>
-            <w:proofErr w:type="spellStart"/>
-            <w:r>
-              <w:rPr>
-                <w:rFonts w:asciiTheme="minorHAnsi" w:eastAsia="Times New Roman" w:hAnsiTheme="minorHAnsi" w:cstheme="minorHAnsi"/>
-                <w:color w:val="FFFFFF"/>
-                <w:sz w:val="20"/>
-                <w:szCs w:val="20"/>
-                <w:lang w:val="en-AE" w:eastAsia="en-AE"/>
-              </w:rPr>
-              <w:t>Thk</w:t>
-            </w:r>
-            <w:proofErr w:type="spellEnd"/>
-            <w:r>
-              <w:rPr>
-                <w:rFonts w:asciiTheme="minorHAnsi" w:eastAsia="Times New Roman" w:hAnsiTheme="minorHAnsi" w:cstheme="minorHAnsi"/>
-                <w:color w:val="FFFFFF"/>
-                <w:sz w:val="20"/>
-                <w:szCs w:val="20"/>
-                <w:lang w:val="en-AE" w:eastAsia="en-AE"/>
-              </w:rPr>
-              <w:t xml:space="preserve"> (in)</w:t>
+              <w:t>Nom Thk (in)</w:t>
             </w:r>
           </w:p>
         </w:tc>
@@ -21865,29 +21140,7 @@
                 <w:szCs w:val="20"/>
                 <w:lang w:val="en-AE" w:eastAsia="en-AE"/>
               </w:rPr>
-              <w:t xml:space="preserve">Min </w:t>
-            </w:r>
-            <w:proofErr w:type="spellStart"/>
-            <w:r>
-              <w:rPr>
-                <w:rFonts w:asciiTheme="minorHAnsi" w:eastAsia="Times New Roman" w:hAnsiTheme="minorHAnsi" w:cstheme="minorHAnsi"/>
-                <w:color w:val="FFFFFF"/>
-                <w:sz w:val="20"/>
-                <w:szCs w:val="20"/>
-                <w:lang w:val="en-AE" w:eastAsia="en-AE"/>
-              </w:rPr>
-              <w:t>Thk</w:t>
-            </w:r>
-            <w:proofErr w:type="spellEnd"/>
-            <w:r>
-              <w:rPr>
-                <w:rFonts w:asciiTheme="minorHAnsi" w:eastAsia="Times New Roman" w:hAnsiTheme="minorHAnsi" w:cstheme="minorHAnsi"/>
-                <w:color w:val="FFFFFF"/>
-                <w:sz w:val="20"/>
-                <w:szCs w:val="20"/>
-                <w:lang w:val="en-AE" w:eastAsia="en-AE"/>
-              </w:rPr>
-              <w:t xml:space="preserve"> (in)</w:t>
+              <w:t>Min Thk (in)</w:t>
             </w:r>
           </w:p>
         </w:tc>
@@ -22547,29 +21800,7 @@
                 <w:szCs w:val="20"/>
                 <w:lang w:val="en-AE" w:eastAsia="en-AE"/>
               </w:rPr>
-              <w:t>{{</w:t>
-            </w:r>
-            <w:proofErr w:type="spellStart"/>
-            <w:r>
-              <w:rPr>
-                <w:rFonts w:asciiTheme="minorHAnsi" w:eastAsia="Times New Roman" w:hAnsiTheme="minorHAnsi" w:cstheme="minorHAnsi"/>
-                <w:color w:val="FFFFFF"/>
-                <w:sz w:val="20"/>
-                <w:szCs w:val="20"/>
-                <w:lang w:val="en-AE" w:eastAsia="en-AE"/>
-              </w:rPr>
-              <w:t>joints_thirdPipe</w:t>
-            </w:r>
-            <w:proofErr w:type="spellEnd"/>
-            <w:r>
-              <w:rPr>
-                <w:rFonts w:asciiTheme="minorHAnsi" w:eastAsia="Times New Roman" w:hAnsiTheme="minorHAnsi" w:cstheme="minorHAnsi"/>
-                <w:color w:val="FFFFFF"/>
-                <w:sz w:val="20"/>
-                <w:szCs w:val="20"/>
-                <w:lang w:val="en-AE" w:eastAsia="en-AE"/>
-              </w:rPr>
-              <w:t>}}</w:t>
+              <w:t>{{joints_thirdPipe}}</w:t>
             </w:r>
           </w:p>
         </w:tc>
@@ -22717,29 +21948,7 @@
                 <w:szCs w:val="20"/>
                 <w:lang w:val="en-AE" w:eastAsia="en-AE"/>
               </w:rPr>
-              <w:t xml:space="preserve">Nom </w:t>
-            </w:r>
-            <w:proofErr w:type="spellStart"/>
-            <w:r>
-              <w:rPr>
-                <w:rFonts w:asciiTheme="minorHAnsi" w:eastAsia="Times New Roman" w:hAnsiTheme="minorHAnsi" w:cstheme="minorHAnsi"/>
-                <w:color w:val="FFFFFF"/>
-                <w:sz w:val="20"/>
-                <w:szCs w:val="20"/>
-                <w:lang w:val="en-AE" w:eastAsia="en-AE"/>
-              </w:rPr>
-              <w:t>Thk</w:t>
-            </w:r>
-            <w:proofErr w:type="spellEnd"/>
-            <w:r>
-              <w:rPr>
-                <w:rFonts w:asciiTheme="minorHAnsi" w:eastAsia="Times New Roman" w:hAnsiTheme="minorHAnsi" w:cstheme="minorHAnsi"/>
-                <w:color w:val="FFFFFF"/>
-                <w:sz w:val="20"/>
-                <w:szCs w:val="20"/>
-                <w:lang w:val="en-AE" w:eastAsia="en-AE"/>
-              </w:rPr>
-              <w:t xml:space="preserve"> (in)</w:t>
+              <w:t>Nom Thk (in)</w:t>
             </w:r>
           </w:p>
         </w:tc>
@@ -22776,29 +21985,7 @@
                 <w:szCs w:val="20"/>
                 <w:lang w:val="en-AE" w:eastAsia="en-AE"/>
               </w:rPr>
-              <w:t xml:space="preserve">Min </w:t>
-            </w:r>
-            <w:proofErr w:type="spellStart"/>
-            <w:r>
-              <w:rPr>
-                <w:rFonts w:asciiTheme="minorHAnsi" w:eastAsia="Times New Roman" w:hAnsiTheme="minorHAnsi" w:cstheme="minorHAnsi"/>
-                <w:color w:val="FFFFFF"/>
-                <w:sz w:val="20"/>
-                <w:szCs w:val="20"/>
-                <w:lang w:val="en-AE" w:eastAsia="en-AE"/>
-              </w:rPr>
-              <w:t>Thk</w:t>
-            </w:r>
-            <w:proofErr w:type="spellEnd"/>
-            <w:r>
-              <w:rPr>
-                <w:rFonts w:asciiTheme="minorHAnsi" w:eastAsia="Times New Roman" w:hAnsiTheme="minorHAnsi" w:cstheme="minorHAnsi"/>
-                <w:color w:val="FFFFFF"/>
-                <w:sz w:val="20"/>
-                <w:szCs w:val="20"/>
-                <w:lang w:val="en-AE" w:eastAsia="en-AE"/>
-              </w:rPr>
-              <w:t xml:space="preserve"> (in)</w:t>
+              <w:t>Min Thk (in)</w:t>
             </w:r>
           </w:p>
         </w:tc>
@@ -23478,29 +22665,7 @@
                 <w:szCs w:val="20"/>
                 <w:lang w:val="en-AE" w:eastAsia="en-AE"/>
               </w:rPr>
-              <w:t>{{</w:t>
-            </w:r>
-            <w:proofErr w:type="spellStart"/>
-            <w:r>
-              <w:rPr>
-                <w:rFonts w:asciiTheme="minorHAnsi" w:eastAsia="Times New Roman" w:hAnsiTheme="minorHAnsi" w:cstheme="minorHAnsi"/>
-                <w:color w:val="FFFFFF"/>
-                <w:sz w:val="20"/>
-                <w:szCs w:val="20"/>
-                <w:lang w:val="en-AE" w:eastAsia="en-AE"/>
-              </w:rPr>
-              <w:t>joints_fourthPipe</w:t>
-            </w:r>
-            <w:proofErr w:type="spellEnd"/>
-            <w:r>
-              <w:rPr>
-                <w:rFonts w:asciiTheme="minorHAnsi" w:eastAsia="Times New Roman" w:hAnsiTheme="minorHAnsi" w:cstheme="minorHAnsi"/>
-                <w:color w:val="FFFFFF"/>
-                <w:sz w:val="20"/>
-                <w:szCs w:val="20"/>
-                <w:lang w:val="en-AE" w:eastAsia="en-AE"/>
-              </w:rPr>
-              <w:t>}}</w:t>
+              <w:t>{{joints_fourthPipe}}</w:t>
             </w:r>
           </w:p>
         </w:tc>
@@ -23648,29 +22813,7 @@
                 <w:szCs w:val="20"/>
                 <w:lang w:val="en-AE" w:eastAsia="en-AE"/>
               </w:rPr>
-              <w:t xml:space="preserve">Nom </w:t>
-            </w:r>
-            <w:proofErr w:type="spellStart"/>
-            <w:r>
-              <w:rPr>
-                <w:rFonts w:asciiTheme="minorHAnsi" w:eastAsia="Times New Roman" w:hAnsiTheme="minorHAnsi" w:cstheme="minorHAnsi"/>
-                <w:color w:val="FFFFFF"/>
-                <w:sz w:val="20"/>
-                <w:szCs w:val="20"/>
-                <w:lang w:val="en-AE" w:eastAsia="en-AE"/>
-              </w:rPr>
-              <w:t>Thk</w:t>
-            </w:r>
-            <w:proofErr w:type="spellEnd"/>
-            <w:r>
-              <w:rPr>
-                <w:rFonts w:asciiTheme="minorHAnsi" w:eastAsia="Times New Roman" w:hAnsiTheme="minorHAnsi" w:cstheme="minorHAnsi"/>
-                <w:color w:val="FFFFFF"/>
-                <w:sz w:val="20"/>
-                <w:szCs w:val="20"/>
-                <w:lang w:val="en-AE" w:eastAsia="en-AE"/>
-              </w:rPr>
-              <w:t xml:space="preserve"> (in)</w:t>
+              <w:t>Nom Thk (in)</w:t>
             </w:r>
           </w:p>
         </w:tc>
@@ -23707,29 +22850,7 @@
                 <w:szCs w:val="20"/>
                 <w:lang w:val="en-AE" w:eastAsia="en-AE"/>
               </w:rPr>
-              <w:t xml:space="preserve">Min </w:t>
-            </w:r>
-            <w:proofErr w:type="spellStart"/>
-            <w:r>
-              <w:rPr>
-                <w:rFonts w:asciiTheme="minorHAnsi" w:eastAsia="Times New Roman" w:hAnsiTheme="minorHAnsi" w:cstheme="minorHAnsi"/>
-                <w:color w:val="FFFFFF"/>
-                <w:sz w:val="20"/>
-                <w:szCs w:val="20"/>
-                <w:lang w:val="en-AE" w:eastAsia="en-AE"/>
-              </w:rPr>
-              <w:t>Thk</w:t>
-            </w:r>
-            <w:proofErr w:type="spellEnd"/>
-            <w:r>
-              <w:rPr>
-                <w:rFonts w:asciiTheme="minorHAnsi" w:eastAsia="Times New Roman" w:hAnsiTheme="minorHAnsi" w:cstheme="minorHAnsi"/>
-                <w:color w:val="FFFFFF"/>
-                <w:sz w:val="20"/>
-                <w:szCs w:val="20"/>
-                <w:lang w:val="en-AE" w:eastAsia="en-AE"/>
-              </w:rPr>
-              <w:t xml:space="preserve"> (in)</w:t>
+              <w:t>Min Thk (in)</w:t>
             </w:r>
           </w:p>
         </w:tc>
@@ -24240,7 +23361,7 @@
           </w:p>
         </w:tc>
       </w:tr>
-      <w:bookmarkEnd w:id="33"/>
+      <w:bookmarkEnd w:id="31"/>
     </w:tbl>
     <w:p>
       <w:pPr>
@@ -24420,29 +23541,7 @@
                 <w:szCs w:val="20"/>
                 <w:lang w:val="en-AE" w:eastAsia="en-AE"/>
               </w:rPr>
-              <w:t>{{</w:t>
-            </w:r>
-            <w:proofErr w:type="spellStart"/>
-            <w:r>
-              <w:rPr>
-                <w:rFonts w:asciiTheme="minorHAnsi" w:eastAsia="Times New Roman" w:hAnsiTheme="minorHAnsi" w:cstheme="minorHAnsi"/>
-                <w:color w:val="FFFFFF"/>
-                <w:sz w:val="20"/>
-                <w:szCs w:val="20"/>
-                <w:lang w:val="en-AE" w:eastAsia="en-AE"/>
-              </w:rPr>
-              <w:t>joints_fifthPipe</w:t>
-            </w:r>
-            <w:proofErr w:type="spellEnd"/>
-            <w:r>
-              <w:rPr>
-                <w:rFonts w:asciiTheme="minorHAnsi" w:eastAsia="Times New Roman" w:hAnsiTheme="minorHAnsi" w:cstheme="minorHAnsi"/>
-                <w:color w:val="FFFFFF"/>
-                <w:sz w:val="20"/>
-                <w:szCs w:val="20"/>
-                <w:lang w:val="en-AE" w:eastAsia="en-AE"/>
-              </w:rPr>
-              <w:t>}}</w:t>
+              <w:t>{{joints_fifthPipe}}</w:t>
             </w:r>
           </w:p>
         </w:tc>
@@ -24590,29 +23689,7 @@
                 <w:szCs w:val="20"/>
                 <w:lang w:val="en-AE" w:eastAsia="en-AE"/>
               </w:rPr>
-              <w:t xml:space="preserve">Nom </w:t>
-            </w:r>
-            <w:proofErr w:type="spellStart"/>
-            <w:r>
-              <w:rPr>
-                <w:rFonts w:asciiTheme="minorHAnsi" w:eastAsia="Times New Roman" w:hAnsiTheme="minorHAnsi" w:cstheme="minorHAnsi"/>
-                <w:color w:val="FFFFFF"/>
-                <w:sz w:val="20"/>
-                <w:szCs w:val="20"/>
-                <w:lang w:val="en-AE" w:eastAsia="en-AE"/>
-              </w:rPr>
-              <w:t>Thk</w:t>
-            </w:r>
-            <w:proofErr w:type="spellEnd"/>
-            <w:r>
-              <w:rPr>
-                <w:rFonts w:asciiTheme="minorHAnsi" w:eastAsia="Times New Roman" w:hAnsiTheme="minorHAnsi" w:cstheme="minorHAnsi"/>
-                <w:color w:val="FFFFFF"/>
-                <w:sz w:val="20"/>
-                <w:szCs w:val="20"/>
-                <w:lang w:val="en-AE" w:eastAsia="en-AE"/>
-              </w:rPr>
-              <w:t xml:space="preserve"> (in)</w:t>
+              <w:t>Nom Thk (in)</w:t>
             </w:r>
           </w:p>
         </w:tc>
@@ -24649,29 +23726,7 @@
                 <w:szCs w:val="20"/>
                 <w:lang w:val="en-AE" w:eastAsia="en-AE"/>
               </w:rPr>
-              <w:t xml:space="preserve">Min </w:t>
-            </w:r>
-            <w:proofErr w:type="spellStart"/>
-            <w:r>
-              <w:rPr>
-                <w:rFonts w:asciiTheme="minorHAnsi" w:eastAsia="Times New Roman" w:hAnsiTheme="minorHAnsi" w:cstheme="minorHAnsi"/>
-                <w:color w:val="FFFFFF"/>
-                <w:sz w:val="20"/>
-                <w:szCs w:val="20"/>
-                <w:lang w:val="en-AE" w:eastAsia="en-AE"/>
-              </w:rPr>
-              <w:t>Thk</w:t>
-            </w:r>
-            <w:proofErr w:type="spellEnd"/>
-            <w:r>
-              <w:rPr>
-                <w:rFonts w:asciiTheme="minorHAnsi" w:eastAsia="Times New Roman" w:hAnsiTheme="minorHAnsi" w:cstheme="minorHAnsi"/>
-                <w:color w:val="FFFFFF"/>
-                <w:sz w:val="20"/>
-                <w:szCs w:val="20"/>
-                <w:lang w:val="en-AE" w:eastAsia="en-AE"/>
-              </w:rPr>
-              <w:t xml:space="preserve"> (in)</w:t>
+              <w:t>Min Thk (in)</w:t>
             </w:r>
           </w:p>
         </w:tc>
@@ -25249,29 +24304,7 @@
                 <w:szCs w:val="20"/>
                 <w:lang w:val="en-AE" w:eastAsia="en-AE"/>
               </w:rPr>
-              <w:t>{{</w:t>
-            </w:r>
-            <w:proofErr w:type="spellStart"/>
-            <w:r>
-              <w:rPr>
-                <w:rFonts w:asciiTheme="minorHAnsi" w:eastAsia="Times New Roman" w:hAnsiTheme="minorHAnsi" w:cstheme="minorHAnsi"/>
-                <w:color w:val="FFFFFF"/>
-                <w:sz w:val="20"/>
-                <w:szCs w:val="20"/>
-                <w:lang w:val="en-AE" w:eastAsia="en-AE"/>
-              </w:rPr>
-              <w:t>joints_sixthPipe</w:t>
-            </w:r>
-            <w:proofErr w:type="spellEnd"/>
-            <w:r>
-              <w:rPr>
-                <w:rFonts w:asciiTheme="minorHAnsi" w:eastAsia="Times New Roman" w:hAnsiTheme="minorHAnsi" w:cstheme="minorHAnsi"/>
-                <w:color w:val="FFFFFF"/>
-                <w:sz w:val="20"/>
-                <w:szCs w:val="20"/>
-                <w:lang w:val="en-AE" w:eastAsia="en-AE"/>
-              </w:rPr>
-              <w:t>}}</w:t>
+              <w:t>{{joints_sixthPipe}}</w:t>
             </w:r>
           </w:p>
         </w:tc>
@@ -25419,29 +24452,7 @@
                 <w:szCs w:val="20"/>
                 <w:lang w:val="en-AE" w:eastAsia="en-AE"/>
               </w:rPr>
-              <w:t xml:space="preserve">Nom </w:t>
-            </w:r>
-            <w:proofErr w:type="spellStart"/>
-            <w:r>
-              <w:rPr>
-                <w:rFonts w:asciiTheme="minorHAnsi" w:eastAsia="Times New Roman" w:hAnsiTheme="minorHAnsi" w:cstheme="minorHAnsi"/>
-                <w:color w:val="FFFFFF"/>
-                <w:sz w:val="20"/>
-                <w:szCs w:val="20"/>
-                <w:lang w:val="en-AE" w:eastAsia="en-AE"/>
-              </w:rPr>
-              <w:t>Thk</w:t>
-            </w:r>
-            <w:proofErr w:type="spellEnd"/>
-            <w:r>
-              <w:rPr>
-                <w:rFonts w:asciiTheme="minorHAnsi" w:eastAsia="Times New Roman" w:hAnsiTheme="minorHAnsi" w:cstheme="minorHAnsi"/>
-                <w:color w:val="FFFFFF"/>
-                <w:sz w:val="20"/>
-                <w:szCs w:val="20"/>
-                <w:lang w:val="en-AE" w:eastAsia="en-AE"/>
-              </w:rPr>
-              <w:t xml:space="preserve"> (in)</w:t>
+              <w:t>Nom Thk (in)</w:t>
             </w:r>
           </w:p>
         </w:tc>
@@ -25478,29 +24489,7 @@
                 <w:szCs w:val="20"/>
                 <w:lang w:val="en-AE" w:eastAsia="en-AE"/>
               </w:rPr>
-              <w:t xml:space="preserve">Min </w:t>
-            </w:r>
-            <w:proofErr w:type="spellStart"/>
-            <w:r>
-              <w:rPr>
-                <w:rFonts w:asciiTheme="minorHAnsi" w:eastAsia="Times New Roman" w:hAnsiTheme="minorHAnsi" w:cstheme="minorHAnsi"/>
-                <w:color w:val="FFFFFF"/>
-                <w:sz w:val="20"/>
-                <w:szCs w:val="20"/>
-                <w:lang w:val="en-AE" w:eastAsia="en-AE"/>
-              </w:rPr>
-              <w:t>Thk</w:t>
-            </w:r>
-            <w:proofErr w:type="spellEnd"/>
-            <w:r>
-              <w:rPr>
-                <w:rFonts w:asciiTheme="minorHAnsi" w:eastAsia="Times New Roman" w:hAnsiTheme="minorHAnsi" w:cstheme="minorHAnsi"/>
-                <w:color w:val="FFFFFF"/>
-                <w:sz w:val="20"/>
-                <w:szCs w:val="20"/>
-                <w:lang w:val="en-AE" w:eastAsia="en-AE"/>
-              </w:rPr>
-              <w:t xml:space="preserve"> (in)</w:t>
+              <w:t>Min Thk (in)</w:t>
             </w:r>
           </w:p>
         </w:tc>
@@ -26048,8 +25037,8 @@
           <w:color w:val="auto"/>
         </w:rPr>
       </w:pPr>
-      <w:bookmarkStart w:id="34" w:name="_Toc109846278"/>
-      <w:bookmarkStart w:id="35" w:name="_Toc230601035"/>
+      <w:bookmarkStart w:id="32" w:name="_Toc109846278"/>
+      <w:bookmarkStart w:id="33" w:name="_Toc230601035"/>
       <w:r>
         <w:rPr>
           <w:noProof/>
@@ -26214,9 +25203,9 @@
         </w:rPr>
         <w:t>Metal Loss Pie Chart Summary</w:t>
       </w:r>
-      <w:bookmarkStart w:id="36" w:name="_Toc26181282"/>
-      <w:bookmarkEnd w:id="34"/>
-      <w:bookmarkEnd w:id="35"/>
+      <w:bookmarkStart w:id="34" w:name="_Toc26181282"/>
+      <w:bookmarkEnd w:id="32"/>
+      <w:bookmarkEnd w:id="33"/>
     </w:p>
     <w:p>
       <w:pPr>
@@ -26732,7 +25721,7 @@
         </w:rPr>
         <w:t xml:space="preserve"> - Metal Loss Pie Chart Summary</w:t>
       </w:r>
-      <w:bookmarkEnd w:id="36"/>
+      <w:bookmarkEnd w:id="34"/>
     </w:p>
     <w:p>
       <w:pPr>
@@ -26936,7 +25925,7 @@
           <w:color w:val="auto"/>
         </w:rPr>
       </w:pPr>
-      <w:bookmarkStart w:id="37" w:name="_Toc230601036"/>
+      <w:bookmarkStart w:id="35" w:name="_Toc230601036"/>
       <w:r>
         <w:rPr>
           <w:color w:val="auto"/>
@@ -26944,7 +25933,7 @@
         <w:lastRenderedPageBreak/>
         <w:t>Quality Control</w:t>
       </w:r>
-      <w:bookmarkEnd w:id="37"/>
+      <w:bookmarkEnd w:id="35"/>
     </w:p>
     <w:p>
       <w:pPr>
@@ -26973,7 +25962,7 @@
           <w:lang w:eastAsia="zh-CN"/>
         </w:rPr>
       </w:pPr>
-      <w:bookmarkStart w:id="38" w:name="OLE_LINK15"/>
+      <w:bookmarkStart w:id="36" w:name="OLE_LINK15"/>
       <w:r>
         <w:rPr>
           <w:rFonts w:asciiTheme="minorBidi" w:hAnsiTheme="minorBidi"/>
@@ -27141,7 +26130,7 @@
         <w:t>.</w:t>
       </w:r>
     </w:p>
-    <w:bookmarkEnd w:id="38"/>
+    <w:bookmarkEnd w:id="36"/>
     <w:p>
       <w:pPr>
         <w:pStyle w:val="ListParagraph"/>
@@ -27762,7 +26751,7 @@
         </w:rPr>
         <w:lastRenderedPageBreak/>
         <w:drawing>
-          <wp:anchor distT="0" distB="0" distL="114300" distR="114300" simplePos="0" relativeHeight="251649536" behindDoc="0" locked="0" layoutInCell="1" allowOverlap="1" wp14:anchorId="084BCEFC" wp14:editId="10695677">
+          <wp:anchor distT="0" distB="0" distL="114300" distR="114300" simplePos="0" relativeHeight="251649536" behindDoc="0" locked="0" layoutInCell="1" allowOverlap="1" wp14:anchorId="084BCEFC" wp14:editId="4F1F26F3">
             <wp:simplePos x="0" y="0"/>
             <wp:positionH relativeFrom="column">
               <wp:posOffset>255270</wp:posOffset>
@@ -27852,23 +26841,7 @@
           <w:b/>
           <w:bCs/>
         </w:rPr>
-        <w:t xml:space="preserve">Quality control guidelines across the main pass </w:t>
-      </w:r>
-      <w:proofErr w:type="gramStart"/>
-      <w:r>
-        <w:rPr>
-          <w:b/>
-          <w:bCs/>
-        </w:rPr>
-        <w:t>is</w:t>
-      </w:r>
-      <w:proofErr w:type="gramEnd"/>
-      <w:r>
-        <w:rPr>
-          <w:b/>
-          <w:bCs/>
-        </w:rPr>
-        <w:t xml:space="preserve"> shown in the figure below. </w:t>
+        <w:t xml:space="preserve">Quality control guidelines across the main pass is shown in the figure below. </w:t>
       </w:r>
     </w:p>
     <w:p>
@@ -27919,9 +26892,9 @@
           <w:color w:val="auto"/>
         </w:rPr>
       </w:pPr>
-      <w:bookmarkStart w:id="39" w:name="_Toc230601037"/>
-      <w:bookmarkStart w:id="40" w:name="_Toc22679771"/>
-      <w:bookmarkStart w:id="41" w:name="_Toc23528007"/>
+      <w:bookmarkStart w:id="37" w:name="_Toc230601037"/>
+      <w:bookmarkStart w:id="38" w:name="_Toc22679771"/>
+      <w:bookmarkStart w:id="39" w:name="_Toc23528007"/>
       <w:r>
         <w:rPr>
           <w:color w:val="auto"/>
@@ -27929,9 +26902,9 @@
         <w:lastRenderedPageBreak/>
         <w:t>Well Completion Diagram</w:t>
       </w:r>
-      <w:bookmarkStart w:id="42" w:name="_Toc26181286"/>
-      <w:bookmarkStart w:id="43" w:name="_Hlk136060395"/>
-      <w:bookmarkEnd w:id="39"/>
+      <w:bookmarkStart w:id="40" w:name="_Toc26181286"/>
+      <w:bookmarkStart w:id="41" w:name="_Hlk136060395"/>
+      <w:bookmarkEnd w:id="37"/>
     </w:p>
     <w:tbl>
       <w:tblPr>
@@ -28004,13 +26977,13 @@
         </w:rPr>
         <w:t xml:space="preserve"> - Well Cross Section Plot</w:t>
       </w:r>
-      <w:bookmarkEnd w:id="6"/>
-      <w:bookmarkEnd w:id="5"/>
       <w:bookmarkEnd w:id="4"/>
+      <w:bookmarkEnd w:id="3"/>
+      <w:bookmarkEnd w:id="2"/>
+      <w:bookmarkEnd w:id="38"/>
+      <w:bookmarkEnd w:id="39"/>
       <w:bookmarkEnd w:id="40"/>
       <w:bookmarkEnd w:id="41"/>
-      <w:bookmarkEnd w:id="42"/>
-      <w:bookmarkEnd w:id="43"/>
     </w:p>
     <w:p>
       <w:pPr>
@@ -28019,7 +26992,7 @@
           <w:color w:val="auto"/>
         </w:rPr>
       </w:pPr>
-      <w:bookmarkStart w:id="44" w:name="_Toc230601038"/>
+      <w:bookmarkStart w:id="42" w:name="_Toc230601038"/>
       <w:r>
         <w:rPr>
           <w:color w:val="auto"/>
@@ -28032,7 +27005,7 @@
         </w:rPr>
         <w:t xml:space="preserve"> Diagram</w:t>
       </w:r>
-      <w:bookmarkEnd w:id="44"/>
+      <w:bookmarkEnd w:id="42"/>
     </w:p>
     <w:tbl>
       <w:tblPr>
@@ -28068,15 +27041,7 @@
               <w:jc w:val="center"/>
             </w:pPr>
             <w:r>
-              <w:t>{{</w:t>
-            </w:r>
-            <w:proofErr w:type="spellStart"/>
-            <w:r>
-              <w:t>ts</w:t>
-            </w:r>
-            <w:proofErr w:type="spellEnd"/>
-            <w:r>
-              <w:t>}}</w:t>
+              <w:t>{{ts}}</w:t>
             </w:r>
           </w:p>
         </w:tc>
@@ -28413,7 +27378,7 @@
               <w:szCs w:val="20"/>
             </w:rPr>
           </w:pPr>
-          <w:bookmarkStart w:id="2" w:name="_Hlk26340721"/>
+          <w:bookmarkStart w:id="0" w:name="_Hlk26340721"/>
         </w:p>
       </w:tc>
     </w:tr>
@@ -28438,7 +27403,7 @@
         </w:p>
       </w:tc>
     </w:tr>
-    <w:bookmarkEnd w:id="2"/>
+    <w:bookmarkEnd w:id="0"/>
   </w:tbl>
   <w:p>
     <w:pPr>
@@ -28819,7 +27784,7 @@
         <w:sz w:val="20"/>
         <w:szCs w:val="20"/>
       </w:rPr>
-      <w:t>HRDH_1702_1</w:t>
+      <w:t>{{well_name}}</w:t>
     </w:r>
   </w:p>
   <w:p>
@@ -28897,35 +27862,7 @@
         <w:sz w:val="20"/>
         <w:szCs w:val="20"/>
       </w:rPr>
-      <w:t>15</w:t>
-    </w:r>
-    <w:r>
-      <w:rPr>
-        <w:sz w:val="20"/>
-        <w:szCs w:val="20"/>
-      </w:rPr>
-      <w:t>-</w:t>
-    </w:r>
-    <w:r>
-      <w:rPr>
-        <w:sz w:val="20"/>
-        <w:szCs w:val="20"/>
-      </w:rPr>
-      <w:t>May</w:t>
-    </w:r>
-    <w:r>
-      <w:rPr>
-        <w:sz w:val="20"/>
-        <w:szCs w:val="20"/>
-      </w:rPr>
-      <w:t>-202</w:t>
-    </w:r>
-    <w:r>
-      <w:rPr>
-        <w:sz w:val="20"/>
-        <w:szCs w:val="20"/>
-      </w:rPr>
-      <w:t>6</w:t>
+      <w:t>{{log_date}}</w:t>
     </w:r>
   </w:p>
 </w:hdr>
@@ -31760,6 +30697,7 @@
   <w:style w:type="character" w:default="1" w:styleId="DefaultParagraphFont">
     <w:name w:val="Default Paragraph Font"/>
     <w:uiPriority w:val="1"/>
+    <w:semiHidden/>
     <w:unhideWhenUsed/>
   </w:style>
   <w:style w:type="table" w:default="1" w:styleId="TableNormal">
@@ -35973,6 +34911,25 @@
 </file>
 
 <file path=customXml/item1.xml><?xml version="1.0" encoding="utf-8"?>
+<p:properties xmlns:p="http://schemas.microsoft.com/office/2006/metadata/properties" xmlns:xsi="http://www.w3.org/2001/XMLSchema-instance" xmlns:pc="http://schemas.microsoft.com/office/infopath/2007/PartnerControls">
+  <documentManagement/>
+</p:properties>
+</file>
+
+<file path=customXml/item2.xml><?xml version="1.0" encoding="utf-8"?>
+<b:Sources xmlns:b="http://schemas.openxmlformats.org/officeDocument/2006/bibliography" xmlns="http://schemas.openxmlformats.org/officeDocument/2006/bibliography" SelectedStyle="\APASixthEditionOfficeOnline.xsl" StyleName="APA" Version="6"/>
+</file>
+
+<file path=customXml/item3.xml><?xml version="1.0" encoding="utf-8"?>
+<?mso-contentType ?>
+<FormTemplates xmlns="http://schemas.microsoft.com/sharepoint/v3/contenttype/forms">
+  <Display>DocumentLibraryForm</Display>
+  <Edit>DocumentLibraryForm</Edit>
+  <New>DocumentLibraryForm</New>
+</FormTemplates>
+</file>
+
+<file path=customXml/item4.xml><?xml version="1.0" encoding="utf-8"?>
 <ct:contentTypeSchema xmlns:ct="http://schemas.microsoft.com/office/2006/metadata/contentType" xmlns:ma="http://schemas.microsoft.com/office/2006/metadata/properties/metaAttributes" ct:_="" ma:_="" ma:contentTypeName="Document" ma:contentTypeID="0x0101007BECBE631466E146A5A60A7FBFAB5446" ma:contentTypeVersion="8" ma:contentTypeDescription="Create a new document." ma:contentTypeScope="" ma:versionID="0f5e4eafd5d92c80c155f2206804de7f">
   <xsd:schema xmlns:xsd="http://www.w3.org/2001/XMLSchema" xmlns:xs="http://www.w3.org/2001/XMLSchema" xmlns:p="http://schemas.microsoft.com/office/2006/metadata/properties" xmlns:ns2="eb10c264-7177-4f90-96c4-984f47b9cc69" targetNamespace="http://schemas.microsoft.com/office/2006/metadata/properties" ma:root="true" ma:fieldsID="244178858aeb020dd8df612c45093a22" ns2:_="">
     <xsd:import namespace="eb10c264-7177-4f90-96c4-984f47b9cc69"/>
@@ -36144,26 +35101,32 @@
 </ct:contentTypeSchema>
 </file>
 
-<file path=customXml/item2.xml><?xml version="1.0" encoding="utf-8"?>
-<?mso-contentType ?>
-<FormTemplates xmlns="http://schemas.microsoft.com/sharepoint/v3/contenttype/forms">
-  <Display>DocumentLibraryForm</Display>
-  <Edit>DocumentLibraryForm</Edit>
-  <New>DocumentLibraryForm</New>
-</FormTemplates>
+<file path=customXml/itemProps1.xml><?xml version="1.0" encoding="utf-8"?>
+<ds:datastoreItem xmlns:ds="http://schemas.openxmlformats.org/officeDocument/2006/customXml" ds:itemID="{74A46DB4-35AB-4E89-AE84-AAE4879E018C}">
+  <ds:schemaRefs>
+    <ds:schemaRef ds:uri="http://schemas.microsoft.com/office/2006/metadata/properties"/>
+    <ds:schemaRef ds:uri="http://schemas.microsoft.com/office/infopath/2007/PartnerControls"/>
+  </ds:schemaRefs>
+</ds:datastoreItem>
 </file>
 
-<file path=customXml/item3.xml><?xml version="1.0" encoding="utf-8"?>
-<b:Sources xmlns:b="http://schemas.openxmlformats.org/officeDocument/2006/bibliography" xmlns="http://schemas.openxmlformats.org/officeDocument/2006/bibliography" SelectedStyle="\APASixthEditionOfficeOnline.xsl" StyleName="APA" Version="6"/>
+<file path=customXml/itemProps2.xml><?xml version="1.0" encoding="utf-8"?>
+<ds:datastoreItem xmlns:ds="http://schemas.openxmlformats.org/officeDocument/2006/customXml" ds:itemID="{2F984F2C-3394-4807-BB5C-769B95DB81F6}">
+  <ds:schemaRefs>
+    <ds:schemaRef ds:uri="http://schemas.openxmlformats.org/officeDocument/2006/bibliography"/>
+  </ds:schemaRefs>
+</ds:datastoreItem>
 </file>
 
-<file path=customXml/item4.xml><?xml version="1.0" encoding="utf-8"?>
-<p:properties xmlns:p="http://schemas.microsoft.com/office/2006/metadata/properties" xmlns:xsi="http://www.w3.org/2001/XMLSchema-instance" xmlns:pc="http://schemas.microsoft.com/office/infopath/2007/PartnerControls">
-  <documentManagement/>
-</p:properties>
+<file path=customXml/itemProps3.xml><?xml version="1.0" encoding="utf-8"?>
+<ds:datastoreItem xmlns:ds="http://schemas.openxmlformats.org/officeDocument/2006/customXml" ds:itemID="{79696F61-4EFA-4208-9DA2-098D4828C9DB}">
+  <ds:schemaRefs>
+    <ds:schemaRef ds:uri="http://schemas.microsoft.com/sharepoint/v3/contenttype/forms"/>
+  </ds:schemaRefs>
+</ds:datastoreItem>
 </file>
 
-<file path=customXml/itemProps1.xml><?xml version="1.0" encoding="utf-8"?>
+<file path=customXml/itemProps4.xml><?xml version="1.0" encoding="utf-8"?>
 <ds:datastoreItem xmlns:ds="http://schemas.openxmlformats.org/officeDocument/2006/customXml" ds:itemID="{2E26228A-8175-49C1-B0E8-F5B0407DC3F6}">
   <ds:schemaRefs>
     <ds:schemaRef ds:uri="http://schemas.microsoft.com/office/2006/metadata/contentType"/>
@@ -36179,29 +35142,4 @@
     <ds:schemaRef ds:uri="http://schemas.microsoft.com/internal/obd"/>
   </ds:schemaRefs>
 </ds:datastoreItem>
-</file>
-
-<file path=customXml/itemProps2.xml><?xml version="1.0" encoding="utf-8"?>
-<ds:datastoreItem xmlns:ds="http://schemas.openxmlformats.org/officeDocument/2006/customXml" ds:itemID="{79696F61-4EFA-4208-9DA2-098D4828C9DB}">
-  <ds:schemaRefs>
-    <ds:schemaRef ds:uri="http://schemas.microsoft.com/sharepoint/v3/contenttype/forms"/>
-  </ds:schemaRefs>
-</ds:datastoreItem>
-</file>
-
-<file path=customXml/itemProps3.xml><?xml version="1.0" encoding="utf-8"?>
-<ds:datastoreItem xmlns:ds="http://schemas.openxmlformats.org/officeDocument/2006/customXml" ds:itemID="{2F984F2C-3394-4807-BB5C-769B95DB81F6}">
-  <ds:schemaRefs>
-    <ds:schemaRef ds:uri="http://schemas.openxmlformats.org/officeDocument/2006/bibliography"/>
-  </ds:schemaRefs>
-</ds:datastoreItem>
-</file>
-
-<file path=customXml/itemProps4.xml><?xml version="1.0" encoding="utf-8"?>
-<ds:datastoreItem xmlns:ds="http://schemas.openxmlformats.org/officeDocument/2006/customXml" ds:itemID="{74A46DB4-35AB-4E89-AE84-AAE4879E018C}">
-  <ds:schemaRefs>
-    <ds:schemaRef ds:uri="http://schemas.microsoft.com/office/2006/metadata/properties"/>
-    <ds:schemaRef ds:uri="http://schemas.microsoft.com/office/infopath/2007/PartnerControls"/>
-  </ds:schemaRefs>
-</ds:datastoreItem>
 </file>